--- a/BEBENK WEB DOKUMEN.docx
+++ b/BEBENK WEB DOKUMEN.docx
@@ -5,6 +5,12 @@
     <w:p>
       <w:r>
         <w:t>BEBENK WEB DOKUMEN</w:t>
+      </w:r>
+    </w:p>
+    <w:p/>
+    <w:p>
+      <w:r>
+        <w:t>https://bebeng-bank-jakarta-green.vercel.app/settings</w:t>
       </w:r>
     </w:p>
     <w:p>
@@ -942,6 +948,7 @@
           <w:i/>
           <w:iCs/>
         </w:rPr>
+        <w:lastRenderedPageBreak/>
         <w:t>Fungsi:</w:t>
       </w:r>
       <w:r>
@@ -966,7 +973,6 @@
         <w:rPr>
           <w:rFonts w:hAnsi="Symbol"/>
         </w:rPr>
-        <w:lastRenderedPageBreak/>
         <w:t></w:t>
       </w:r>
       <w:r>
@@ -4428,22 +4434,932 @@
     </w:p>
     <w:p>
       <w:pPr>
+        <w:pStyle w:val="NormalWeb"/>
+        <w:spacing w:before="0" w:beforeAutospacing="0" w:after="120" w:afterAutospacing="0"/>
+        <w:textAlignment w:val="baseline"/>
+        <w:rPr>
+          <w:rFonts w:ascii="Arial" w:hAnsi="Arial" w:cs="Arial"/>
+          <w:sz w:val="22"/>
+          <w:szCs w:val="22"/>
+        </w:rPr>
+      </w:pPr>
+    </w:p>
+    <w:p>
+      <w:pPr>
+        <w:pStyle w:val="NormalWeb"/>
+        <w:spacing w:before="0" w:beforeAutospacing="0" w:after="120" w:afterAutospacing="0"/>
+        <w:textAlignment w:val="baseline"/>
+        <w:rPr>
+          <w:rFonts w:ascii="Arial" w:hAnsi="Arial" w:cs="Arial"/>
+          <w:sz w:val="22"/>
+          <w:szCs w:val="22"/>
+        </w:rPr>
+      </w:pPr>
+    </w:p>
+    <w:p>
+      <w:pPr>
+        <w:rPr>
+          <w:rFonts w:ascii="Arial" w:eastAsia="Times New Roman" w:hAnsi="Arial" w:cs="Arial"/>
+          <w:lang w:eastAsia="en-ID"/>
+        </w:rPr>
+      </w:pPr>
+      <w:r>
+        <w:rPr>
+          <w:rFonts w:ascii="Arial" w:hAnsi="Arial" w:cs="Arial"/>
+        </w:rPr>
+        <w:br w:type="page"/>
+      </w:r>
+    </w:p>
+    <w:p>
+      <w:pPr>
+        <w:pStyle w:val="NormalWeb"/>
+      </w:pPr>
+      <w:r>
+        <w:lastRenderedPageBreak/>
+        <w:t>STATUS: PROJECT STRUCTURE LOCKED</w:t>
+      </w:r>
+    </w:p>
+    <w:p>
+      <w:pPr>
+        <w:pStyle w:val="NormalWeb"/>
+      </w:pPr>
+      <w:r>
+        <w:rPr>
+          <w:b/>
+          <w:bCs/>
+        </w:rPr>
+        <w:t>Inventaris File (File Registry):</w:t>
+      </w:r>
+    </w:p>
+    <w:p>
+      <w:pPr>
+        <w:pStyle w:val="NormalWeb"/>
+        <w:numPr>
+          <w:ilvl w:val="0"/>
+          <w:numId w:val="32"/>
+        </w:numPr>
+      </w:pPr>
+      <w:r>
+        <w:rPr>
+          <w:rStyle w:val="HTMLCode"/>
+        </w:rPr>
+        <w:t>supabase/schema.sql</w:t>
+      </w:r>
+      <w:r>
+        <w:t xml:space="preserve"> (Database DDL &amp; Security RLS)</w:t>
+      </w:r>
+    </w:p>
+    <w:p>
+      <w:pPr>
+        <w:pStyle w:val="NormalWeb"/>
+        <w:numPr>
+          <w:ilvl w:val="0"/>
+          <w:numId w:val="32"/>
+        </w:numPr>
+      </w:pPr>
+      <w:r>
+        <w:rPr>
+          <w:rStyle w:val="HTMLCode"/>
+        </w:rPr>
+        <w:t>lib/supabase/client.ts</w:t>
+      </w:r>
+      <w:r>
+        <w:t xml:space="preserve"> (Supabase Browser Client)</w:t>
+      </w:r>
+    </w:p>
+    <w:p>
+      <w:pPr>
+        <w:pStyle w:val="NormalWeb"/>
+        <w:numPr>
+          <w:ilvl w:val="0"/>
+          <w:numId w:val="32"/>
+        </w:numPr>
+      </w:pPr>
+      <w:r>
+        <w:rPr>
+          <w:rStyle w:val="HTMLCode"/>
+        </w:rPr>
+        <w:t>lib/supabase/server.ts</w:t>
+      </w:r>
+      <w:r>
+        <w:t xml:space="preserve"> (Supabase Server SSR Client)</w:t>
+      </w:r>
+    </w:p>
+    <w:p>
+      <w:pPr>
+        <w:pStyle w:val="NormalWeb"/>
+        <w:numPr>
+          <w:ilvl w:val="0"/>
+          <w:numId w:val="32"/>
+        </w:numPr>
+      </w:pPr>
+      <w:r>
+        <w:rPr>
+          <w:rStyle w:val="HTMLCode"/>
+        </w:rPr>
+        <w:t>lib/utils.ts</w:t>
+      </w:r>
+      <w:r>
+        <w:t xml:space="preserve"> (Classname Utilities &amp; Formatters)</w:t>
+      </w:r>
+    </w:p>
+    <w:p>
+      <w:pPr>
+        <w:pStyle w:val="NormalWeb"/>
+        <w:numPr>
+          <w:ilvl w:val="0"/>
+          <w:numId w:val="32"/>
+        </w:numPr>
+      </w:pPr>
+      <w:r>
+        <w:rPr>
+          <w:rStyle w:val="HTMLCode"/>
+        </w:rPr>
+        <w:t>app/api/reports/route.ts</w:t>
+      </w:r>
+      <w:r>
+        <w:t xml:space="preserve"> (API Endpoint CRUD Laporan Harian)</w:t>
+      </w:r>
+    </w:p>
+    <w:p>
+      <w:pPr>
+        <w:pStyle w:val="NormalWeb"/>
+        <w:numPr>
+          <w:ilvl w:val="0"/>
+          <w:numId w:val="32"/>
+        </w:numPr>
+      </w:pPr>
+      <w:r>
+        <w:rPr>
+          <w:rStyle w:val="HTMLCode"/>
+        </w:rPr>
+        <w:t>app/api/lock-status/route.ts</w:t>
+      </w:r>
+      <w:r>
+        <w:t xml:space="preserve"> (API Endpoint Lock/Unlock Laporan)</w:t>
+      </w:r>
+    </w:p>
+    <w:p>
+      <w:pPr>
+        <w:pStyle w:val="NormalWeb"/>
+        <w:numPr>
+          <w:ilvl w:val="0"/>
+          <w:numId w:val="32"/>
+        </w:numPr>
+      </w:pPr>
+      <w:r>
+        <w:rPr>
+          <w:rStyle w:val="HTMLCode"/>
+        </w:rPr>
+        <w:t>components/grid/UnitGrid.tsx</w:t>
+      </w:r>
+      <w:r>
+        <w:t xml:space="preserve"> (Wrapper Komponen AG Grid Interactive)</w:t>
+      </w:r>
+    </w:p>
+    <w:p>
+      <w:pPr>
+        <w:pStyle w:val="NormalWeb"/>
+        <w:numPr>
+          <w:ilvl w:val="0"/>
+          <w:numId w:val="32"/>
+        </w:numPr>
+      </w:pPr>
+      <w:r>
+        <w:rPr>
+          <w:rStyle w:val="HTMLCode"/>
+        </w:rPr>
+        <w:t>components/dashboard/HeaderNav.tsx</w:t>
+      </w:r>
+      <w:r>
+        <w:t xml:space="preserve"> (Enterprise Navigation Bar)</w:t>
+      </w:r>
+    </w:p>
+    <w:p>
+      <w:pPr>
+        <w:pStyle w:val="NormalWeb"/>
+        <w:numPr>
+          <w:ilvl w:val="0"/>
+          <w:numId w:val="32"/>
+        </w:numPr>
+      </w:pPr>
+      <w:r>
+        <w:rPr>
+          <w:rStyle w:val="HTMLCode"/>
+        </w:rPr>
+        <w:t>app/(auth)/login/page.tsx</w:t>
+      </w:r>
+      <w:r>
+        <w:t xml:space="preserve"> (Halaman Auth Login)</w:t>
+      </w:r>
+    </w:p>
+    <w:p>
+      <w:pPr>
+        <w:pStyle w:val="NormalWeb"/>
+        <w:numPr>
+          <w:ilvl w:val="0"/>
+          <w:numId w:val="32"/>
+        </w:numPr>
+      </w:pPr>
+      <w:r>
+        <w:rPr>
+          <w:rStyle w:val="HTMLCode"/>
+        </w:rPr>
+        <w:t>app/(dashboard)/layout.tsx</w:t>
+      </w:r>
+      <w:r>
+        <w:t xml:space="preserve"> (Dashboard Shell Layout)</w:t>
+      </w:r>
+    </w:p>
+    <w:p>
+      <w:pPr>
+        <w:pStyle w:val="NormalWeb"/>
+        <w:numPr>
+          <w:ilvl w:val="0"/>
+          <w:numId w:val="32"/>
+        </w:numPr>
+      </w:pPr>
+      <w:r>
+        <w:rPr>
+          <w:rStyle w:val="HTMLCode"/>
+        </w:rPr>
+        <w:t>app/(dashboard)/head-area/page.tsx</w:t>
+      </w:r>
+      <w:r>
+        <w:t xml:space="preserve"> (Dashboard Konsolidasi Head Area)</w:t>
+      </w:r>
+    </w:p>
+    <w:p>
+      <w:pPr>
+        <w:pStyle w:val="NormalWeb"/>
+        <w:numPr>
+          <w:ilvl w:val="0"/>
+          <w:numId w:val="32"/>
+        </w:numPr>
+      </w:pPr>
+      <w:r>
+        <w:rPr>
+          <w:rStyle w:val="HTMLCode"/>
+        </w:rPr>
+        <w:t>app/(dashboard)/unit-grid/page.tsx</w:t>
+      </w:r>
+      <w:r>
+        <w:t xml:space="preserve"> (Halaman Grid Input MUH)</w:t>
+      </w:r>
+    </w:p>
+    <w:p>
+      <w:pPr>
+        <w:pStyle w:val="NormalWeb"/>
+        <w:spacing w:before="0" w:beforeAutospacing="0" w:after="120" w:afterAutospacing="0"/>
+        <w:textAlignment w:val="baseline"/>
+        <w:rPr>
+          <w:rFonts w:ascii="Arial" w:hAnsi="Arial" w:cs="Arial"/>
+          <w:color w:val="000000"/>
+          <w:sz w:val="22"/>
+          <w:szCs w:val="22"/>
+        </w:rPr>
+      </w:pPr>
+    </w:p>
+    <w:p>
+      <w:pPr>
+        <w:pStyle w:val="Heading1"/>
+      </w:pPr>
+      <w:r>
+        <w:rPr>
+          <w:rFonts w:ascii="Segoe UI Emoji" w:hAnsi="Segoe UI Emoji" w:cs="Segoe UI Emoji"/>
+        </w:rPr>
+        <w:t>🚀</w:t>
+      </w:r>
+      <w:r>
+        <w:t xml:space="preserve"> PROJECT STRUCTURE &amp; FILE REGISTRY</w:t>
+      </w:r>
+    </w:p>
+    <w:p>
+      <w:pPr>
+        <w:pStyle w:val="NormalWeb"/>
+      </w:pPr>
+      <w:r>
+        <w:rPr>
+          <w:rStyle w:val="Strong"/>
+        </w:rPr>
+        <w:t>Project:</w:t>
+      </w:r>
+      <w:r>
+        <w:t xml:space="preserve"> Bank Daily Unit Reporting Web App</w:t>
+      </w:r>
+    </w:p>
+    <w:p>
+      <w:pPr>
+        <w:pStyle w:val="NormalWeb"/>
+      </w:pPr>
+      <w:r>
+        <w:rPr>
+          <w:rStyle w:val="Strong"/>
+        </w:rPr>
+        <w:t>Architecture:</w:t>
+      </w:r>
+      <w:r>
+        <w:t xml:space="preserve"> Next.js (App Router) + Supabase + AG Grid</w:t>
+      </w:r>
+    </w:p>
+    <w:p>
+      <w:pPr>
+        <w:pStyle w:val="NormalWeb"/>
+      </w:pPr>
+      <w:r>
+        <w:rPr>
+          <w:rStyle w:val="Strong"/>
+        </w:rPr>
+        <w:t>Status:</w:t>
+      </w:r>
+      <w:r>
+        <w:t xml:space="preserve"> </w:t>
+      </w:r>
+      <w:r>
+        <w:rPr>
+          <w:rStyle w:val="HTMLCode"/>
+        </w:rPr>
+        <w:t>PROJECT STRUCTURE LOCKED</w:t>
+      </w:r>
+    </w:p>
+    <w:p>
+      <w:pPr>
+        <w:pStyle w:val="Heading2"/>
+      </w:pPr>
+      <w:r>
+        <w:rPr>
+          <w:rFonts w:ascii="Segoe UI Emoji" w:hAnsi="Segoe UI Emoji" w:cs="Segoe UI Emoji"/>
+        </w:rPr>
+        <w:t>📂</w:t>
+      </w:r>
+      <w:r>
+        <w:t xml:space="preserve"> Kelompok &amp; Modul Sistem</w:t>
+      </w:r>
+    </w:p>
+    <w:p>
+      <w:pPr>
         <w:pStyle w:val="Heading3"/>
-        <w:spacing w:before="120" w:beforeAutospacing="0" w:after="120" w:afterAutospacing="0"/>
-      </w:pPr>
-      <w:r>
-        <w:rPr>
-          <w:rFonts w:ascii="Arial" w:hAnsi="Arial" w:cs="Arial"/>
-          <w:color w:val="1F1F1F"/>
-          <w:sz w:val="28"/>
-          <w:szCs w:val="28"/>
-        </w:rPr>
-        <w:t>2. KONFIRMASI TEKNOLOGI (TECHNOLOGY CONFIRMATION)</w:t>
+      </w:pPr>
+      <w:r>
+        <w:t>1. Database &amp; Security Layer (</w:t>
+      </w:r>
+      <w:r>
+        <w:rPr>
+          <w:rStyle w:val="HTMLCode"/>
+        </w:rPr>
+        <w:t>/supabase</w:t>
+      </w:r>
+      <w:r>
+        <w:t>)</w:t>
+      </w:r>
+    </w:p>
+    <w:p>
+      <w:pPr>
+        <w:pStyle w:val="NormalWeb"/>
+      </w:pPr>
+      <w:r>
+        <w:t>Menangani skema tabel PostgreSQL, relasi, constraint data, serta Row Level Security (RLS) untuk menjamin isolasi data antar-unit dan penguncian laporan harian.</w:t>
+      </w:r>
+    </w:p>
+    <w:p>
+      <w:pPr>
+        <w:pStyle w:val="Heading3"/>
+      </w:pPr>
+      <w:r>
+        <w:t>2. Infrastructure &amp; Helper Layer (</w:t>
+      </w:r>
+      <w:r>
+        <w:rPr>
+          <w:rStyle w:val="HTMLCode"/>
+        </w:rPr>
+        <w:t>/lib</w:t>
+      </w:r>
+      <w:r>
+        <w:t>)</w:t>
+      </w:r>
+    </w:p>
+    <w:p>
+      <w:pPr>
+        <w:pStyle w:val="NormalWeb"/>
+      </w:pPr>
+      <w:r>
+        <w:t>Menyediakan instansiasi Supabase Client (Browser Client &amp; SSR Cookie-based Server Client) serta utility helper untuk pengolahan classname dan format tanggal.</w:t>
+      </w:r>
+    </w:p>
+    <w:p>
+      <w:pPr>
+        <w:pStyle w:val="Heading3"/>
+      </w:pPr>
+      <w:r>
+        <w:t>3. Backend API Route Layer (</w:t>
+      </w:r>
+      <w:r>
+        <w:rPr>
+          <w:rStyle w:val="HTMLCode"/>
+        </w:rPr>
+        <w:t>/app/api</w:t>
+      </w:r>
+      <w:r>
+        <w:t>)</w:t>
+      </w:r>
+    </w:p>
+    <w:p>
+      <w:pPr>
+        <w:pStyle w:val="NormalWeb"/>
+      </w:pPr>
+      <w:r>
+        <w:t>Endpoint REST API internal Next.js untuk memproses query data laporan harian, upsert cell grid secara masal/individual, dan aksi locking/unlocking oleh Head Area.</w:t>
+      </w:r>
+    </w:p>
+    <w:p>
+      <w:pPr>
+        <w:pStyle w:val="Heading3"/>
+      </w:pPr>
+      <w:r>
+        <w:t>4. UI Component Layer (</w:t>
+      </w:r>
+      <w:r>
+        <w:rPr>
+          <w:rStyle w:val="HTMLCode"/>
+        </w:rPr>
+        <w:t>/components</w:t>
+      </w:r>
+      <w:r>
+        <w:t>)</w:t>
+      </w:r>
+    </w:p>
+    <w:p>
+      <w:pPr>
+        <w:pStyle w:val="NormalWeb"/>
+      </w:pPr>
+      <w:r>
+        <w:t>Komponen visual modular mencakup AG Grid wrapper untuk input interaktif, navigasi topbar enterprise, serta widget statistik pemantauan.</w:t>
+      </w:r>
+    </w:p>
+    <w:p>
+      <w:pPr>
+        <w:pStyle w:val="Heading3"/>
+      </w:pPr>
+      <w:r>
+        <w:lastRenderedPageBreak/>
+        <w:t>5. Application Pages &amp; Layout Layer (</w:t>
+      </w:r>
+      <w:r>
+        <w:rPr>
+          <w:rStyle w:val="HTMLCode"/>
+        </w:rPr>
+        <w:t>/app</w:t>
+      </w:r>
+      <w:r>
+        <w:t>)</w:t>
+      </w:r>
+    </w:p>
+    <w:p>
+      <w:pPr>
+        <w:pStyle w:val="NormalWeb"/>
+      </w:pPr>
+      <w:r>
+        <w:t>Rute halaman utama Next.js App Router (Authentication Login, Shell Layout, Consolidated Monitor Head Area, dan Grid Input MUH).</w:t>
+      </w:r>
+    </w:p>
+    <w:p>
+      <w:pPr>
+        <w:pStyle w:val="Heading2"/>
+      </w:pPr>
+      <w:r>
+        <w:rPr>
+          <w:rFonts w:ascii="Segoe UI Emoji" w:hAnsi="Segoe UI Emoji" w:cs="Segoe UI Emoji"/>
+        </w:rPr>
+        <w:t>🌲</w:t>
+      </w:r>
+      <w:r>
+        <w:t xml:space="preserve"> Pohon Struktur Folder &amp; File Complete Blueprint</w:t>
+      </w:r>
+    </w:p>
+    <w:p>
+      <w:pPr>
+        <w:pStyle w:val="HTMLPreformatted"/>
+        <w:rPr>
+          <w:rStyle w:val="HTMLCode"/>
+        </w:rPr>
+      </w:pPr>
+      <w:r>
+        <w:rPr>
+          <w:rStyle w:val="HTMLCode"/>
+        </w:rPr>
+        <w:t>bank-reporting-app/</w:t>
+      </w:r>
+    </w:p>
+    <w:p>
+      <w:pPr>
+        <w:pStyle w:val="HTMLPreformatted"/>
+        <w:rPr>
+          <w:rStyle w:val="HTMLCode"/>
+        </w:rPr>
+      </w:pPr>
+      <w:r>
+        <w:rPr>
+          <w:rStyle w:val="HTMLCode"/>
+        </w:rPr>
+        <w:t>├── supabase/</w:t>
+      </w:r>
+    </w:p>
+    <w:p>
+      <w:pPr>
+        <w:pStyle w:val="HTMLPreformatted"/>
+        <w:rPr>
+          <w:rStyle w:val="HTMLCode"/>
+        </w:rPr>
+      </w:pPr>
+      <w:r>
+        <w:rPr>
+          <w:rStyle w:val="HTMLCode"/>
+        </w:rPr>
+        <w:t>│   └── schema.sql                  --&gt; [FILE 01] DDL Tables, Triggers &amp; RLS Policies</w:t>
+      </w:r>
+    </w:p>
+    <w:p>
+      <w:pPr>
+        <w:pStyle w:val="HTMLPreformatted"/>
+        <w:rPr>
+          <w:rStyle w:val="HTMLCode"/>
+        </w:rPr>
+      </w:pPr>
+      <w:r>
+        <w:rPr>
+          <w:rStyle w:val="HTMLCode"/>
+        </w:rPr>
+        <w:t>├── lib/</w:t>
+      </w:r>
+    </w:p>
+    <w:p>
+      <w:pPr>
+        <w:pStyle w:val="HTMLPreformatted"/>
+        <w:rPr>
+          <w:rStyle w:val="HTMLCode"/>
+        </w:rPr>
+      </w:pPr>
+      <w:r>
+        <w:rPr>
+          <w:rStyle w:val="HTMLCode"/>
+        </w:rPr>
+        <w:t>│   ├── supabase/</w:t>
+      </w:r>
+    </w:p>
+    <w:p>
+      <w:pPr>
+        <w:pStyle w:val="HTMLPreformatted"/>
+        <w:rPr>
+          <w:rStyle w:val="HTMLCode"/>
+        </w:rPr>
+      </w:pPr>
+      <w:r>
+        <w:rPr>
+          <w:rStyle w:val="HTMLCode"/>
+        </w:rPr>
+        <w:t>│   │   ├── client.ts              --&gt; [FILE 02] Supabase Browser Client</w:t>
+      </w:r>
+    </w:p>
+    <w:p>
+      <w:pPr>
+        <w:pStyle w:val="HTMLPreformatted"/>
+        <w:rPr>
+          <w:rStyle w:val="HTMLCode"/>
+        </w:rPr>
+      </w:pPr>
+      <w:r>
+        <w:rPr>
+          <w:rStyle w:val="HTMLCode"/>
+        </w:rPr>
+        <w:t>│   │   └── server.ts              --&gt; [FILE 03] Supabase Server Client (Cookies SSR)</w:t>
+      </w:r>
+    </w:p>
+    <w:p>
+      <w:pPr>
+        <w:pStyle w:val="HTMLPreformatted"/>
+        <w:rPr>
+          <w:rStyle w:val="HTMLCode"/>
+        </w:rPr>
+      </w:pPr>
+      <w:r>
+        <w:rPr>
+          <w:rStyle w:val="HTMLCode"/>
+        </w:rPr>
+        <w:t>│   └── utils.ts                   --&gt; [FILE 04] Tailwind &amp; Formatting Utilities</w:t>
+      </w:r>
+    </w:p>
+    <w:p>
+      <w:pPr>
+        <w:pStyle w:val="HTMLPreformatted"/>
+        <w:rPr>
+          <w:rStyle w:val="HTMLCode"/>
+        </w:rPr>
+      </w:pPr>
+      <w:r>
+        <w:rPr>
+          <w:rStyle w:val="HTMLCode"/>
+        </w:rPr>
+        <w:t>├── app/</w:t>
+      </w:r>
+    </w:p>
+    <w:p>
+      <w:pPr>
+        <w:pStyle w:val="HTMLPreformatted"/>
+        <w:rPr>
+          <w:rStyle w:val="HTMLCode"/>
+        </w:rPr>
+      </w:pPr>
+      <w:r>
+        <w:rPr>
+          <w:rStyle w:val="HTMLCode"/>
+        </w:rPr>
+        <w:t>│   ├── (auth)/</w:t>
+      </w:r>
+    </w:p>
+    <w:p>
+      <w:pPr>
+        <w:pStyle w:val="HTMLPreformatted"/>
+        <w:rPr>
+          <w:rStyle w:val="HTMLCode"/>
+        </w:rPr>
+      </w:pPr>
+      <w:r>
+        <w:rPr>
+          <w:rStyle w:val="HTMLCode"/>
+        </w:rPr>
+        <w:t>│   │   └── login/</w:t>
+      </w:r>
+    </w:p>
+    <w:p>
+      <w:pPr>
+        <w:pStyle w:val="HTMLPreformatted"/>
+        <w:rPr>
+          <w:rStyle w:val="HTMLCode"/>
+        </w:rPr>
+      </w:pPr>
+      <w:r>
+        <w:rPr>
+          <w:rStyle w:val="HTMLCode"/>
+        </w:rPr>
+        <w:t>│   │       └── page.tsx           --&gt; [FILE 05] Login Page (Role Selection &amp; Auth)</w:t>
+      </w:r>
+    </w:p>
+    <w:p>
+      <w:pPr>
+        <w:pStyle w:val="HTMLPreformatted"/>
+        <w:rPr>
+          <w:rStyle w:val="HTMLCode"/>
+        </w:rPr>
+      </w:pPr>
+      <w:r>
+        <w:rPr>
+          <w:rStyle w:val="HTMLCode"/>
+        </w:rPr>
+        <w:t>│   ├── (dashboard)/</w:t>
+      </w:r>
+    </w:p>
+    <w:p>
+      <w:pPr>
+        <w:pStyle w:val="HTMLPreformatted"/>
+        <w:rPr>
+          <w:rStyle w:val="HTMLCode"/>
+        </w:rPr>
+      </w:pPr>
+      <w:r>
+        <w:rPr>
+          <w:rStyle w:val="HTMLCode"/>
+        </w:rPr>
+        <w:t>│   │   ├── layout.tsx             --&gt; [FILE 06] Dashboard Shell Layout &amp; Navigation Wrapper</w:t>
+      </w:r>
+    </w:p>
+    <w:p>
+      <w:pPr>
+        <w:pStyle w:val="HTMLPreformatted"/>
+        <w:rPr>
+          <w:rStyle w:val="HTMLCode"/>
+        </w:rPr>
+      </w:pPr>
+      <w:r>
+        <w:rPr>
+          <w:rStyle w:val="HTMLCode"/>
+        </w:rPr>
+        <w:t>│   │   ├── head-area/</w:t>
+      </w:r>
+    </w:p>
+    <w:p>
+      <w:pPr>
+        <w:pStyle w:val="HTMLPreformatted"/>
+        <w:rPr>
+          <w:rStyle w:val="HTMLCode"/>
+        </w:rPr>
+      </w:pPr>
+      <w:r>
+        <w:rPr>
+          <w:rStyle w:val="HTMLCode"/>
+        </w:rPr>
+        <w:t>│   │   │   └── page.tsx           --&gt; [FILE 07] Head Area Monitoring &amp; Lock Control</w:t>
+      </w:r>
+    </w:p>
+    <w:p>
+      <w:pPr>
+        <w:pStyle w:val="HTMLPreformatted"/>
+        <w:rPr>
+          <w:rStyle w:val="HTMLCode"/>
+        </w:rPr>
+      </w:pPr>
+      <w:r>
+        <w:rPr>
+          <w:rStyle w:val="HTMLCode"/>
+        </w:rPr>
+        <w:t>│   │   └── unit-grid/</w:t>
+      </w:r>
+    </w:p>
+    <w:p>
+      <w:pPr>
+        <w:pStyle w:val="HTMLPreformatted"/>
+        <w:rPr>
+          <w:rStyle w:val="HTMLCode"/>
+        </w:rPr>
+      </w:pPr>
+      <w:r>
+        <w:rPr>
+          <w:rStyle w:val="HTMLCode"/>
+        </w:rPr>
+        <w:t>│   │       └── page.tsx           --&gt; [FILE 08] MUH Interactive Grid Input Page</w:t>
+      </w:r>
+    </w:p>
+    <w:p>
+      <w:pPr>
+        <w:pStyle w:val="HTMLPreformatted"/>
+        <w:rPr>
+          <w:rStyle w:val="HTMLCode"/>
+        </w:rPr>
+      </w:pPr>
+      <w:r>
+        <w:rPr>
+          <w:rStyle w:val="HTMLCode"/>
+        </w:rPr>
+        <w:t>│   └── api/</w:t>
+      </w:r>
+    </w:p>
+    <w:p>
+      <w:pPr>
+        <w:pStyle w:val="HTMLPreformatted"/>
+        <w:rPr>
+          <w:rStyle w:val="HTMLCode"/>
+        </w:rPr>
+      </w:pPr>
+      <w:r>
+        <w:rPr>
+          <w:rStyle w:val="HTMLCode"/>
+        </w:rPr>
+        <w:t>│       ├── reports/</w:t>
+      </w:r>
+    </w:p>
+    <w:p>
+      <w:pPr>
+        <w:pStyle w:val="HTMLPreformatted"/>
+        <w:rPr>
+          <w:rStyle w:val="HTMLCode"/>
+        </w:rPr>
+      </w:pPr>
+      <w:r>
+        <w:rPr>
+          <w:rStyle w:val="HTMLCode"/>
+        </w:rPr>
+        <w:t>│       │   └── route.ts           --&gt; [FILE 09] GET &amp; POST/PUT Reports Data</w:t>
+      </w:r>
+    </w:p>
+    <w:p>
+      <w:pPr>
+        <w:pStyle w:val="HTMLPreformatted"/>
+        <w:rPr>
+          <w:rStyle w:val="HTMLCode"/>
+        </w:rPr>
+      </w:pPr>
+      <w:r>
+        <w:rPr>
+          <w:rStyle w:val="HTMLCode"/>
+        </w:rPr>
+        <w:t>│       └── lock-status/</w:t>
+      </w:r>
+    </w:p>
+    <w:p>
+      <w:pPr>
+        <w:pStyle w:val="HTMLPreformatted"/>
+        <w:rPr>
+          <w:rStyle w:val="HTMLCode"/>
+        </w:rPr>
+      </w:pPr>
+      <w:r>
+        <w:rPr>
+          <w:rStyle w:val="HTMLCode"/>
+        </w:rPr>
+        <w:t>│           └── route.ts           --&gt; [FILE 10] POST Lock / Unlock Daily Reports</w:t>
+      </w:r>
+    </w:p>
+    <w:p>
+      <w:pPr>
+        <w:pStyle w:val="HTMLPreformatted"/>
+        <w:rPr>
+          <w:rStyle w:val="HTMLCode"/>
+        </w:rPr>
+      </w:pPr>
+      <w:r>
+        <w:rPr>
+          <w:rStyle w:val="HTMLCode"/>
+        </w:rPr>
+        <w:t>└── components/</w:t>
+      </w:r>
+    </w:p>
+    <w:p>
+      <w:pPr>
+        <w:pStyle w:val="HTMLPreformatted"/>
+        <w:rPr>
+          <w:rStyle w:val="HTMLCode"/>
+        </w:rPr>
+      </w:pPr>
+      <w:r>
+        <w:rPr>
+          <w:rStyle w:val="HTMLCode"/>
+        </w:rPr>
+        <w:t xml:space="preserve">    ├── dashboard/</w:t>
+      </w:r>
+    </w:p>
+    <w:p>
+      <w:pPr>
+        <w:pStyle w:val="HTMLPreformatted"/>
+        <w:rPr>
+          <w:rStyle w:val="HTMLCode"/>
+        </w:rPr>
+      </w:pPr>
+      <w:r>
+        <w:rPr>
+          <w:rStyle w:val="HTMLCode"/>
+        </w:rPr>
+        <w:t xml:space="preserve">    │   ├── HeaderNav.tsx          --&gt; [FILE 11] Topbar Enterprise Header</w:t>
+      </w:r>
+    </w:p>
+    <w:p>
+      <w:pPr>
+        <w:pStyle w:val="HTMLPreformatted"/>
+        <w:rPr>
+          <w:rStyle w:val="HTMLCode"/>
+        </w:rPr>
+      </w:pPr>
+      <w:r>
+        <w:rPr>
+          <w:rStyle w:val="HTMLCode"/>
+        </w:rPr>
+        <w:t xml:space="preserve">    │   └── StatCard.tsx           --&gt; [FILE 12] Summary Metric Widget Card</w:t>
+      </w:r>
+    </w:p>
+    <w:p>
+      <w:pPr>
+        <w:pStyle w:val="HTMLPreformatted"/>
+        <w:rPr>
+          <w:rStyle w:val="HTMLCode"/>
+        </w:rPr>
+      </w:pPr>
+      <w:r>
+        <w:rPr>
+          <w:rStyle w:val="HTMLCode"/>
+        </w:rPr>
+        <w:t xml:space="preserve">    └── grid/</w:t>
+      </w:r>
+    </w:p>
+    <w:p>
+      <w:pPr>
+        <w:pStyle w:val="HTMLPreformatted"/>
+        <w:rPr>
+          <w:rStyle w:val="HTMLCode"/>
+        </w:rPr>
+      </w:pPr>
+      <w:r>
+        <w:rPr>
+          <w:rStyle w:val="HTMLCode"/>
+        </w:rPr>
+        <w:t xml:space="preserve">        └── UnitGrid.tsx           --&gt; [FILE 13] AG Grid Community Excel-like Interface</w:t>
+      </w:r>
+    </w:p>
+    <w:p>
+      <w:pPr>
+        <w:pStyle w:val="Heading2"/>
+      </w:pPr>
+      <w:r>
+        <w:rPr>
+          <w:rFonts w:ascii="Segoe UI Emoji" w:hAnsi="Segoe UI Emoji" w:cs="Segoe UI Emoji"/>
+        </w:rPr>
+        <w:t>📋</w:t>
+      </w:r>
+      <w:r>
+        <w:t xml:space="preserve"> File Registry &amp; Execution Roadmap</w:t>
       </w:r>
     </w:p>
     <w:tbl>
       <w:tblPr>
         <w:tblW w:w="0" w:type="auto"/>
+        <w:tblCellSpacing w:w="15" w:type="dxa"/>
         <w:tblCellMar>
           <w:top w:w="15" w:type="dxa"/>
           <w:left w:w="15" w:type="dxa"/>
@@ -4453,1405 +5369,34 @@
         <w:tblLook w:val="04A0" w:firstRow="1" w:lastRow="0" w:firstColumn="1" w:lastColumn="0" w:noHBand="0" w:noVBand="1"/>
       </w:tblPr>
       <w:tblGrid>
-        <w:gridCol w:w="1900"/>
-        <w:gridCol w:w="2324"/>
-        <w:gridCol w:w="4786"/>
+        <w:gridCol w:w="369"/>
+        <w:gridCol w:w="4141"/>
+        <w:gridCol w:w="990"/>
+        <w:gridCol w:w="3526"/>
       </w:tblGrid>
       <w:tr>
+        <w:trPr>
+          <w:tblCellSpacing w:w="15" w:type="dxa"/>
+        </w:trPr>
         <w:tc>
           <w:tcPr>
             <w:tcW w:w="0" w:type="auto"/>
-            <w:tcBorders>
-              <w:top w:val="single" w:sz="6" w:space="0" w:color="C4C7C5"/>
-              <w:left w:val="single" w:sz="6" w:space="0" w:color="C4C7C5"/>
-              <w:bottom w:val="single" w:sz="6" w:space="0" w:color="C4C7C5"/>
-              <w:right w:val="single" w:sz="6" w:space="0" w:color="C4C7C5"/>
-            </w:tcBorders>
-            <w:shd w:val="clear" w:color="auto" w:fill="F8FAFD"/>
-            <w:tcMar>
-              <w:top w:w="120" w:type="dxa"/>
-              <w:left w:w="180" w:type="dxa"/>
-              <w:bottom w:w="120" w:type="dxa"/>
-              <w:right w:w="180" w:type="dxa"/>
-            </w:tcMar>
+            <w:vAlign w:val="center"/>
             <w:hideMark/>
           </w:tcPr>
           <w:p>
             <w:pPr>
               <w:pStyle w:val="NormalWeb"/>
-              <w:spacing w:before="120" w:beforeAutospacing="0" w:after="120" w:afterAutospacing="0"/>
+              <w:jc w:val="center"/>
+              <w:rPr>
+                <w:b/>
+                <w:bCs/>
+              </w:rPr>
             </w:pPr>
             <w:r>
               <w:rPr>
-                <w:rFonts w:ascii="Arial" w:hAnsi="Arial" w:cs="Arial"/>
                 <w:b/>
                 <w:bCs/>
-                <w:color w:val="1F1F1F"/>
-                <w:sz w:val="22"/>
-                <w:szCs w:val="22"/>
-              </w:rPr>
-              <w:t>Komponen</w:t>
-            </w:r>
-          </w:p>
-        </w:tc>
-        <w:tc>
-          <w:tcPr>
-            <w:tcW w:w="0" w:type="auto"/>
-            <w:tcBorders>
-              <w:top w:val="single" w:sz="6" w:space="0" w:color="C4C7C5"/>
-              <w:left w:val="single" w:sz="6" w:space="0" w:color="C4C7C5"/>
-              <w:bottom w:val="single" w:sz="6" w:space="0" w:color="C4C7C5"/>
-              <w:right w:val="single" w:sz="6" w:space="0" w:color="C4C7C5"/>
-            </w:tcBorders>
-            <w:shd w:val="clear" w:color="auto" w:fill="F8FAFD"/>
-            <w:tcMar>
-              <w:top w:w="120" w:type="dxa"/>
-              <w:left w:w="180" w:type="dxa"/>
-              <w:bottom w:w="120" w:type="dxa"/>
-              <w:right w:w="180" w:type="dxa"/>
-            </w:tcMar>
-            <w:hideMark/>
-          </w:tcPr>
-          <w:p>
-            <w:pPr>
-              <w:pStyle w:val="NormalWeb"/>
-              <w:spacing w:before="120" w:beforeAutospacing="0" w:after="120" w:afterAutospacing="0"/>
-            </w:pPr>
-            <w:r>
-              <w:rPr>
-                <w:rFonts w:ascii="Arial" w:hAnsi="Arial" w:cs="Arial"/>
-                <w:b/>
-                <w:bCs/>
-                <w:color w:val="1F1F1F"/>
-                <w:sz w:val="22"/>
-                <w:szCs w:val="22"/>
-              </w:rPr>
-              <w:t>Teknologi Dipilih</w:t>
-            </w:r>
-          </w:p>
-        </w:tc>
-        <w:tc>
-          <w:tcPr>
-            <w:tcW w:w="0" w:type="auto"/>
-            <w:tcBorders>
-              <w:top w:val="single" w:sz="6" w:space="0" w:color="C4C7C5"/>
-              <w:left w:val="single" w:sz="6" w:space="0" w:color="C4C7C5"/>
-              <w:bottom w:val="single" w:sz="6" w:space="0" w:color="C4C7C5"/>
-              <w:right w:val="single" w:sz="6" w:space="0" w:color="C4C7C5"/>
-            </w:tcBorders>
-            <w:shd w:val="clear" w:color="auto" w:fill="F8FAFD"/>
-            <w:tcMar>
-              <w:top w:w="120" w:type="dxa"/>
-              <w:left w:w="180" w:type="dxa"/>
-              <w:bottom w:w="120" w:type="dxa"/>
-              <w:right w:w="180" w:type="dxa"/>
-            </w:tcMar>
-            <w:hideMark/>
-          </w:tcPr>
-          <w:p>
-            <w:pPr>
-              <w:pStyle w:val="NormalWeb"/>
-              <w:spacing w:before="120" w:beforeAutospacing="0" w:after="120" w:afterAutospacing="0"/>
-            </w:pPr>
-            <w:r>
-              <w:rPr>
-                <w:rFonts w:ascii="Arial" w:hAnsi="Arial" w:cs="Arial"/>
-                <w:b/>
-                <w:bCs/>
-                <w:color w:val="1F1F1F"/>
-                <w:sz w:val="22"/>
-                <w:szCs w:val="22"/>
-              </w:rPr>
-              <w:t>Alasan &amp; Peran</w:t>
-            </w:r>
-          </w:p>
-        </w:tc>
-      </w:tr>
-      <w:tr>
-        <w:tc>
-          <w:tcPr>
-            <w:tcW w:w="0" w:type="auto"/>
-            <w:tcBorders>
-              <w:top w:val="single" w:sz="6" w:space="0" w:color="C4C7C5"/>
-              <w:left w:val="single" w:sz="6" w:space="0" w:color="C4C7C5"/>
-              <w:bottom w:val="single" w:sz="6" w:space="0" w:color="C4C7C5"/>
-              <w:right w:val="single" w:sz="6" w:space="0" w:color="C4C7C5"/>
-            </w:tcBorders>
-            <w:shd w:val="clear" w:color="auto" w:fill="F8FAFD"/>
-            <w:tcMar>
-              <w:top w:w="120" w:type="dxa"/>
-              <w:left w:w="180" w:type="dxa"/>
-              <w:bottom w:w="120" w:type="dxa"/>
-              <w:right w:w="180" w:type="dxa"/>
-            </w:tcMar>
-            <w:hideMark/>
-          </w:tcPr>
-          <w:p>
-            <w:pPr>
-              <w:pStyle w:val="NormalWeb"/>
-              <w:spacing w:before="0" w:beforeAutospacing="0" w:after="0" w:afterAutospacing="0"/>
-            </w:pPr>
-            <w:r>
-              <w:rPr>
-                <w:rFonts w:ascii="Arial" w:hAnsi="Arial" w:cs="Arial"/>
-                <w:b/>
-                <w:bCs/>
-                <w:color w:val="1F1F1F"/>
-                <w:sz w:val="22"/>
-                <w:szCs w:val="22"/>
-              </w:rPr>
-              <w:t>Language</w:t>
-            </w:r>
-          </w:p>
-        </w:tc>
-        <w:tc>
-          <w:tcPr>
-            <w:tcW w:w="0" w:type="auto"/>
-            <w:tcBorders>
-              <w:top w:val="single" w:sz="6" w:space="0" w:color="C4C7C5"/>
-              <w:left w:val="single" w:sz="6" w:space="0" w:color="C4C7C5"/>
-              <w:bottom w:val="single" w:sz="6" w:space="0" w:color="C4C7C5"/>
-              <w:right w:val="single" w:sz="6" w:space="0" w:color="C4C7C5"/>
-            </w:tcBorders>
-            <w:shd w:val="clear" w:color="auto" w:fill="F8FAFD"/>
-            <w:tcMar>
-              <w:top w:w="120" w:type="dxa"/>
-              <w:left w:w="180" w:type="dxa"/>
-              <w:bottom w:w="120" w:type="dxa"/>
-              <w:right w:w="180" w:type="dxa"/>
-            </w:tcMar>
-            <w:hideMark/>
-          </w:tcPr>
-          <w:p>
-            <w:pPr>
-              <w:pStyle w:val="NormalWeb"/>
-              <w:spacing w:before="0" w:beforeAutospacing="0" w:after="0" w:afterAutospacing="0"/>
-            </w:pPr>
-            <w:r>
-              <w:rPr>
-                <w:rFonts w:ascii="Arial" w:hAnsi="Arial" w:cs="Arial"/>
-                <w:color w:val="1F1F1F"/>
-                <w:sz w:val="22"/>
-                <w:szCs w:val="22"/>
-              </w:rPr>
-              <w:t>TypeScript (Node.js)</w:t>
-            </w:r>
-          </w:p>
-        </w:tc>
-        <w:tc>
-          <w:tcPr>
-            <w:tcW w:w="0" w:type="auto"/>
-            <w:tcBorders>
-              <w:top w:val="single" w:sz="6" w:space="0" w:color="C4C7C5"/>
-              <w:left w:val="single" w:sz="6" w:space="0" w:color="C4C7C5"/>
-              <w:bottom w:val="single" w:sz="6" w:space="0" w:color="C4C7C5"/>
-              <w:right w:val="single" w:sz="6" w:space="0" w:color="C4C7C5"/>
-            </w:tcBorders>
-            <w:shd w:val="clear" w:color="auto" w:fill="F8FAFD"/>
-            <w:tcMar>
-              <w:top w:w="120" w:type="dxa"/>
-              <w:left w:w="180" w:type="dxa"/>
-              <w:bottom w:w="120" w:type="dxa"/>
-              <w:right w:w="180" w:type="dxa"/>
-            </w:tcMar>
-            <w:hideMark/>
-          </w:tcPr>
-          <w:p>
-            <w:pPr>
-              <w:pStyle w:val="NormalWeb"/>
-              <w:spacing w:before="0" w:beforeAutospacing="0" w:after="0" w:afterAutospacing="0"/>
-            </w:pPr>
-            <w:r>
-              <w:rPr>
-                <w:rFonts w:ascii="Arial" w:hAnsi="Arial" w:cs="Arial"/>
-                <w:color w:val="1F1F1F"/>
-                <w:sz w:val="22"/>
-                <w:szCs w:val="22"/>
-              </w:rPr>
-              <w:t xml:space="preserve">Type-safety penuh, mencegah </w:t>
-            </w:r>
-            <w:r>
-              <w:rPr>
-                <w:rFonts w:ascii="Arial" w:hAnsi="Arial" w:cs="Arial"/>
-                <w:i/>
-                <w:iCs/>
-                <w:color w:val="1F1F1F"/>
-                <w:sz w:val="22"/>
-                <w:szCs w:val="22"/>
-              </w:rPr>
-              <w:t>runtime error</w:t>
-            </w:r>
-            <w:r>
-              <w:rPr>
-                <w:rFonts w:ascii="Arial" w:hAnsi="Arial" w:cs="Arial"/>
-                <w:color w:val="1F1F1F"/>
-                <w:sz w:val="22"/>
-                <w:szCs w:val="22"/>
-              </w:rPr>
-              <w:t xml:space="preserve"> pada kalkulasi data keuangan.</w:t>
-            </w:r>
-          </w:p>
-        </w:tc>
-      </w:tr>
-      <w:tr>
-        <w:tc>
-          <w:tcPr>
-            <w:tcW w:w="0" w:type="auto"/>
-            <w:tcBorders>
-              <w:top w:val="single" w:sz="6" w:space="0" w:color="C4C7C5"/>
-              <w:left w:val="single" w:sz="6" w:space="0" w:color="C4C7C5"/>
-              <w:bottom w:val="single" w:sz="6" w:space="0" w:color="C4C7C5"/>
-              <w:right w:val="single" w:sz="6" w:space="0" w:color="C4C7C5"/>
-            </w:tcBorders>
-            <w:shd w:val="clear" w:color="auto" w:fill="F8FAFD"/>
-            <w:tcMar>
-              <w:top w:w="120" w:type="dxa"/>
-              <w:left w:w="180" w:type="dxa"/>
-              <w:bottom w:w="120" w:type="dxa"/>
-              <w:right w:w="180" w:type="dxa"/>
-            </w:tcMar>
-            <w:hideMark/>
-          </w:tcPr>
-          <w:p>
-            <w:pPr>
-              <w:pStyle w:val="NormalWeb"/>
-              <w:spacing w:before="0" w:beforeAutospacing="0" w:after="0" w:afterAutospacing="0"/>
-            </w:pPr>
-            <w:r>
-              <w:rPr>
-                <w:rFonts w:ascii="Arial" w:hAnsi="Arial" w:cs="Arial"/>
-                <w:b/>
-                <w:bCs/>
-                <w:color w:val="1F1F1F"/>
-                <w:sz w:val="22"/>
-                <w:szCs w:val="22"/>
-              </w:rPr>
-              <w:t>Framework</w:t>
-            </w:r>
-          </w:p>
-        </w:tc>
-        <w:tc>
-          <w:tcPr>
-            <w:tcW w:w="0" w:type="auto"/>
-            <w:tcBorders>
-              <w:top w:val="single" w:sz="6" w:space="0" w:color="C4C7C5"/>
-              <w:left w:val="single" w:sz="6" w:space="0" w:color="C4C7C5"/>
-              <w:bottom w:val="single" w:sz="6" w:space="0" w:color="C4C7C5"/>
-              <w:right w:val="single" w:sz="6" w:space="0" w:color="C4C7C5"/>
-            </w:tcBorders>
-            <w:shd w:val="clear" w:color="auto" w:fill="F8FAFD"/>
-            <w:tcMar>
-              <w:top w:w="120" w:type="dxa"/>
-              <w:left w:w="180" w:type="dxa"/>
-              <w:bottom w:w="120" w:type="dxa"/>
-              <w:right w:w="180" w:type="dxa"/>
-            </w:tcMar>
-            <w:hideMark/>
-          </w:tcPr>
-          <w:p>
-            <w:pPr>
-              <w:pStyle w:val="NormalWeb"/>
-              <w:spacing w:before="0" w:beforeAutospacing="0" w:after="0" w:afterAutospacing="0"/>
-            </w:pPr>
-            <w:r>
-              <w:rPr>
-                <w:rFonts w:ascii="Arial" w:hAnsi="Arial" w:cs="Arial"/>
-                <w:color w:val="1F1F1F"/>
-                <w:sz w:val="22"/>
-                <w:szCs w:val="22"/>
-              </w:rPr>
-              <w:t>Next.js 14/15 (App Router)</w:t>
-            </w:r>
-          </w:p>
-        </w:tc>
-        <w:tc>
-          <w:tcPr>
-            <w:tcW w:w="0" w:type="auto"/>
-            <w:tcBorders>
-              <w:top w:val="single" w:sz="6" w:space="0" w:color="C4C7C5"/>
-              <w:left w:val="single" w:sz="6" w:space="0" w:color="C4C7C5"/>
-              <w:bottom w:val="single" w:sz="6" w:space="0" w:color="C4C7C5"/>
-              <w:right w:val="single" w:sz="6" w:space="0" w:color="C4C7C5"/>
-            </w:tcBorders>
-            <w:shd w:val="clear" w:color="auto" w:fill="F8FAFD"/>
-            <w:tcMar>
-              <w:top w:w="120" w:type="dxa"/>
-              <w:left w:w="180" w:type="dxa"/>
-              <w:bottom w:w="120" w:type="dxa"/>
-              <w:right w:w="180" w:type="dxa"/>
-            </w:tcMar>
-            <w:hideMark/>
-          </w:tcPr>
-          <w:p>
-            <w:pPr>
-              <w:pStyle w:val="NormalWeb"/>
-              <w:spacing w:before="0" w:beforeAutospacing="0" w:after="0" w:afterAutospacing="0"/>
-            </w:pPr>
-            <w:r>
-              <w:rPr>
-                <w:rFonts w:ascii="Arial" w:hAnsi="Arial" w:cs="Arial"/>
-                <w:color w:val="1F1F1F"/>
-                <w:sz w:val="22"/>
-                <w:szCs w:val="22"/>
-              </w:rPr>
-              <w:t>Standardized React Framework untuk UI responsif dan Server-Side Data Fetching.</w:t>
-            </w:r>
-          </w:p>
-        </w:tc>
-      </w:tr>
-      <w:tr>
-        <w:tc>
-          <w:tcPr>
-            <w:tcW w:w="0" w:type="auto"/>
-            <w:tcBorders>
-              <w:top w:val="single" w:sz="6" w:space="0" w:color="C4C7C5"/>
-              <w:left w:val="single" w:sz="6" w:space="0" w:color="C4C7C5"/>
-              <w:bottom w:val="single" w:sz="6" w:space="0" w:color="C4C7C5"/>
-              <w:right w:val="single" w:sz="6" w:space="0" w:color="C4C7C5"/>
-            </w:tcBorders>
-            <w:shd w:val="clear" w:color="auto" w:fill="F8FAFD"/>
-            <w:tcMar>
-              <w:top w:w="120" w:type="dxa"/>
-              <w:left w:w="180" w:type="dxa"/>
-              <w:bottom w:w="120" w:type="dxa"/>
-              <w:right w:w="180" w:type="dxa"/>
-            </w:tcMar>
-            <w:hideMark/>
-          </w:tcPr>
-          <w:p>
-            <w:pPr>
-              <w:pStyle w:val="NormalWeb"/>
-              <w:spacing w:before="0" w:beforeAutospacing="0" w:after="0" w:afterAutospacing="0"/>
-            </w:pPr>
-            <w:r>
-              <w:rPr>
-                <w:rFonts w:ascii="Arial" w:hAnsi="Arial" w:cs="Arial"/>
-                <w:b/>
-                <w:bCs/>
-                <w:color w:val="1F1F1F"/>
-                <w:sz w:val="22"/>
-                <w:szCs w:val="22"/>
-              </w:rPr>
-              <w:t>Database</w:t>
-            </w:r>
-          </w:p>
-        </w:tc>
-        <w:tc>
-          <w:tcPr>
-            <w:tcW w:w="0" w:type="auto"/>
-            <w:tcBorders>
-              <w:top w:val="single" w:sz="6" w:space="0" w:color="C4C7C5"/>
-              <w:left w:val="single" w:sz="6" w:space="0" w:color="C4C7C5"/>
-              <w:bottom w:val="single" w:sz="6" w:space="0" w:color="C4C7C5"/>
-              <w:right w:val="single" w:sz="6" w:space="0" w:color="C4C7C5"/>
-            </w:tcBorders>
-            <w:shd w:val="clear" w:color="auto" w:fill="F8FAFD"/>
-            <w:tcMar>
-              <w:top w:w="120" w:type="dxa"/>
-              <w:left w:w="180" w:type="dxa"/>
-              <w:bottom w:w="120" w:type="dxa"/>
-              <w:right w:w="180" w:type="dxa"/>
-            </w:tcMar>
-            <w:hideMark/>
-          </w:tcPr>
-          <w:p>
-            <w:pPr>
-              <w:pStyle w:val="NormalWeb"/>
-              <w:spacing w:before="0" w:beforeAutospacing="0" w:after="0" w:afterAutospacing="0"/>
-            </w:pPr>
-            <w:r>
-              <w:rPr>
-                <w:rFonts w:ascii="Arial" w:hAnsi="Arial" w:cs="Arial"/>
-                <w:color w:val="1F1F1F"/>
-                <w:sz w:val="22"/>
-                <w:szCs w:val="22"/>
-              </w:rPr>
-              <w:t>PostgreSQL (Supabase)</w:t>
-            </w:r>
-          </w:p>
-        </w:tc>
-        <w:tc>
-          <w:tcPr>
-            <w:tcW w:w="0" w:type="auto"/>
-            <w:tcBorders>
-              <w:top w:val="single" w:sz="6" w:space="0" w:color="C4C7C5"/>
-              <w:left w:val="single" w:sz="6" w:space="0" w:color="C4C7C5"/>
-              <w:bottom w:val="single" w:sz="6" w:space="0" w:color="C4C7C5"/>
-              <w:right w:val="single" w:sz="6" w:space="0" w:color="C4C7C5"/>
-            </w:tcBorders>
-            <w:shd w:val="clear" w:color="auto" w:fill="F8FAFD"/>
-            <w:tcMar>
-              <w:top w:w="120" w:type="dxa"/>
-              <w:left w:w="180" w:type="dxa"/>
-              <w:bottom w:w="120" w:type="dxa"/>
-              <w:right w:w="180" w:type="dxa"/>
-            </w:tcMar>
-            <w:hideMark/>
-          </w:tcPr>
-          <w:p>
-            <w:pPr>
-              <w:pStyle w:val="NormalWeb"/>
-              <w:spacing w:before="0" w:beforeAutospacing="0" w:after="0" w:afterAutospacing="0"/>
-            </w:pPr>
-            <w:r>
-              <w:rPr>
-                <w:rFonts w:ascii="Arial" w:hAnsi="Arial" w:cs="Arial"/>
-                <w:color w:val="1F1F1F"/>
-                <w:sz w:val="22"/>
-                <w:szCs w:val="22"/>
-              </w:rPr>
-              <w:t>Database relasional dengan fitur bawaan Row Level Security (RLS) &amp; Realtime.</w:t>
-            </w:r>
-          </w:p>
-        </w:tc>
-      </w:tr>
-      <w:tr>
-        <w:tc>
-          <w:tcPr>
-            <w:tcW w:w="0" w:type="auto"/>
-            <w:tcBorders>
-              <w:top w:val="single" w:sz="6" w:space="0" w:color="C4C7C5"/>
-              <w:left w:val="single" w:sz="6" w:space="0" w:color="C4C7C5"/>
-              <w:bottom w:val="single" w:sz="6" w:space="0" w:color="C4C7C5"/>
-              <w:right w:val="single" w:sz="6" w:space="0" w:color="C4C7C5"/>
-            </w:tcBorders>
-            <w:shd w:val="clear" w:color="auto" w:fill="F8FAFD"/>
-            <w:tcMar>
-              <w:top w:w="120" w:type="dxa"/>
-              <w:left w:w="180" w:type="dxa"/>
-              <w:bottom w:w="120" w:type="dxa"/>
-              <w:right w:w="180" w:type="dxa"/>
-            </w:tcMar>
-            <w:hideMark/>
-          </w:tcPr>
-          <w:p>
-            <w:pPr>
-              <w:pStyle w:val="NormalWeb"/>
-              <w:spacing w:before="0" w:beforeAutospacing="0" w:after="0" w:afterAutospacing="0"/>
-            </w:pPr>
-            <w:r>
-              <w:rPr>
-                <w:rFonts w:ascii="Arial" w:hAnsi="Arial" w:cs="Arial"/>
-                <w:b/>
-                <w:bCs/>
-                <w:color w:val="1F1F1F"/>
-                <w:sz w:val="22"/>
-                <w:szCs w:val="22"/>
-              </w:rPr>
-              <w:t>Authentication</w:t>
-            </w:r>
-          </w:p>
-        </w:tc>
-        <w:tc>
-          <w:tcPr>
-            <w:tcW w:w="0" w:type="auto"/>
-            <w:tcBorders>
-              <w:top w:val="single" w:sz="6" w:space="0" w:color="C4C7C5"/>
-              <w:left w:val="single" w:sz="6" w:space="0" w:color="C4C7C5"/>
-              <w:bottom w:val="single" w:sz="6" w:space="0" w:color="C4C7C5"/>
-              <w:right w:val="single" w:sz="6" w:space="0" w:color="C4C7C5"/>
-            </w:tcBorders>
-            <w:shd w:val="clear" w:color="auto" w:fill="F8FAFD"/>
-            <w:tcMar>
-              <w:top w:w="120" w:type="dxa"/>
-              <w:left w:w="180" w:type="dxa"/>
-              <w:bottom w:w="120" w:type="dxa"/>
-              <w:right w:w="180" w:type="dxa"/>
-            </w:tcMar>
-            <w:hideMark/>
-          </w:tcPr>
-          <w:p>
-            <w:pPr>
-              <w:pStyle w:val="NormalWeb"/>
-              <w:spacing w:before="0" w:beforeAutospacing="0" w:after="0" w:afterAutospacing="0"/>
-            </w:pPr>
-            <w:r>
-              <w:rPr>
-                <w:rFonts w:ascii="Arial" w:hAnsi="Arial" w:cs="Arial"/>
-                <w:color w:val="1F1F1F"/>
-                <w:sz w:val="22"/>
-                <w:szCs w:val="22"/>
-              </w:rPr>
-              <w:t>Supabase Auth (JWT)</w:t>
-            </w:r>
-          </w:p>
-        </w:tc>
-        <w:tc>
-          <w:tcPr>
-            <w:tcW w:w="0" w:type="auto"/>
-            <w:tcBorders>
-              <w:top w:val="single" w:sz="6" w:space="0" w:color="C4C7C5"/>
-              <w:left w:val="single" w:sz="6" w:space="0" w:color="C4C7C5"/>
-              <w:bottom w:val="single" w:sz="6" w:space="0" w:color="C4C7C5"/>
-              <w:right w:val="single" w:sz="6" w:space="0" w:color="C4C7C5"/>
-            </w:tcBorders>
-            <w:shd w:val="clear" w:color="auto" w:fill="F8FAFD"/>
-            <w:tcMar>
-              <w:top w:w="120" w:type="dxa"/>
-              <w:left w:w="180" w:type="dxa"/>
-              <w:bottom w:w="120" w:type="dxa"/>
-              <w:right w:w="180" w:type="dxa"/>
-            </w:tcMar>
-            <w:hideMark/>
-          </w:tcPr>
-          <w:p>
-            <w:pPr>
-              <w:pStyle w:val="NormalWeb"/>
-              <w:spacing w:before="0" w:beforeAutospacing="0" w:after="0" w:afterAutospacing="0"/>
-            </w:pPr>
-            <w:r>
-              <w:rPr>
-                <w:rFonts w:ascii="Arial" w:hAnsi="Arial" w:cs="Arial"/>
-                <w:color w:val="1F1F1F"/>
-                <w:sz w:val="22"/>
-                <w:szCs w:val="22"/>
-              </w:rPr>
-              <w:t>Pengelolaan sesi secure, auto-detection role, &amp; integrasi tabel users.</w:t>
-            </w:r>
-          </w:p>
-        </w:tc>
-      </w:tr>
-      <w:tr>
-        <w:tc>
-          <w:tcPr>
-            <w:tcW w:w="0" w:type="auto"/>
-            <w:tcBorders>
-              <w:top w:val="single" w:sz="6" w:space="0" w:color="C4C7C5"/>
-              <w:left w:val="single" w:sz="6" w:space="0" w:color="C4C7C5"/>
-              <w:bottom w:val="single" w:sz="6" w:space="0" w:color="C4C7C5"/>
-              <w:right w:val="single" w:sz="6" w:space="0" w:color="C4C7C5"/>
-            </w:tcBorders>
-            <w:shd w:val="clear" w:color="auto" w:fill="F8FAFD"/>
-            <w:tcMar>
-              <w:top w:w="120" w:type="dxa"/>
-              <w:left w:w="180" w:type="dxa"/>
-              <w:bottom w:w="120" w:type="dxa"/>
-              <w:right w:w="180" w:type="dxa"/>
-            </w:tcMar>
-            <w:hideMark/>
-          </w:tcPr>
-          <w:p>
-            <w:pPr>
-              <w:pStyle w:val="NormalWeb"/>
-              <w:spacing w:before="0" w:beforeAutospacing="0" w:after="0" w:afterAutospacing="0"/>
-            </w:pPr>
-            <w:r>
-              <w:rPr>
-                <w:rFonts w:ascii="Arial" w:hAnsi="Arial" w:cs="Arial"/>
-                <w:b/>
-                <w:bCs/>
-                <w:color w:val="1F1F1F"/>
-                <w:sz w:val="22"/>
-                <w:szCs w:val="22"/>
-              </w:rPr>
-              <w:t>Styling &amp; UI</w:t>
-            </w:r>
-          </w:p>
-        </w:tc>
-        <w:tc>
-          <w:tcPr>
-            <w:tcW w:w="0" w:type="auto"/>
-            <w:tcBorders>
-              <w:top w:val="single" w:sz="6" w:space="0" w:color="C4C7C5"/>
-              <w:left w:val="single" w:sz="6" w:space="0" w:color="C4C7C5"/>
-              <w:bottom w:val="single" w:sz="6" w:space="0" w:color="C4C7C5"/>
-              <w:right w:val="single" w:sz="6" w:space="0" w:color="C4C7C5"/>
-            </w:tcBorders>
-            <w:shd w:val="clear" w:color="auto" w:fill="F8FAFD"/>
-            <w:tcMar>
-              <w:top w:w="120" w:type="dxa"/>
-              <w:left w:w="180" w:type="dxa"/>
-              <w:bottom w:w="120" w:type="dxa"/>
-              <w:right w:w="180" w:type="dxa"/>
-            </w:tcMar>
-            <w:hideMark/>
-          </w:tcPr>
-          <w:p>
-            <w:pPr>
-              <w:pStyle w:val="NormalWeb"/>
-              <w:spacing w:before="0" w:beforeAutospacing="0" w:after="0" w:afterAutospacing="0"/>
-            </w:pPr>
-            <w:r>
-              <w:rPr>
-                <w:rFonts w:ascii="Arial" w:hAnsi="Arial" w:cs="Arial"/>
-                <w:color w:val="1F1F1F"/>
-                <w:sz w:val="22"/>
-                <w:szCs w:val="22"/>
-              </w:rPr>
-              <w:t>Tailwind CSS + Lucide React</w:t>
-            </w:r>
-          </w:p>
-        </w:tc>
-        <w:tc>
-          <w:tcPr>
-            <w:tcW w:w="0" w:type="auto"/>
-            <w:tcBorders>
-              <w:top w:val="single" w:sz="6" w:space="0" w:color="C4C7C5"/>
-              <w:left w:val="single" w:sz="6" w:space="0" w:color="C4C7C5"/>
-              <w:bottom w:val="single" w:sz="6" w:space="0" w:color="C4C7C5"/>
-              <w:right w:val="single" w:sz="6" w:space="0" w:color="C4C7C5"/>
-            </w:tcBorders>
-            <w:shd w:val="clear" w:color="auto" w:fill="F8FAFD"/>
-            <w:tcMar>
-              <w:top w:w="120" w:type="dxa"/>
-              <w:left w:w="180" w:type="dxa"/>
-              <w:bottom w:w="120" w:type="dxa"/>
-              <w:right w:w="180" w:type="dxa"/>
-            </w:tcMar>
-            <w:hideMark/>
-          </w:tcPr>
-          <w:p>
-            <w:pPr>
-              <w:pStyle w:val="NormalWeb"/>
-              <w:spacing w:before="0" w:beforeAutospacing="0" w:after="0" w:afterAutospacing="0"/>
-            </w:pPr>
-            <w:r>
-              <w:rPr>
-                <w:rFonts w:ascii="Arial" w:hAnsi="Arial" w:cs="Arial"/>
-                <w:color w:val="1F1F1F"/>
-                <w:sz w:val="22"/>
-                <w:szCs w:val="22"/>
-              </w:rPr>
-              <w:t>Framework utility-first untuk desain UI enterprise-grade yang rapi dan modern.</w:t>
-            </w:r>
-          </w:p>
-        </w:tc>
-      </w:tr>
-    </w:tbl>
-    <w:p>
-      <w:pPr>
-        <w:pStyle w:val="Heading3"/>
-        <w:spacing w:before="480" w:beforeAutospacing="0" w:after="120" w:afterAutospacing="0"/>
-      </w:pPr>
-      <w:r>
-        <w:rPr>
-          <w:rFonts w:ascii="Arial" w:hAnsi="Arial" w:cs="Arial"/>
-          <w:color w:val="1F1F1F"/>
-          <w:sz w:val="28"/>
-          <w:szCs w:val="28"/>
-        </w:rPr>
-        <w:t>3. PERANCANGAN STRUKTUR PROYEK (PROJECT STRUCTURE PLANNING)</w:t>
-      </w:r>
-    </w:p>
-    <w:p>
-      <w:pPr>
-        <w:pStyle w:val="NormalWeb"/>
-        <w:spacing w:before="0" w:beforeAutospacing="0" w:after="255" w:afterAutospacing="0"/>
-      </w:pPr>
-      <w:r>
-        <w:rPr>
-          <w:rFonts w:ascii="Arial" w:hAnsi="Arial" w:cs="Arial"/>
-          <w:color w:val="1F1F1F"/>
-          <w:sz w:val="22"/>
-          <w:szCs w:val="22"/>
-        </w:rPr>
-        <w:t>micro-unit-command-center/</w:t>
-      </w:r>
-      <w:r>
-        <w:rPr>
-          <w:rFonts w:ascii="Arial" w:hAnsi="Arial" w:cs="Arial"/>
-          <w:color w:val="1F1F1F"/>
-          <w:sz w:val="22"/>
-          <w:szCs w:val="22"/>
-        </w:rPr>
-        <w:br/>
-        <w:t>├── app/</w:t>
-      </w:r>
-      <w:r>
-        <w:rPr>
-          <w:rFonts w:ascii="Arial" w:hAnsi="Arial" w:cs="Arial"/>
-          <w:color w:val="1F1F1F"/>
-          <w:sz w:val="22"/>
-          <w:szCs w:val="22"/>
-        </w:rPr>
-        <w:br/>
-        <w:t>│   ├── (auth)/</w:t>
-      </w:r>
-      <w:r>
-        <w:rPr>
-          <w:rFonts w:ascii="Arial" w:hAnsi="Arial" w:cs="Arial"/>
-          <w:color w:val="1F1F1F"/>
-          <w:sz w:val="22"/>
-          <w:szCs w:val="22"/>
-        </w:rPr>
-        <w:br/>
-        <w:t>│   │   └── login/</w:t>
-      </w:r>
-      <w:r>
-        <w:rPr>
-          <w:rFonts w:ascii="Arial" w:hAnsi="Arial" w:cs="Arial"/>
-          <w:color w:val="1F1F1F"/>
-          <w:sz w:val="22"/>
-          <w:szCs w:val="22"/>
-        </w:rPr>
-        <w:br/>
-        <w:t>│   │       └── page.tsx                # Halaman Single Portal Login</w:t>
-      </w:r>
-      <w:r>
-        <w:rPr>
-          <w:rFonts w:ascii="Arial" w:hAnsi="Arial" w:cs="Arial"/>
-          <w:color w:val="1F1F1F"/>
-          <w:sz w:val="22"/>
-          <w:szCs w:val="22"/>
-        </w:rPr>
-        <w:br/>
-        <w:t>│   ├── (dashboard)/</w:t>
-      </w:r>
-      <w:r>
-        <w:rPr>
-          <w:rFonts w:ascii="Arial" w:hAnsi="Arial" w:cs="Arial"/>
-          <w:color w:val="1F1F1F"/>
-          <w:sz w:val="22"/>
-          <w:szCs w:val="22"/>
-        </w:rPr>
-        <w:br/>
-        <w:t>│   │   ├── layout.tsx                  # Layout utama dengan Header &amp; Navigation</w:t>
-      </w:r>
-      <w:r>
-        <w:rPr>
-          <w:rFonts w:ascii="Arial" w:hAnsi="Arial" w:cs="Arial"/>
-          <w:color w:val="1F1F1F"/>
-          <w:sz w:val="22"/>
-          <w:szCs w:val="22"/>
-        </w:rPr>
-        <w:br/>
-        <w:t>│   │   ├── area-head/</w:t>
-      </w:r>
-      <w:r>
-        <w:rPr>
-          <w:rFonts w:ascii="Arial" w:hAnsi="Arial" w:cs="Arial"/>
-          <w:color w:val="1F1F1F"/>
-          <w:sz w:val="22"/>
-          <w:szCs w:val="22"/>
-        </w:rPr>
-        <w:br/>
-        <w:t>│   │   │   ├── page.tsx                # Dashboard Utama Executive &amp; 17 Unit Matrix</w:t>
-      </w:r>
-      <w:r>
-        <w:rPr>
-          <w:rFonts w:ascii="Arial" w:hAnsi="Arial" w:cs="Arial"/>
-          <w:color w:val="1F1F1F"/>
-          <w:sz w:val="22"/>
-          <w:szCs w:val="22"/>
-        </w:rPr>
-        <w:br/>
-        <w:t>│   │   │   ├── unit-[id]/</w:t>
-      </w:r>
-      <w:r>
-        <w:rPr>
-          <w:rFonts w:ascii="Arial" w:hAnsi="Arial" w:cs="Arial"/>
-          <w:color w:val="1F1F1F"/>
-          <w:sz w:val="22"/>
-          <w:szCs w:val="22"/>
-        </w:rPr>
-        <w:br/>
-        <w:t>│   │   │   │   └── page.tsx            # Detail &amp; Evaluasi Spesifik Unit Mikro</w:t>
-      </w:r>
-      <w:r>
-        <w:rPr>
-          <w:rFonts w:ascii="Arial" w:hAnsi="Arial" w:cs="Arial"/>
-          <w:color w:val="1F1F1F"/>
-          <w:sz w:val="22"/>
-          <w:szCs w:val="22"/>
-        </w:rPr>
-        <w:br/>
-        <w:t>│   │   │   └── risk-watchlist/</w:t>
-      </w:r>
-      <w:r>
-        <w:rPr>
-          <w:rFonts w:ascii="Arial" w:hAnsi="Arial" w:cs="Arial"/>
-          <w:color w:val="1F1F1F"/>
-          <w:sz w:val="22"/>
-          <w:szCs w:val="22"/>
-        </w:rPr>
-        <w:br/>
-        <w:t>│   │   │       └── page.tsx            # Early Warning System NPL Watchlist</w:t>
-      </w:r>
-      <w:r>
-        <w:rPr>
-          <w:rFonts w:ascii="Arial" w:hAnsi="Arial" w:cs="Arial"/>
-          <w:color w:val="1F1F1F"/>
-          <w:sz w:val="22"/>
-          <w:szCs w:val="22"/>
-        </w:rPr>
-        <w:br/>
-        <w:t>│   │   ├── kepala-unit/</w:t>
-      </w:r>
-      <w:r>
-        <w:rPr>
-          <w:rFonts w:ascii="Arial" w:hAnsi="Arial" w:cs="Arial"/>
-          <w:color w:val="1F1F1F"/>
-          <w:sz w:val="22"/>
-          <w:szCs w:val="22"/>
-        </w:rPr>
-        <w:br/>
-        <w:t>│   │   │   ├── page.tsx                # Dashboard Operational Control Unit</w:t>
-      </w:r>
-      <w:r>
-        <w:rPr>
-          <w:rFonts w:ascii="Arial" w:hAnsi="Arial" w:cs="Arial"/>
-          <w:color w:val="1F1F1F"/>
-          <w:sz w:val="22"/>
-          <w:szCs w:val="22"/>
-        </w:rPr>
-        <w:br/>
-        <w:t>│   │   │   ├── pipeline/</w:t>
-      </w:r>
-      <w:r>
-        <w:rPr>
-          <w:rFonts w:ascii="Arial" w:hAnsi="Arial" w:cs="Arial"/>
-          <w:color w:val="1F1F1F"/>
-          <w:sz w:val="22"/>
-          <w:szCs w:val="22"/>
-        </w:rPr>
-        <w:br/>
-        <w:t>│   │   │   │   └── page.tsx            # Input &amp; Monitoring Pipeline Prospek</w:t>
-      </w:r>
-      <w:r>
-        <w:rPr>
-          <w:rFonts w:ascii="Arial" w:hAnsi="Arial" w:cs="Arial"/>
-          <w:color w:val="1F1F1F"/>
-          <w:sz w:val="22"/>
-          <w:szCs w:val="22"/>
-        </w:rPr>
-        <w:br/>
-        <w:t>│   │   │   └── reports/</w:t>
-      </w:r>
-      <w:r>
-        <w:rPr>
-          <w:rFonts w:ascii="Arial" w:hAnsi="Arial" w:cs="Arial"/>
-          <w:color w:val="1F1F1F"/>
-          <w:sz w:val="22"/>
-          <w:szCs w:val="22"/>
-        </w:rPr>
-        <w:br/>
-        <w:t>│   │   │       └── page.tsx            # Form Input Laporan Harian Operasional</w:t>
-      </w:r>
-      <w:r>
-        <w:rPr>
-          <w:rFonts w:ascii="Arial" w:hAnsi="Arial" w:cs="Arial"/>
-          <w:color w:val="1F1F1F"/>
-          <w:sz w:val="22"/>
-          <w:szCs w:val="22"/>
-        </w:rPr>
-        <w:br/>
-        <w:t>│   │   └── admin/</w:t>
-      </w:r>
-      <w:r>
-        <w:rPr>
-          <w:rFonts w:ascii="Arial" w:hAnsi="Arial" w:cs="Arial"/>
-          <w:color w:val="1F1F1F"/>
-          <w:sz w:val="22"/>
-          <w:szCs w:val="22"/>
-        </w:rPr>
-        <w:br/>
-        <w:t>│   │       └── page.tsx                # Manajemen User, Role, &amp; Mapping Kantor Unit</w:t>
-      </w:r>
-      <w:r>
-        <w:rPr>
-          <w:rFonts w:ascii="Arial" w:hAnsi="Arial" w:cs="Arial"/>
-          <w:color w:val="1F1F1F"/>
-          <w:sz w:val="22"/>
-          <w:szCs w:val="22"/>
-        </w:rPr>
-        <w:br/>
-        <w:t>│   ├── api/</w:t>
-      </w:r>
-      <w:r>
-        <w:rPr>
-          <w:rFonts w:ascii="Arial" w:hAnsi="Arial" w:cs="Arial"/>
-          <w:color w:val="1F1F1F"/>
-          <w:sz w:val="22"/>
-          <w:szCs w:val="22"/>
-        </w:rPr>
-        <w:br/>
-        <w:t>│   │   ├── auth/</w:t>
-      </w:r>
-      <w:r>
-        <w:rPr>
-          <w:rFonts w:ascii="Arial" w:hAnsi="Arial" w:cs="Arial"/>
-          <w:color w:val="1F1F1F"/>
-          <w:sz w:val="22"/>
-          <w:szCs w:val="22"/>
-        </w:rPr>
-        <w:br/>
-        <w:t>│   │   │   └── route.ts                # Endpoint Autentikasi &amp; Verification Session</w:t>
-      </w:r>
-      <w:r>
-        <w:rPr>
-          <w:rFonts w:ascii="Arial" w:hAnsi="Arial" w:cs="Arial"/>
-          <w:color w:val="1F1F1F"/>
-          <w:sz w:val="22"/>
-          <w:szCs w:val="22"/>
-        </w:rPr>
-        <w:br/>
-        <w:t>│   │   ├── metrics/</w:t>
-      </w:r>
-      <w:r>
-        <w:rPr>
-          <w:rFonts w:ascii="Arial" w:hAnsi="Arial" w:cs="Arial"/>
-          <w:color w:val="1F1F1F"/>
-          <w:sz w:val="22"/>
-          <w:szCs w:val="22"/>
-        </w:rPr>
-        <w:br/>
-        <w:t>│   │   │   └── route.ts                # Endpoint Agregasi &amp; Update Metrics 17 Unit</w:t>
-      </w:r>
-      <w:r>
-        <w:rPr>
-          <w:rFonts w:ascii="Arial" w:hAnsi="Arial" w:cs="Arial"/>
-          <w:color w:val="1F1F1F"/>
-          <w:sz w:val="22"/>
-          <w:szCs w:val="22"/>
-        </w:rPr>
-        <w:br/>
-        <w:t>│   │   └── daily-reports/</w:t>
-      </w:r>
-      <w:r>
-        <w:rPr>
-          <w:rFonts w:ascii="Arial" w:hAnsi="Arial" w:cs="Arial"/>
-          <w:color w:val="1F1F1F"/>
-          <w:sz w:val="22"/>
-          <w:szCs w:val="22"/>
-        </w:rPr>
-        <w:br/>
-      </w:r>
-      <w:r>
-        <w:rPr>
-          <w:rFonts w:ascii="Arial" w:hAnsi="Arial" w:cs="Arial"/>
-          <w:color w:val="1F1F1F"/>
-          <w:sz w:val="22"/>
-          <w:szCs w:val="22"/>
-        </w:rPr>
-        <w:lastRenderedPageBreak/>
-        <w:t>│   │       └── route.ts                # Endpoint Laporan Harian &amp; Supervisory Notes</w:t>
-      </w:r>
-      <w:r>
-        <w:rPr>
-          <w:rFonts w:ascii="Arial" w:hAnsi="Arial" w:cs="Arial"/>
-          <w:color w:val="1F1F1F"/>
-          <w:sz w:val="22"/>
-          <w:szCs w:val="22"/>
-        </w:rPr>
-        <w:br/>
-        <w:t>│   ├── layout.tsx                      # Root Layout App</w:t>
-      </w:r>
-      <w:r>
-        <w:rPr>
-          <w:rFonts w:ascii="Arial" w:hAnsi="Arial" w:cs="Arial"/>
-          <w:color w:val="1F1F1F"/>
-          <w:sz w:val="22"/>
-          <w:szCs w:val="22"/>
-        </w:rPr>
-        <w:br/>
-        <w:t>│   └── page.tsx                        # Auto-redirect berdasarkan role user</w:t>
-      </w:r>
-      <w:r>
-        <w:rPr>
-          <w:rFonts w:ascii="Arial" w:hAnsi="Arial" w:cs="Arial"/>
-          <w:color w:val="1F1F1F"/>
-          <w:sz w:val="22"/>
-          <w:szCs w:val="22"/>
-        </w:rPr>
-        <w:br/>
-        <w:t>├── components/</w:t>
-      </w:r>
-      <w:r>
-        <w:rPr>
-          <w:rFonts w:ascii="Arial" w:hAnsi="Arial" w:cs="Arial"/>
-          <w:color w:val="1F1F1F"/>
-          <w:sz w:val="22"/>
-          <w:szCs w:val="22"/>
-        </w:rPr>
-        <w:br/>
-        <w:t>│   ├── common/</w:t>
-      </w:r>
-      <w:r>
-        <w:rPr>
-          <w:rFonts w:ascii="Arial" w:hAnsi="Arial" w:cs="Arial"/>
-          <w:color w:val="1F1F1F"/>
-          <w:sz w:val="22"/>
-          <w:szCs w:val="22"/>
-        </w:rPr>
-        <w:br/>
-        <w:t>│   │   ├── Header.tsx                  # Top Bar dengan status API &amp; Role Switcher</w:t>
-      </w:r>
-      <w:r>
-        <w:rPr>
-          <w:rFonts w:ascii="Arial" w:hAnsi="Arial" w:cs="Arial"/>
-          <w:color w:val="1F1F1F"/>
-          <w:sz w:val="22"/>
-          <w:szCs w:val="22"/>
-        </w:rPr>
-        <w:br/>
-        <w:t>│   │   ├── NavigationTabs.tsx          # Tab Navigasi antar Modul</w:t>
-      </w:r>
-      <w:r>
-        <w:rPr>
-          <w:rFonts w:ascii="Arial" w:hAnsi="Arial" w:cs="Arial"/>
-          <w:color w:val="1F1F1F"/>
-          <w:sz w:val="22"/>
-          <w:szCs w:val="22"/>
-        </w:rPr>
-        <w:br/>
-        <w:t>│   │   └── StatusBadge.tsx             # Badge Indikator Hijau/Kuning/Merah</w:t>
-      </w:r>
-      <w:r>
-        <w:rPr>
-          <w:rFonts w:ascii="Arial" w:hAnsi="Arial" w:cs="Arial"/>
-          <w:color w:val="1F1F1F"/>
-          <w:sz w:val="22"/>
-          <w:szCs w:val="22"/>
-        </w:rPr>
-        <w:br/>
-        <w:t>│   ├── area-head/</w:t>
-      </w:r>
-      <w:r>
-        <w:rPr>
-          <w:rFonts w:ascii="Arial" w:hAnsi="Arial" w:cs="Arial"/>
-          <w:color w:val="1F1F1F"/>
-          <w:sz w:val="22"/>
-          <w:szCs w:val="22"/>
-        </w:rPr>
-        <w:br/>
-        <w:t>│   │   ├── KpiSummaryCards.tsx         # Kartu Metrik Makro Regional</w:t>
-      </w:r>
-      <w:r>
-        <w:rPr>
-          <w:rFonts w:ascii="Arial" w:hAnsi="Arial" w:cs="Arial"/>
-          <w:color w:val="1F1F1F"/>
-          <w:sz w:val="22"/>
-          <w:szCs w:val="22"/>
-        </w:rPr>
-        <w:br/>
-        <w:t>│   │   ├── UnitPerformanceTable.tsx    # Tabel Matriks 17 Unit Mikro</w:t>
-      </w:r>
-      <w:r>
-        <w:rPr>
-          <w:rFonts w:ascii="Arial" w:hAnsi="Arial" w:cs="Arial"/>
-          <w:color w:val="1F1F1F"/>
-          <w:sz w:val="22"/>
-          <w:szCs w:val="22"/>
-        </w:rPr>
-        <w:br/>
-        <w:t>│   │   └── SupervisoryNoteModal.tsx    # Modal Input Catatan Area Head</w:t>
-      </w:r>
-      <w:r>
-        <w:rPr>
-          <w:rFonts w:ascii="Arial" w:hAnsi="Arial" w:cs="Arial"/>
-          <w:color w:val="1F1F1F"/>
-          <w:sz w:val="22"/>
-          <w:szCs w:val="22"/>
-        </w:rPr>
-        <w:br/>
-        <w:t>│   └── kepala-unit/</w:t>
-      </w:r>
-      <w:r>
-        <w:rPr>
-          <w:rFonts w:ascii="Arial" w:hAnsi="Arial" w:cs="Arial"/>
-          <w:color w:val="1F1F1F"/>
-          <w:sz w:val="22"/>
-          <w:szCs w:val="22"/>
-        </w:rPr>
-        <w:br/>
-        <w:t>│       ├── PipelineForm.tsx            # Form Input Calon Debitur</w:t>
-      </w:r>
-      <w:r>
-        <w:rPr>
-          <w:rFonts w:ascii="Arial" w:hAnsi="Arial" w:cs="Arial"/>
-          <w:color w:val="1F1F1F"/>
-          <w:sz w:val="22"/>
-          <w:szCs w:val="22"/>
-        </w:rPr>
-        <w:br/>
-        <w:t>│       └── DailyReportForm.tsx         # Form Laporan Harian &amp; Kendala</w:t>
-      </w:r>
-      <w:r>
-        <w:rPr>
-          <w:rFonts w:ascii="Arial" w:hAnsi="Arial" w:cs="Arial"/>
-          <w:color w:val="1F1F1F"/>
-          <w:sz w:val="22"/>
-          <w:szCs w:val="22"/>
-        </w:rPr>
-        <w:br/>
-        <w:t>├── lib/</w:t>
-      </w:r>
-      <w:r>
-        <w:rPr>
-          <w:rFonts w:ascii="Arial" w:hAnsi="Arial" w:cs="Arial"/>
-          <w:color w:val="1F1F1F"/>
-          <w:sz w:val="22"/>
-          <w:szCs w:val="22"/>
-        </w:rPr>
-        <w:br/>
-        <w:t>│   ├── supabase/</w:t>
-      </w:r>
-      <w:r>
-        <w:rPr>
-          <w:rFonts w:ascii="Arial" w:hAnsi="Arial" w:cs="Arial"/>
-          <w:color w:val="1F1F1F"/>
-          <w:sz w:val="22"/>
-          <w:szCs w:val="22"/>
-        </w:rPr>
-        <w:br/>
-        <w:t>│   │   ├── client.ts                   # Client Supabase Browser</w:t>
-      </w:r>
-      <w:r>
-        <w:rPr>
-          <w:rFonts w:ascii="Arial" w:hAnsi="Arial" w:cs="Arial"/>
-          <w:color w:val="1F1F1F"/>
-          <w:sz w:val="22"/>
-          <w:szCs w:val="22"/>
-        </w:rPr>
-        <w:br/>
-        <w:t>│   │   └── server.ts                   # Client Supabase Server/API</w:t>
-      </w:r>
-      <w:r>
-        <w:rPr>
-          <w:rFonts w:ascii="Arial" w:hAnsi="Arial" w:cs="Arial"/>
-          <w:color w:val="1F1F1F"/>
-          <w:sz w:val="22"/>
-          <w:szCs w:val="22"/>
-        </w:rPr>
-        <w:br/>
-        <w:t>│   └── utils/</w:t>
-      </w:r>
-      <w:r>
-        <w:rPr>
-          <w:rFonts w:ascii="Arial" w:hAnsi="Arial" w:cs="Arial"/>
-          <w:color w:val="1F1F1F"/>
-          <w:sz w:val="22"/>
-          <w:szCs w:val="22"/>
-        </w:rPr>
-        <w:br/>
-        <w:t>│       ├── formatters.ts               # Formatter Mata Uang (Rupiah) &amp; Persentase</w:t>
-      </w:r>
-      <w:r>
-        <w:rPr>
-          <w:rFonts w:ascii="Arial" w:hAnsi="Arial" w:cs="Arial"/>
-          <w:color w:val="1F1F1F"/>
-          <w:sz w:val="22"/>
-          <w:szCs w:val="22"/>
-        </w:rPr>
-        <w:br/>
-        <w:t>│       └── rbac.ts                     # Helper Hak Akses &amp; Middleware Guard</w:t>
-      </w:r>
-      <w:r>
-        <w:rPr>
-          <w:rFonts w:ascii="Arial" w:hAnsi="Arial" w:cs="Arial"/>
-          <w:color w:val="1F1F1F"/>
-          <w:sz w:val="22"/>
-          <w:szCs w:val="22"/>
-        </w:rPr>
-        <w:br/>
-        <w:t>├── types/</w:t>
-      </w:r>
-      <w:r>
-        <w:rPr>
-          <w:rFonts w:ascii="Arial" w:hAnsi="Arial" w:cs="Arial"/>
-          <w:color w:val="1F1F1F"/>
-          <w:sz w:val="22"/>
-          <w:szCs w:val="22"/>
-        </w:rPr>
-        <w:br/>
-        <w:t>│   └── index.ts                        # Type Definition (Unit, Metrics, Reports, User)</w:t>
-      </w:r>
-      <w:r>
-        <w:rPr>
-          <w:rFonts w:ascii="Arial" w:hAnsi="Arial" w:cs="Arial"/>
-          <w:color w:val="1F1F1F"/>
-          <w:sz w:val="22"/>
-          <w:szCs w:val="22"/>
-        </w:rPr>
-        <w:br/>
-        <w:t>├── db/</w:t>
-      </w:r>
-      <w:r>
-        <w:rPr>
-          <w:rFonts w:ascii="Arial" w:hAnsi="Arial" w:cs="Arial"/>
-          <w:color w:val="1F1F1F"/>
-          <w:sz w:val="22"/>
-          <w:szCs w:val="22"/>
-        </w:rPr>
-        <w:br/>
-        <w:t>│   └── schema.sql                      # DDL Schema, Migration &amp; Seed Data Supabase</w:t>
-      </w:r>
-      <w:r>
-        <w:rPr>
-          <w:rFonts w:ascii="Arial" w:hAnsi="Arial" w:cs="Arial"/>
-          <w:color w:val="1F1F1F"/>
-          <w:sz w:val="22"/>
-          <w:szCs w:val="22"/>
-        </w:rPr>
-        <w:br/>
-        <w:t>└── public/</w:t>
-      </w:r>
-      <w:r>
-        <w:rPr>
-          <w:rFonts w:ascii="Arial" w:hAnsi="Arial" w:cs="Arial"/>
-          <w:color w:val="1F1F1F"/>
-          <w:sz w:val="22"/>
-          <w:szCs w:val="22"/>
-        </w:rPr>
-        <w:br/>
-        <w:t>    └── favicon.ico</w:t>
-      </w:r>
-      <w:r>
-        <w:rPr>
-          <w:rFonts w:ascii="Arial" w:hAnsi="Arial" w:cs="Arial"/>
-          <w:color w:val="1F1F1F"/>
-          <w:sz w:val="22"/>
-          <w:szCs w:val="22"/>
-        </w:rPr>
-        <w:br/>
-      </w:r>
-      <w:r>
-        <w:rPr>
-          <w:rFonts w:ascii="Arial" w:hAnsi="Arial" w:cs="Arial"/>
-          <w:color w:val="1F1F1F"/>
-          <w:sz w:val="22"/>
-          <w:szCs w:val="22"/>
-        </w:rPr>
-        <w:br/>
-      </w:r>
-    </w:p>
-    <w:p>
-      <w:pPr>
-        <w:pStyle w:val="Heading3"/>
-        <w:spacing w:before="0" w:beforeAutospacing="0" w:after="120" w:afterAutospacing="0"/>
-      </w:pPr>
-      <w:r>
-        <w:rPr>
-          <w:rFonts w:ascii="Arial" w:hAnsi="Arial" w:cs="Arial"/>
-          <w:color w:val="1F1F1F"/>
-          <w:sz w:val="28"/>
-          <w:szCs w:val="28"/>
-        </w:rPr>
-        <w:t>4. STATUS STRUCTURAL LOCK</w:t>
-      </w:r>
-    </w:p>
-    <w:p>
-      <w:pPr>
-        <w:pStyle w:val="NormalWeb"/>
-        <w:spacing w:before="0" w:beforeAutospacing="0" w:after="255" w:afterAutospacing="0"/>
-      </w:pPr>
-      <w:r>
-        <w:rPr>
-          <w:rFonts w:ascii="Arial" w:hAnsi="Arial" w:cs="Arial"/>
-          <w:color w:val="1F1F1F"/>
-          <w:sz w:val="22"/>
-          <w:szCs w:val="22"/>
-        </w:rPr>
-        <w:t>STATUS: PROJECT STRUCTURE LOCKED</w:t>
-      </w:r>
-      <w:r>
-        <w:rPr>
-          <w:rFonts w:ascii="Arial" w:hAnsi="Arial" w:cs="Arial"/>
-          <w:color w:val="1F1F1F"/>
-          <w:sz w:val="22"/>
-          <w:szCs w:val="22"/>
-        </w:rPr>
-        <w:br/>
-      </w:r>
-      <w:r>
-        <w:rPr>
-          <w:rFonts w:ascii="Arial" w:hAnsi="Arial" w:cs="Arial"/>
-          <w:color w:val="1F1F1F"/>
-          <w:sz w:val="22"/>
-          <w:szCs w:val="22"/>
-        </w:rPr>
-        <w:br/>
-      </w:r>
-    </w:p>
-    <w:p>
-      <w:pPr>
-        <w:pStyle w:val="NormalWeb"/>
-        <w:spacing w:before="0" w:beforeAutospacing="0" w:after="173" w:afterAutospacing="0"/>
-      </w:pPr>
-      <w:r>
-        <w:rPr>
-          <w:rFonts w:ascii="Arial" w:hAnsi="Arial" w:cs="Arial"/>
-          <w:i/>
-          <w:iCs/>
-          <w:color w:val="1F1F1F"/>
-          <w:sz w:val="22"/>
-          <w:szCs w:val="22"/>
-        </w:rPr>
-        <w:t>Catatan Tambahan</w:t>
-      </w:r>
-      <w:r>
-        <w:rPr>
-          <w:rFonts w:ascii="Arial" w:hAnsi="Arial" w:cs="Arial"/>
-          <w:color w:val="1F1F1F"/>
-          <w:sz w:val="22"/>
-          <w:szCs w:val="22"/>
-        </w:rPr>
-        <w:t>: Struktur ini telah dikunci rapat. Tidak akan ada perubahan nama folder, penghapusan file, atau perombakan arsitektur di pertengahan jalan. Penambahan file baru hanya diperbolehkan jika selaras dengan struktur di atas.</w:t>
-      </w:r>
-    </w:p>
-    <w:p>
-      <w:pPr>
-        <w:pStyle w:val="Heading3"/>
-        <w:spacing w:before="0" w:beforeAutospacing="0" w:after="120" w:afterAutospacing="0"/>
-      </w:pPr>
-      <w:r>
-        <w:rPr>
-          <w:rFonts w:ascii="Arial" w:hAnsi="Arial" w:cs="Arial"/>
-          <w:color w:val="1F1F1F"/>
-          <w:sz w:val="28"/>
-          <w:szCs w:val="28"/>
-        </w:rPr>
-        <w:t>5. FILE REGISTRY (INVENTARIS FILE PROYEK)</w:t>
-      </w:r>
-    </w:p>
-    <w:tbl>
-      <w:tblPr>
-        <w:tblW w:w="0" w:type="auto"/>
-        <w:tblCellMar>
-          <w:top w:w="15" w:type="dxa"/>
-          <w:left w:w="15" w:type="dxa"/>
-          <w:bottom w:w="15" w:type="dxa"/>
-          <w:right w:w="15" w:type="dxa"/>
-        </w:tblCellMar>
-        <w:tblLook w:val="04A0" w:firstRow="1" w:lastRow="0" w:firstColumn="1" w:lastColumn="0" w:noHBand="0" w:noVBand="1"/>
-      </w:tblPr>
-      <w:tblGrid>
-        <w:gridCol w:w="654"/>
-        <w:gridCol w:w="4453"/>
-        <w:gridCol w:w="3903"/>
-      </w:tblGrid>
-      <w:tr>
-        <w:tc>
-          <w:tcPr>
-            <w:tcW w:w="0" w:type="auto"/>
-            <w:tcBorders>
-              <w:top w:val="single" w:sz="6" w:space="0" w:color="C4C7C5"/>
-              <w:left w:val="single" w:sz="6" w:space="0" w:color="C4C7C5"/>
-              <w:bottom w:val="single" w:sz="6" w:space="0" w:color="C4C7C5"/>
-              <w:right w:val="single" w:sz="6" w:space="0" w:color="C4C7C5"/>
-            </w:tcBorders>
-            <w:shd w:val="clear" w:color="auto" w:fill="F8FAFD"/>
-            <w:tcMar>
-              <w:top w:w="120" w:type="dxa"/>
-              <w:left w:w="180" w:type="dxa"/>
-              <w:bottom w:w="120" w:type="dxa"/>
-              <w:right w:w="180" w:type="dxa"/>
-            </w:tcMar>
-            <w:hideMark/>
-          </w:tcPr>
-          <w:p>
-            <w:pPr>
-              <w:pStyle w:val="NormalWeb"/>
-              <w:spacing w:before="120" w:beforeAutospacing="0" w:after="120" w:afterAutospacing="0"/>
-            </w:pPr>
-            <w:r>
-              <w:rPr>
-                <w:rFonts w:ascii="Arial" w:hAnsi="Arial" w:cs="Arial"/>
-                <w:b/>
-                <w:bCs/>
-                <w:color w:val="1F1F1F"/>
-                <w:sz w:val="22"/>
-                <w:szCs w:val="22"/>
               </w:rPr>
               <w:t>No</w:t>
             </w:r>
@@ -5860,244 +5405,188 @@
         <w:tc>
           <w:tcPr>
             <w:tcW w:w="0" w:type="auto"/>
-            <w:tcBorders>
-              <w:top w:val="single" w:sz="6" w:space="0" w:color="C4C7C5"/>
-              <w:left w:val="single" w:sz="6" w:space="0" w:color="C4C7C5"/>
-              <w:bottom w:val="single" w:sz="6" w:space="0" w:color="C4C7C5"/>
-              <w:right w:val="single" w:sz="6" w:space="0" w:color="C4C7C5"/>
-            </w:tcBorders>
-            <w:shd w:val="clear" w:color="auto" w:fill="F8FAFD"/>
-            <w:tcMar>
-              <w:top w:w="120" w:type="dxa"/>
-              <w:left w:w="180" w:type="dxa"/>
-              <w:bottom w:w="120" w:type="dxa"/>
-              <w:right w:w="180" w:type="dxa"/>
-            </w:tcMar>
+            <w:vAlign w:val="center"/>
             <w:hideMark/>
           </w:tcPr>
           <w:p>
             <w:pPr>
               <w:pStyle w:val="NormalWeb"/>
-              <w:spacing w:before="120" w:beforeAutospacing="0" w:after="120" w:afterAutospacing="0"/>
+              <w:jc w:val="center"/>
+              <w:rPr>
+                <w:b/>
+                <w:bCs/>
+              </w:rPr>
             </w:pPr>
             <w:r>
               <w:rPr>
-                <w:rFonts w:ascii="Arial" w:hAnsi="Arial" w:cs="Arial"/>
                 <w:b/>
                 <w:bCs/>
-                <w:color w:val="1F1F1F"/>
-                <w:sz w:val="22"/>
-                <w:szCs w:val="22"/>
               </w:rPr>
-              <w:t>Filepath</w:t>
+              <w:t>Path File</w:t>
             </w:r>
           </w:p>
         </w:tc>
         <w:tc>
           <w:tcPr>
             <w:tcW w:w="0" w:type="auto"/>
-            <w:tcBorders>
-              <w:top w:val="single" w:sz="6" w:space="0" w:color="C4C7C5"/>
-              <w:left w:val="single" w:sz="6" w:space="0" w:color="C4C7C5"/>
-              <w:bottom w:val="single" w:sz="6" w:space="0" w:color="C4C7C5"/>
-              <w:right w:val="single" w:sz="6" w:space="0" w:color="C4C7C5"/>
-            </w:tcBorders>
-            <w:shd w:val="clear" w:color="auto" w:fill="F8FAFD"/>
-            <w:tcMar>
-              <w:top w:w="120" w:type="dxa"/>
-              <w:left w:w="180" w:type="dxa"/>
-              <w:bottom w:w="120" w:type="dxa"/>
-              <w:right w:w="180" w:type="dxa"/>
-            </w:tcMar>
+            <w:vAlign w:val="center"/>
             <w:hideMark/>
           </w:tcPr>
           <w:p>
             <w:pPr>
               <w:pStyle w:val="NormalWeb"/>
-              <w:spacing w:before="120" w:beforeAutospacing="0" w:after="120" w:afterAutospacing="0"/>
+              <w:jc w:val="center"/>
+              <w:rPr>
+                <w:b/>
+                <w:bCs/>
+              </w:rPr>
             </w:pPr>
             <w:r>
               <w:rPr>
-                <w:rFonts w:ascii="Arial" w:hAnsi="Arial" w:cs="Arial"/>
                 <w:b/>
                 <w:bCs/>
-                <w:color w:val="1F1F1F"/>
-                <w:sz w:val="22"/>
-                <w:szCs w:val="22"/>
               </w:rPr>
-              <w:t>Fungsi Utama File</w:t>
-            </w:r>
-          </w:p>
-        </w:tc>
-      </w:tr>
-      <w:tr>
-        <w:tc>
-          <w:tcPr>
-            <w:tcW w:w="0" w:type="auto"/>
-            <w:tcBorders>
-              <w:top w:val="single" w:sz="6" w:space="0" w:color="C4C7C5"/>
-              <w:left w:val="single" w:sz="6" w:space="0" w:color="C4C7C5"/>
-              <w:bottom w:val="single" w:sz="6" w:space="0" w:color="C4C7C5"/>
-              <w:right w:val="single" w:sz="6" w:space="0" w:color="C4C7C5"/>
-            </w:tcBorders>
-            <w:shd w:val="clear" w:color="auto" w:fill="F8FAFD"/>
-            <w:tcMar>
-              <w:top w:w="120" w:type="dxa"/>
-              <w:left w:w="180" w:type="dxa"/>
-              <w:bottom w:w="120" w:type="dxa"/>
-              <w:right w:w="180" w:type="dxa"/>
-            </w:tcMar>
-            <w:hideMark/>
-          </w:tcPr>
-          <w:p>
-            <w:pPr>
-              <w:pStyle w:val="NormalWeb"/>
-              <w:spacing w:before="0" w:beforeAutospacing="0" w:after="0" w:afterAutospacing="0"/>
-            </w:pPr>
-            <w:r>
-              <w:rPr>
-                <w:rFonts w:ascii="Arial" w:hAnsi="Arial" w:cs="Arial"/>
-                <w:color w:val="1F1F1F"/>
-                <w:sz w:val="22"/>
-                <w:szCs w:val="22"/>
-              </w:rPr>
-              <w:t>1</w:t>
+              <w:t>Status</w:t>
             </w:r>
           </w:p>
         </w:tc>
         <w:tc>
           <w:tcPr>
             <w:tcW w:w="0" w:type="auto"/>
-            <w:tcBorders>
-              <w:top w:val="single" w:sz="6" w:space="0" w:color="C4C7C5"/>
-              <w:left w:val="single" w:sz="6" w:space="0" w:color="C4C7C5"/>
-              <w:bottom w:val="single" w:sz="6" w:space="0" w:color="C4C7C5"/>
-              <w:right w:val="single" w:sz="6" w:space="0" w:color="C4C7C5"/>
-            </w:tcBorders>
-            <w:shd w:val="clear" w:color="auto" w:fill="F8FAFD"/>
-            <w:tcMar>
-              <w:top w:w="120" w:type="dxa"/>
-              <w:left w:w="180" w:type="dxa"/>
-              <w:bottom w:w="120" w:type="dxa"/>
-              <w:right w:w="180" w:type="dxa"/>
-            </w:tcMar>
+            <w:vAlign w:val="center"/>
             <w:hideMark/>
           </w:tcPr>
           <w:p>
             <w:pPr>
               <w:pStyle w:val="NormalWeb"/>
-              <w:spacing w:before="0" w:beforeAutospacing="0" w:after="0" w:afterAutospacing="0"/>
+              <w:jc w:val="center"/>
+              <w:rPr>
+                <w:b/>
+                <w:bCs/>
+              </w:rPr>
             </w:pPr>
             <w:r>
               <w:rPr>
-                <w:rFonts w:ascii="Arial" w:hAnsi="Arial" w:cs="Arial"/>
-                <w:color w:val="1F1F1F"/>
-                <w:sz w:val="22"/>
-                <w:szCs w:val="22"/>
+                <w:b/>
+                <w:bCs/>
               </w:rPr>
-              <w:t>db/schema.sql</w:t>
+              <w:t>Fungsi Utama</w:t>
+            </w:r>
+          </w:p>
+        </w:tc>
+      </w:tr>
+      <w:tr>
+        <w:trPr>
+          <w:tblCellSpacing w:w="15" w:type="dxa"/>
+        </w:trPr>
+        <w:tc>
+          <w:tcPr>
+            <w:tcW w:w="0" w:type="auto"/>
+            <w:vAlign w:val="center"/>
+            <w:hideMark/>
+          </w:tcPr>
+          <w:p>
+            <w:pPr>
+              <w:pStyle w:val="NormalWeb"/>
+            </w:pPr>
+            <w:r>
+              <w:rPr>
+                <w:rStyle w:val="Strong"/>
+              </w:rPr>
+              <w:t>01</w:t>
             </w:r>
           </w:p>
         </w:tc>
         <w:tc>
           <w:tcPr>
             <w:tcW w:w="0" w:type="auto"/>
-            <w:tcBorders>
-              <w:top w:val="single" w:sz="6" w:space="0" w:color="C4C7C5"/>
-              <w:left w:val="single" w:sz="6" w:space="0" w:color="C4C7C5"/>
-              <w:bottom w:val="single" w:sz="6" w:space="0" w:color="C4C7C5"/>
-              <w:right w:val="single" w:sz="6" w:space="0" w:color="C4C7C5"/>
-            </w:tcBorders>
-            <w:shd w:val="clear" w:color="auto" w:fill="F8FAFD"/>
-            <w:tcMar>
-              <w:top w:w="120" w:type="dxa"/>
-              <w:left w:w="180" w:type="dxa"/>
-              <w:bottom w:w="120" w:type="dxa"/>
-              <w:right w:w="180" w:type="dxa"/>
-            </w:tcMar>
+            <w:vAlign w:val="center"/>
             <w:hideMark/>
           </w:tcPr>
           <w:p>
             <w:pPr>
               <w:pStyle w:val="NormalWeb"/>
-              <w:spacing w:before="0" w:beforeAutospacing="0" w:after="0" w:afterAutospacing="0"/>
             </w:pPr>
             <w:r>
               <w:rPr>
-                <w:rFonts w:ascii="Arial" w:hAnsi="Arial" w:cs="Arial"/>
-                <w:color w:val="1F1F1F"/>
-                <w:sz w:val="22"/>
-                <w:szCs w:val="22"/>
+                <w:rStyle w:val="HTMLCode"/>
               </w:rPr>
-              <w:t>Migration script PostgreSQL/Supabase: Tabel Users, Roles, Units, Metrics, Reports, dan RLS Policies.</w:t>
-            </w:r>
-          </w:p>
-        </w:tc>
-      </w:tr>
-      <w:tr>
-        <w:tc>
-          <w:tcPr>
-            <w:tcW w:w="0" w:type="auto"/>
-            <w:tcBorders>
-              <w:top w:val="single" w:sz="6" w:space="0" w:color="C4C7C5"/>
-              <w:left w:val="single" w:sz="6" w:space="0" w:color="C4C7C5"/>
-              <w:bottom w:val="single" w:sz="6" w:space="0" w:color="C4C7C5"/>
-              <w:right w:val="single" w:sz="6" w:space="0" w:color="C4C7C5"/>
-            </w:tcBorders>
-            <w:shd w:val="clear" w:color="auto" w:fill="F8FAFD"/>
-            <w:tcMar>
-              <w:top w:w="120" w:type="dxa"/>
-              <w:left w:w="180" w:type="dxa"/>
-              <w:bottom w:w="120" w:type="dxa"/>
-              <w:right w:w="180" w:type="dxa"/>
-            </w:tcMar>
-            <w:hideMark/>
-          </w:tcPr>
-          <w:p>
-            <w:pPr>
-              <w:pStyle w:val="NormalWeb"/>
-              <w:spacing w:before="0" w:beforeAutospacing="0" w:after="0" w:afterAutospacing="0"/>
-            </w:pPr>
-            <w:r>
-              <w:rPr>
-                <w:rFonts w:ascii="Arial" w:hAnsi="Arial" w:cs="Arial"/>
-                <w:color w:val="1F1F1F"/>
-                <w:sz w:val="22"/>
-                <w:szCs w:val="22"/>
-              </w:rPr>
-              <w:t>2</w:t>
+              <w:t>supabase/schema.sql</w:t>
             </w:r>
           </w:p>
         </w:tc>
         <w:tc>
           <w:tcPr>
             <w:tcW w:w="0" w:type="auto"/>
-            <w:tcBorders>
-              <w:top w:val="single" w:sz="6" w:space="0" w:color="C4C7C5"/>
-              <w:left w:val="single" w:sz="6" w:space="0" w:color="C4C7C5"/>
-              <w:bottom w:val="single" w:sz="6" w:space="0" w:color="C4C7C5"/>
-              <w:right w:val="single" w:sz="6" w:space="0" w:color="C4C7C5"/>
-            </w:tcBorders>
-            <w:shd w:val="clear" w:color="auto" w:fill="F8FAFD"/>
-            <w:tcMar>
-              <w:top w:w="120" w:type="dxa"/>
-              <w:left w:w="180" w:type="dxa"/>
-              <w:bottom w:w="120" w:type="dxa"/>
-              <w:right w:w="180" w:type="dxa"/>
-            </w:tcMar>
+            <w:vAlign w:val="center"/>
             <w:hideMark/>
           </w:tcPr>
           <w:p>
             <w:pPr>
               <w:pStyle w:val="NormalWeb"/>
-              <w:spacing w:before="0" w:beforeAutospacing="0" w:after="0" w:afterAutospacing="0"/>
             </w:pPr>
             <w:r>
               <w:rPr>
-                <w:rFonts w:ascii="Arial" w:hAnsi="Arial" w:cs="Arial"/>
-                <w:color w:val="1F1F1F"/>
-                <w:sz w:val="22"/>
-                <w:szCs w:val="22"/>
+                <w:rFonts w:ascii="Segoe UI Emoji" w:hAnsi="Segoe UI Emoji" w:cs="Segoe UI Emoji"/>
+              </w:rPr>
+              <w:t>🟢</w:t>
+            </w:r>
+            <w:r>
+              <w:t xml:space="preserve"> Done</w:t>
+            </w:r>
+          </w:p>
+        </w:tc>
+        <w:tc>
+          <w:tcPr>
+            <w:tcW w:w="0" w:type="auto"/>
+            <w:vAlign w:val="center"/>
+            <w:hideMark/>
+          </w:tcPr>
+          <w:p>
+            <w:pPr>
+              <w:pStyle w:val="NormalWeb"/>
+            </w:pPr>
+            <w:r>
+              <w:t>Skema Database + Policy RLS + Auto-trigger</w:t>
+            </w:r>
+          </w:p>
+        </w:tc>
+      </w:tr>
+      <w:tr>
+        <w:trPr>
+          <w:tblCellSpacing w:w="15" w:type="dxa"/>
+        </w:trPr>
+        <w:tc>
+          <w:tcPr>
+            <w:tcW w:w="0" w:type="auto"/>
+            <w:vAlign w:val="center"/>
+            <w:hideMark/>
+          </w:tcPr>
+          <w:p>
+            <w:pPr>
+              <w:pStyle w:val="NormalWeb"/>
+            </w:pPr>
+            <w:r>
+              <w:rPr>
+                <w:rStyle w:val="Strong"/>
+              </w:rPr>
+              <w:t>02</w:t>
+            </w:r>
+          </w:p>
+        </w:tc>
+        <w:tc>
+          <w:tcPr>
+            <w:tcW w:w="0" w:type="auto"/>
+            <w:vAlign w:val="center"/>
+            <w:hideMark/>
+          </w:tcPr>
+          <w:p>
+            <w:pPr>
+              <w:pStyle w:val="NormalWeb"/>
+            </w:pPr>
+            <w:r>
+              <w:rPr>
+                <w:rStyle w:val="HTMLCode"/>
               </w:rPr>
               <w:t>lib/supabase/client.ts</w:t>
             </w:r>
@@ -6106,763 +5595,902 @@
         <w:tc>
           <w:tcPr>
             <w:tcW w:w="0" w:type="auto"/>
-            <w:tcBorders>
-              <w:top w:val="single" w:sz="6" w:space="0" w:color="C4C7C5"/>
-              <w:left w:val="single" w:sz="6" w:space="0" w:color="C4C7C5"/>
-              <w:bottom w:val="single" w:sz="6" w:space="0" w:color="C4C7C5"/>
-              <w:right w:val="single" w:sz="6" w:space="0" w:color="C4C7C5"/>
-            </w:tcBorders>
-            <w:shd w:val="clear" w:color="auto" w:fill="F8FAFD"/>
-            <w:tcMar>
-              <w:top w:w="120" w:type="dxa"/>
-              <w:left w:w="180" w:type="dxa"/>
-              <w:bottom w:w="120" w:type="dxa"/>
-              <w:right w:w="180" w:type="dxa"/>
-            </w:tcMar>
+            <w:vAlign w:val="center"/>
             <w:hideMark/>
           </w:tcPr>
           <w:p>
             <w:pPr>
               <w:pStyle w:val="NormalWeb"/>
-              <w:spacing w:before="0" w:beforeAutospacing="0" w:after="0" w:afterAutospacing="0"/>
             </w:pPr>
             <w:r>
               <w:rPr>
-                <w:rFonts w:ascii="Arial" w:hAnsi="Arial" w:cs="Arial"/>
-                <w:color w:val="1F1F1F"/>
-                <w:sz w:val="22"/>
-                <w:szCs w:val="22"/>
+                <w:rFonts w:ascii="Segoe UI Emoji" w:hAnsi="Segoe UI Emoji" w:cs="Segoe UI Emoji"/>
               </w:rPr>
-              <w:t>Inisialisasi Supabase Client SDK untuk interaksi frontend.</w:t>
+              <w:t>🟢</w:t>
             </w:r>
-          </w:p>
-        </w:tc>
-      </w:tr>
-      <w:tr>
-        <w:tc>
-          <w:tcPr>
-            <w:tcW w:w="0" w:type="auto"/>
-            <w:tcBorders>
-              <w:top w:val="single" w:sz="6" w:space="0" w:color="C4C7C5"/>
-              <w:left w:val="single" w:sz="6" w:space="0" w:color="C4C7C5"/>
-              <w:bottom w:val="single" w:sz="6" w:space="0" w:color="C4C7C5"/>
-              <w:right w:val="single" w:sz="6" w:space="0" w:color="C4C7C5"/>
-            </w:tcBorders>
-            <w:shd w:val="clear" w:color="auto" w:fill="F8FAFD"/>
-            <w:tcMar>
-              <w:top w:w="120" w:type="dxa"/>
-              <w:left w:w="180" w:type="dxa"/>
-              <w:bottom w:w="120" w:type="dxa"/>
-              <w:right w:w="180" w:type="dxa"/>
-            </w:tcMar>
-            <w:hideMark/>
-          </w:tcPr>
-          <w:p>
-            <w:pPr>
-              <w:pStyle w:val="NormalWeb"/>
-              <w:spacing w:before="0" w:beforeAutospacing="0" w:after="0" w:afterAutospacing="0"/>
-            </w:pPr>
             <w:r>
-              <w:rPr>
-                <w:rFonts w:ascii="Arial" w:hAnsi="Arial" w:cs="Arial"/>
-                <w:color w:val="1F1F1F"/>
-                <w:sz w:val="22"/>
-                <w:szCs w:val="22"/>
-              </w:rPr>
-              <w:lastRenderedPageBreak/>
-              <w:t>3</w:t>
+              <w:t xml:space="preserve"> Done</w:t>
             </w:r>
           </w:p>
         </w:tc>
         <w:tc>
           <w:tcPr>
             <w:tcW w:w="0" w:type="auto"/>
-            <w:tcBorders>
-              <w:top w:val="single" w:sz="6" w:space="0" w:color="C4C7C5"/>
-              <w:left w:val="single" w:sz="6" w:space="0" w:color="C4C7C5"/>
-              <w:bottom w:val="single" w:sz="6" w:space="0" w:color="C4C7C5"/>
-              <w:right w:val="single" w:sz="6" w:space="0" w:color="C4C7C5"/>
-            </w:tcBorders>
-            <w:shd w:val="clear" w:color="auto" w:fill="F8FAFD"/>
-            <w:tcMar>
-              <w:top w:w="120" w:type="dxa"/>
-              <w:left w:w="180" w:type="dxa"/>
-              <w:bottom w:w="120" w:type="dxa"/>
-              <w:right w:w="180" w:type="dxa"/>
-            </w:tcMar>
+            <w:vAlign w:val="center"/>
             <w:hideMark/>
           </w:tcPr>
           <w:p>
             <w:pPr>
               <w:pStyle w:val="NormalWeb"/>
-              <w:spacing w:before="0" w:beforeAutospacing="0" w:after="0" w:afterAutospacing="0"/>
+            </w:pPr>
+            <w:r>
+              <w:t>Supabase Browser Client</w:t>
+            </w:r>
+          </w:p>
+        </w:tc>
+      </w:tr>
+      <w:tr>
+        <w:trPr>
+          <w:tblCellSpacing w:w="15" w:type="dxa"/>
+        </w:trPr>
+        <w:tc>
+          <w:tcPr>
+            <w:tcW w:w="0" w:type="auto"/>
+            <w:vAlign w:val="center"/>
+            <w:hideMark/>
+          </w:tcPr>
+          <w:p>
+            <w:pPr>
+              <w:pStyle w:val="NormalWeb"/>
             </w:pPr>
             <w:r>
               <w:rPr>
-                <w:rFonts w:ascii="Arial" w:hAnsi="Arial" w:cs="Arial"/>
-                <w:color w:val="1F1F1F"/>
-                <w:sz w:val="22"/>
-                <w:szCs w:val="22"/>
+                <w:rStyle w:val="Strong"/>
               </w:rPr>
-              <w:t>types/index.ts</w:t>
+              <w:t>03</w:t>
             </w:r>
           </w:p>
         </w:tc>
         <w:tc>
           <w:tcPr>
             <w:tcW w:w="0" w:type="auto"/>
-            <w:tcBorders>
-              <w:top w:val="single" w:sz="6" w:space="0" w:color="C4C7C5"/>
-              <w:left w:val="single" w:sz="6" w:space="0" w:color="C4C7C5"/>
-              <w:bottom w:val="single" w:sz="6" w:space="0" w:color="C4C7C5"/>
-              <w:right w:val="single" w:sz="6" w:space="0" w:color="C4C7C5"/>
-            </w:tcBorders>
-            <w:shd w:val="clear" w:color="auto" w:fill="F8FAFD"/>
-            <w:tcMar>
-              <w:top w:w="120" w:type="dxa"/>
-              <w:left w:w="180" w:type="dxa"/>
-              <w:bottom w:w="120" w:type="dxa"/>
-              <w:right w:w="180" w:type="dxa"/>
-            </w:tcMar>
+            <w:vAlign w:val="center"/>
             <w:hideMark/>
           </w:tcPr>
           <w:p>
             <w:pPr>
               <w:pStyle w:val="NormalWeb"/>
-              <w:spacing w:before="0" w:beforeAutospacing="0" w:after="0" w:afterAutospacing="0"/>
             </w:pPr>
             <w:r>
               <w:rPr>
-                <w:rFonts w:ascii="Arial" w:hAnsi="Arial" w:cs="Arial"/>
-                <w:color w:val="1F1F1F"/>
-                <w:sz w:val="22"/>
-                <w:szCs w:val="22"/>
+                <w:rStyle w:val="HTMLCode"/>
               </w:rPr>
-              <w:t>Master TypeScript Interfaces untuk semua entitas data.</w:t>
-            </w:r>
-          </w:p>
-        </w:tc>
-      </w:tr>
-      <w:tr>
-        <w:tc>
-          <w:tcPr>
-            <w:tcW w:w="0" w:type="auto"/>
-            <w:tcBorders>
-              <w:top w:val="single" w:sz="6" w:space="0" w:color="C4C7C5"/>
-              <w:left w:val="single" w:sz="6" w:space="0" w:color="C4C7C5"/>
-              <w:bottom w:val="single" w:sz="6" w:space="0" w:color="C4C7C5"/>
-              <w:right w:val="single" w:sz="6" w:space="0" w:color="C4C7C5"/>
-            </w:tcBorders>
-            <w:shd w:val="clear" w:color="auto" w:fill="F8FAFD"/>
-            <w:tcMar>
-              <w:top w:w="120" w:type="dxa"/>
-              <w:left w:w="180" w:type="dxa"/>
-              <w:bottom w:w="120" w:type="dxa"/>
-              <w:right w:w="180" w:type="dxa"/>
-            </w:tcMar>
-            <w:hideMark/>
-          </w:tcPr>
-          <w:p>
-            <w:pPr>
-              <w:pStyle w:val="NormalWeb"/>
-              <w:spacing w:before="0" w:beforeAutospacing="0" w:after="0" w:afterAutospacing="0"/>
-            </w:pPr>
-            <w:r>
-              <w:rPr>
-                <w:rFonts w:ascii="Arial" w:hAnsi="Arial" w:cs="Arial"/>
-                <w:color w:val="1F1F1F"/>
-                <w:sz w:val="22"/>
-                <w:szCs w:val="22"/>
-              </w:rPr>
-              <w:t>4</w:t>
+              <w:t>lib/supabase/server.ts</w:t>
             </w:r>
           </w:p>
         </w:tc>
         <w:tc>
           <w:tcPr>
             <w:tcW w:w="0" w:type="auto"/>
-            <w:tcBorders>
-              <w:top w:val="single" w:sz="6" w:space="0" w:color="C4C7C5"/>
-              <w:left w:val="single" w:sz="6" w:space="0" w:color="C4C7C5"/>
-              <w:bottom w:val="single" w:sz="6" w:space="0" w:color="C4C7C5"/>
-              <w:right w:val="single" w:sz="6" w:space="0" w:color="C4C7C5"/>
-            </w:tcBorders>
-            <w:shd w:val="clear" w:color="auto" w:fill="F8FAFD"/>
-            <w:tcMar>
-              <w:top w:w="120" w:type="dxa"/>
-              <w:left w:w="180" w:type="dxa"/>
-              <w:bottom w:w="120" w:type="dxa"/>
-              <w:right w:w="180" w:type="dxa"/>
-            </w:tcMar>
+            <w:vAlign w:val="center"/>
             <w:hideMark/>
           </w:tcPr>
           <w:p>
             <w:pPr>
               <w:pStyle w:val="NormalWeb"/>
-              <w:spacing w:before="0" w:beforeAutospacing="0" w:after="0" w:afterAutospacing="0"/>
             </w:pPr>
             <w:r>
               <w:rPr>
-                <w:rFonts w:ascii="Arial" w:hAnsi="Arial" w:cs="Arial"/>
-                <w:color w:val="1F1F1F"/>
-                <w:sz w:val="22"/>
-                <w:szCs w:val="22"/>
+                <w:rFonts w:ascii="Segoe UI Emoji" w:hAnsi="Segoe UI Emoji" w:cs="Segoe UI Emoji"/>
               </w:rPr>
-              <w:t>lib/utils/formatters.ts</w:t>
+              <w:t>🟢</w:t>
+            </w:r>
+            <w:r>
+              <w:t xml:space="preserve"> Done</w:t>
             </w:r>
           </w:p>
         </w:tc>
         <w:tc>
           <w:tcPr>
             <w:tcW w:w="0" w:type="auto"/>
-            <w:tcBorders>
-              <w:top w:val="single" w:sz="6" w:space="0" w:color="C4C7C5"/>
-              <w:left w:val="single" w:sz="6" w:space="0" w:color="C4C7C5"/>
-              <w:bottom w:val="single" w:sz="6" w:space="0" w:color="C4C7C5"/>
-              <w:right w:val="single" w:sz="6" w:space="0" w:color="C4C7C5"/>
-            </w:tcBorders>
-            <w:shd w:val="clear" w:color="auto" w:fill="F8FAFD"/>
-            <w:tcMar>
-              <w:top w:w="120" w:type="dxa"/>
-              <w:left w:w="180" w:type="dxa"/>
-              <w:bottom w:w="120" w:type="dxa"/>
-              <w:right w:w="180" w:type="dxa"/>
-            </w:tcMar>
+            <w:vAlign w:val="center"/>
             <w:hideMark/>
           </w:tcPr>
           <w:p>
             <w:pPr>
               <w:pStyle w:val="NormalWeb"/>
-              <w:spacing w:before="0" w:beforeAutospacing="0" w:after="0" w:afterAutospacing="0"/>
             </w:pPr>
             <w:r>
-              <w:rPr>
-                <w:rFonts w:ascii="Arial" w:hAnsi="Arial" w:cs="Arial"/>
-                <w:color w:val="1F1F1F"/>
-                <w:sz w:val="22"/>
-                <w:szCs w:val="22"/>
-              </w:rPr>
-              <w:t>Helper function untuk format Rupiah, kalkulasi persentase target, dan tanggal.</w:t>
+              <w:t>Supabase Server Cookie SSR Client</w:t>
             </w:r>
           </w:p>
         </w:tc>
       </w:tr>
       <w:tr>
+        <w:trPr>
+          <w:tblCellSpacing w:w="15" w:type="dxa"/>
+        </w:trPr>
         <w:tc>
           <w:tcPr>
             <w:tcW w:w="0" w:type="auto"/>
-            <w:tcBorders>
-              <w:top w:val="single" w:sz="6" w:space="0" w:color="C4C7C5"/>
-              <w:left w:val="single" w:sz="6" w:space="0" w:color="C4C7C5"/>
-              <w:bottom w:val="single" w:sz="6" w:space="0" w:color="C4C7C5"/>
-              <w:right w:val="single" w:sz="6" w:space="0" w:color="C4C7C5"/>
-            </w:tcBorders>
-            <w:shd w:val="clear" w:color="auto" w:fill="F8FAFD"/>
-            <w:tcMar>
-              <w:top w:w="120" w:type="dxa"/>
-              <w:left w:w="180" w:type="dxa"/>
-              <w:bottom w:w="120" w:type="dxa"/>
-              <w:right w:w="180" w:type="dxa"/>
-            </w:tcMar>
+            <w:vAlign w:val="center"/>
             <w:hideMark/>
           </w:tcPr>
           <w:p>
             <w:pPr>
               <w:pStyle w:val="NormalWeb"/>
-              <w:spacing w:before="0" w:beforeAutospacing="0" w:after="0" w:afterAutospacing="0"/>
             </w:pPr>
             <w:r>
               <w:rPr>
-                <w:rFonts w:ascii="Arial" w:hAnsi="Arial" w:cs="Arial"/>
-                <w:color w:val="1F1F1F"/>
-                <w:sz w:val="22"/>
-                <w:szCs w:val="22"/>
+                <w:rStyle w:val="Strong"/>
               </w:rPr>
-              <w:t>5</w:t>
+              <w:t>04</w:t>
             </w:r>
           </w:p>
         </w:tc>
         <w:tc>
           <w:tcPr>
             <w:tcW w:w="0" w:type="auto"/>
-            <w:tcBorders>
-              <w:top w:val="single" w:sz="6" w:space="0" w:color="C4C7C5"/>
-              <w:left w:val="single" w:sz="6" w:space="0" w:color="C4C7C5"/>
-              <w:bottom w:val="single" w:sz="6" w:space="0" w:color="C4C7C5"/>
-              <w:right w:val="single" w:sz="6" w:space="0" w:color="C4C7C5"/>
-            </w:tcBorders>
-            <w:shd w:val="clear" w:color="auto" w:fill="F8FAFD"/>
-            <w:tcMar>
-              <w:top w:w="120" w:type="dxa"/>
-              <w:left w:w="180" w:type="dxa"/>
-              <w:bottom w:w="120" w:type="dxa"/>
-              <w:right w:w="180" w:type="dxa"/>
-            </w:tcMar>
+            <w:vAlign w:val="center"/>
             <w:hideMark/>
           </w:tcPr>
           <w:p>
             <w:pPr>
               <w:pStyle w:val="NormalWeb"/>
-              <w:spacing w:before="0" w:beforeAutospacing="0" w:after="0" w:afterAutospacing="0"/>
             </w:pPr>
             <w:r>
               <w:rPr>
-                <w:rFonts w:ascii="Arial" w:hAnsi="Arial" w:cs="Arial"/>
-                <w:color w:val="1F1F1F"/>
-                <w:sz w:val="22"/>
-                <w:szCs w:val="22"/>
+                <w:rStyle w:val="HTMLCode"/>
               </w:rPr>
-              <w:t>components/common/Header.tsx</w:t>
+              <w:t>lib/utils.ts</w:t>
             </w:r>
           </w:p>
         </w:tc>
         <w:tc>
           <w:tcPr>
             <w:tcW w:w="0" w:type="auto"/>
-            <w:tcBorders>
-              <w:top w:val="single" w:sz="6" w:space="0" w:color="C4C7C5"/>
-              <w:left w:val="single" w:sz="6" w:space="0" w:color="C4C7C5"/>
-              <w:bottom w:val="single" w:sz="6" w:space="0" w:color="C4C7C5"/>
-              <w:right w:val="single" w:sz="6" w:space="0" w:color="C4C7C5"/>
-            </w:tcBorders>
-            <w:shd w:val="clear" w:color="auto" w:fill="F8FAFD"/>
-            <w:tcMar>
-              <w:top w:w="120" w:type="dxa"/>
-              <w:left w:w="180" w:type="dxa"/>
-              <w:bottom w:w="120" w:type="dxa"/>
-              <w:right w:w="180" w:type="dxa"/>
-            </w:tcMar>
+            <w:vAlign w:val="center"/>
             <w:hideMark/>
           </w:tcPr>
           <w:p>
             <w:pPr>
               <w:pStyle w:val="NormalWeb"/>
-              <w:spacing w:before="0" w:beforeAutospacing="0" w:after="0" w:afterAutospacing="0"/>
             </w:pPr>
             <w:r>
               <w:rPr>
-                <w:rFonts w:ascii="Arial" w:hAnsi="Arial" w:cs="Arial"/>
-                <w:color w:val="1F1F1F"/>
-                <w:sz w:val="22"/>
-                <w:szCs w:val="22"/>
+                <w:rFonts w:ascii="Segoe UI Emoji" w:hAnsi="Segoe UI Emoji" w:cs="Segoe UI Emoji"/>
               </w:rPr>
-              <w:t>Component Header global dengan indikator koneksi database dan selector akun.</w:t>
+              <w:t>⏳</w:t>
             </w:r>
-          </w:p>
-        </w:tc>
-      </w:tr>
-      <w:tr>
-        <w:tc>
-          <w:tcPr>
-            <w:tcW w:w="0" w:type="auto"/>
-            <w:tcBorders>
-              <w:top w:val="single" w:sz="6" w:space="0" w:color="C4C7C5"/>
-              <w:left w:val="single" w:sz="6" w:space="0" w:color="C4C7C5"/>
-              <w:bottom w:val="single" w:sz="6" w:space="0" w:color="C4C7C5"/>
-              <w:right w:val="single" w:sz="6" w:space="0" w:color="C4C7C5"/>
-            </w:tcBorders>
-            <w:shd w:val="clear" w:color="auto" w:fill="F8FAFD"/>
-            <w:tcMar>
-              <w:top w:w="120" w:type="dxa"/>
-              <w:left w:w="180" w:type="dxa"/>
-              <w:bottom w:w="120" w:type="dxa"/>
-              <w:right w:w="180" w:type="dxa"/>
-            </w:tcMar>
-            <w:hideMark/>
-          </w:tcPr>
-          <w:p>
-            <w:pPr>
-              <w:pStyle w:val="NormalWeb"/>
-              <w:spacing w:before="0" w:beforeAutospacing="0" w:after="0" w:afterAutospacing="0"/>
-            </w:pPr>
             <w:r>
-              <w:rPr>
-                <w:rFonts w:ascii="Arial" w:hAnsi="Arial" w:cs="Arial"/>
-                <w:color w:val="1F1F1F"/>
-                <w:sz w:val="22"/>
-                <w:szCs w:val="22"/>
-              </w:rPr>
-              <w:t>6</w:t>
+              <w:t xml:space="preserve"> Pending</w:t>
             </w:r>
           </w:p>
         </w:tc>
         <w:tc>
           <w:tcPr>
             <w:tcW w:w="0" w:type="auto"/>
-            <w:tcBorders>
-              <w:top w:val="single" w:sz="6" w:space="0" w:color="C4C7C5"/>
-              <w:left w:val="single" w:sz="6" w:space="0" w:color="C4C7C5"/>
-              <w:bottom w:val="single" w:sz="6" w:space="0" w:color="C4C7C5"/>
-              <w:right w:val="single" w:sz="6" w:space="0" w:color="C4C7C5"/>
-            </w:tcBorders>
-            <w:shd w:val="clear" w:color="auto" w:fill="F8FAFD"/>
-            <w:tcMar>
-              <w:top w:w="120" w:type="dxa"/>
-              <w:left w:w="180" w:type="dxa"/>
-              <w:bottom w:w="120" w:type="dxa"/>
-              <w:right w:w="180" w:type="dxa"/>
-            </w:tcMar>
+            <w:vAlign w:val="center"/>
             <w:hideMark/>
           </w:tcPr>
           <w:p>
             <w:pPr>
               <w:pStyle w:val="NormalWeb"/>
-              <w:spacing w:before="0" w:beforeAutospacing="0" w:after="0" w:afterAutospacing="0"/>
+            </w:pPr>
+            <w:r>
+              <w:t xml:space="preserve">Utility Classname </w:t>
+            </w:r>
+            <w:r>
+              <w:rPr>
+                <w:rStyle w:val="HTMLCode"/>
+              </w:rPr>
+              <w:t>clsx</w:t>
+            </w:r>
+            <w:r>
+              <w:t>/</w:t>
+            </w:r>
+            <w:r>
+              <w:rPr>
+                <w:rStyle w:val="HTMLCode"/>
+              </w:rPr>
+              <w:t>tailwind-merge</w:t>
+            </w:r>
+            <w:r>
+              <w:t xml:space="preserve"> &amp; Date formatters</w:t>
+            </w:r>
+          </w:p>
+        </w:tc>
+      </w:tr>
+      <w:tr>
+        <w:trPr>
+          <w:tblCellSpacing w:w="15" w:type="dxa"/>
+        </w:trPr>
+        <w:tc>
+          <w:tcPr>
+            <w:tcW w:w="0" w:type="auto"/>
+            <w:vAlign w:val="center"/>
+            <w:hideMark/>
+          </w:tcPr>
+          <w:p>
+            <w:pPr>
+              <w:pStyle w:val="NormalWeb"/>
             </w:pPr>
             <w:r>
               <w:rPr>
-                <w:rFonts w:ascii="Arial" w:hAnsi="Arial" w:cs="Arial"/>
-                <w:color w:val="1F1F1F"/>
-                <w:sz w:val="22"/>
-                <w:szCs w:val="22"/>
+                <w:rStyle w:val="Strong"/>
               </w:rPr>
-              <w:t>components/common/NavigationTabs.tsx</w:t>
+              <w:lastRenderedPageBreak/>
+              <w:t>05</w:t>
             </w:r>
           </w:p>
         </w:tc>
         <w:tc>
           <w:tcPr>
             <w:tcW w:w="0" w:type="auto"/>
-            <w:tcBorders>
-              <w:top w:val="single" w:sz="6" w:space="0" w:color="C4C7C5"/>
-              <w:left w:val="single" w:sz="6" w:space="0" w:color="C4C7C5"/>
-              <w:bottom w:val="single" w:sz="6" w:space="0" w:color="C4C7C5"/>
-              <w:right w:val="single" w:sz="6" w:space="0" w:color="C4C7C5"/>
-            </w:tcBorders>
-            <w:shd w:val="clear" w:color="auto" w:fill="F8FAFD"/>
-            <w:tcMar>
-              <w:top w:w="120" w:type="dxa"/>
-              <w:left w:w="180" w:type="dxa"/>
-              <w:bottom w:w="120" w:type="dxa"/>
-              <w:right w:w="180" w:type="dxa"/>
-            </w:tcMar>
+            <w:vAlign w:val="center"/>
             <w:hideMark/>
           </w:tcPr>
           <w:p>
             <w:pPr>
               <w:pStyle w:val="NormalWeb"/>
-              <w:spacing w:before="0" w:beforeAutospacing="0" w:after="0" w:afterAutospacing="0"/>
             </w:pPr>
             <w:r>
               <w:rPr>
-                <w:rFonts w:ascii="Arial" w:hAnsi="Arial" w:cs="Arial"/>
-                <w:color w:val="1F1F1F"/>
-                <w:sz w:val="22"/>
-                <w:szCs w:val="22"/>
+                <w:rStyle w:val="HTMLCode"/>
               </w:rPr>
-              <w:t>Component Navigasi tab untuk perpindahan modul secara seamless.</w:t>
-            </w:r>
-          </w:p>
-        </w:tc>
-      </w:tr>
-      <w:tr>
-        <w:tc>
-          <w:tcPr>
-            <w:tcW w:w="0" w:type="auto"/>
-            <w:tcBorders>
-              <w:top w:val="single" w:sz="6" w:space="0" w:color="C4C7C5"/>
-              <w:left w:val="single" w:sz="6" w:space="0" w:color="C4C7C5"/>
-              <w:bottom w:val="single" w:sz="6" w:space="0" w:color="C4C7C5"/>
-              <w:right w:val="single" w:sz="6" w:space="0" w:color="C4C7C5"/>
-            </w:tcBorders>
-            <w:shd w:val="clear" w:color="auto" w:fill="F8FAFD"/>
-            <w:tcMar>
-              <w:top w:w="120" w:type="dxa"/>
-              <w:left w:w="180" w:type="dxa"/>
-              <w:bottom w:w="120" w:type="dxa"/>
-              <w:right w:w="180" w:type="dxa"/>
-            </w:tcMar>
-            <w:hideMark/>
-          </w:tcPr>
-          <w:p>
-            <w:pPr>
-              <w:pStyle w:val="NormalWeb"/>
-              <w:spacing w:before="0" w:beforeAutospacing="0" w:after="0" w:afterAutospacing="0"/>
-            </w:pPr>
-            <w:r>
-              <w:rPr>
-                <w:rFonts w:ascii="Arial" w:hAnsi="Arial" w:cs="Arial"/>
-                <w:color w:val="1F1F1F"/>
-                <w:sz w:val="22"/>
-                <w:szCs w:val="22"/>
-              </w:rPr>
-              <w:t>7</w:t>
+              <w:t>app/api/reports/route.ts</w:t>
             </w:r>
           </w:p>
         </w:tc>
         <w:tc>
           <w:tcPr>
             <w:tcW w:w="0" w:type="auto"/>
-            <w:tcBorders>
-              <w:top w:val="single" w:sz="6" w:space="0" w:color="C4C7C5"/>
-              <w:left w:val="single" w:sz="6" w:space="0" w:color="C4C7C5"/>
-              <w:bottom w:val="single" w:sz="6" w:space="0" w:color="C4C7C5"/>
-              <w:right w:val="single" w:sz="6" w:space="0" w:color="C4C7C5"/>
-            </w:tcBorders>
-            <w:shd w:val="clear" w:color="auto" w:fill="F8FAFD"/>
-            <w:tcMar>
-              <w:top w:w="120" w:type="dxa"/>
-              <w:left w:w="180" w:type="dxa"/>
-              <w:bottom w:w="120" w:type="dxa"/>
-              <w:right w:w="180" w:type="dxa"/>
-            </w:tcMar>
+            <w:vAlign w:val="center"/>
             <w:hideMark/>
           </w:tcPr>
           <w:p>
             <w:pPr>
               <w:pStyle w:val="NormalWeb"/>
-              <w:spacing w:before="0" w:beforeAutospacing="0" w:after="0" w:afterAutospacing="0"/>
             </w:pPr>
             <w:r>
               <w:rPr>
-                <w:rFonts w:ascii="Arial" w:hAnsi="Arial" w:cs="Arial"/>
-                <w:color w:val="1F1F1F"/>
-                <w:sz w:val="22"/>
-                <w:szCs w:val="22"/>
+                <w:rFonts w:ascii="Segoe UI Emoji" w:hAnsi="Segoe UI Emoji" w:cs="Segoe UI Emoji"/>
               </w:rPr>
-              <w:t>app/(dashboard)/area-head/page.tsx</w:t>
+              <w:t>⏳</w:t>
+            </w:r>
+            <w:r>
+              <w:t xml:space="preserve"> Pending</w:t>
             </w:r>
           </w:p>
         </w:tc>
         <w:tc>
           <w:tcPr>
             <w:tcW w:w="0" w:type="auto"/>
-            <w:tcBorders>
-              <w:top w:val="single" w:sz="6" w:space="0" w:color="C4C7C5"/>
-              <w:left w:val="single" w:sz="6" w:space="0" w:color="C4C7C5"/>
-              <w:bottom w:val="single" w:sz="6" w:space="0" w:color="C4C7C5"/>
-              <w:right w:val="single" w:sz="6" w:space="0" w:color="C4C7C5"/>
-            </w:tcBorders>
-            <w:shd w:val="clear" w:color="auto" w:fill="F8FAFD"/>
-            <w:tcMar>
-              <w:top w:w="120" w:type="dxa"/>
-              <w:left w:w="180" w:type="dxa"/>
-              <w:bottom w:w="120" w:type="dxa"/>
-              <w:right w:w="180" w:type="dxa"/>
-            </w:tcMar>
+            <w:vAlign w:val="center"/>
             <w:hideMark/>
           </w:tcPr>
           <w:p>
             <w:pPr>
               <w:pStyle w:val="NormalWeb"/>
-              <w:spacing w:before="0" w:beforeAutospacing="0" w:after="0" w:afterAutospacing="0"/>
             </w:pPr>
             <w:r>
-              <w:rPr>
-                <w:rFonts w:ascii="Arial" w:hAnsi="Arial" w:cs="Arial"/>
-                <w:color w:val="1F1F1F"/>
-                <w:sz w:val="22"/>
-                <w:szCs w:val="22"/>
-              </w:rPr>
-              <w:t>Dashboard Command Center utama untuk Area Head (Executive View &amp; 17 Unit Matrix).</w:t>
+              <w:t>REST API Endpoint GET/POST/UPSERT Data Laporan</w:t>
             </w:r>
           </w:p>
         </w:tc>
       </w:tr>
       <w:tr>
+        <w:trPr>
+          <w:tblCellSpacing w:w="15" w:type="dxa"/>
+        </w:trPr>
         <w:tc>
           <w:tcPr>
             <w:tcW w:w="0" w:type="auto"/>
-            <w:tcBorders>
-              <w:top w:val="single" w:sz="6" w:space="0" w:color="C4C7C5"/>
-              <w:left w:val="single" w:sz="6" w:space="0" w:color="C4C7C5"/>
-              <w:bottom w:val="single" w:sz="6" w:space="0" w:color="C4C7C5"/>
-              <w:right w:val="single" w:sz="6" w:space="0" w:color="C4C7C5"/>
-            </w:tcBorders>
-            <w:shd w:val="clear" w:color="auto" w:fill="F8FAFD"/>
-            <w:tcMar>
-              <w:top w:w="120" w:type="dxa"/>
-              <w:left w:w="180" w:type="dxa"/>
-              <w:bottom w:w="120" w:type="dxa"/>
-              <w:right w:w="180" w:type="dxa"/>
-            </w:tcMar>
+            <w:vAlign w:val="center"/>
             <w:hideMark/>
           </w:tcPr>
           <w:p>
             <w:pPr>
               <w:pStyle w:val="NormalWeb"/>
-              <w:spacing w:before="0" w:beforeAutospacing="0" w:after="0" w:afterAutospacing="0"/>
             </w:pPr>
             <w:r>
               <w:rPr>
-                <w:rFonts w:ascii="Arial" w:hAnsi="Arial" w:cs="Arial"/>
-                <w:color w:val="1F1F1F"/>
-                <w:sz w:val="22"/>
-                <w:szCs w:val="22"/>
+                <w:rStyle w:val="Strong"/>
               </w:rPr>
-              <w:t>8</w:t>
+              <w:t>06</w:t>
             </w:r>
           </w:p>
         </w:tc>
         <w:tc>
           <w:tcPr>
             <w:tcW w:w="0" w:type="auto"/>
-            <w:tcBorders>
-              <w:top w:val="single" w:sz="6" w:space="0" w:color="C4C7C5"/>
-              <w:left w:val="single" w:sz="6" w:space="0" w:color="C4C7C5"/>
-              <w:bottom w:val="single" w:sz="6" w:space="0" w:color="C4C7C5"/>
-              <w:right w:val="single" w:sz="6" w:space="0" w:color="C4C7C5"/>
-            </w:tcBorders>
-            <w:shd w:val="clear" w:color="auto" w:fill="F8FAFD"/>
-            <w:tcMar>
-              <w:top w:w="120" w:type="dxa"/>
-              <w:left w:w="180" w:type="dxa"/>
-              <w:bottom w:w="120" w:type="dxa"/>
-              <w:right w:w="180" w:type="dxa"/>
-            </w:tcMar>
+            <w:vAlign w:val="center"/>
             <w:hideMark/>
           </w:tcPr>
           <w:p>
             <w:pPr>
               <w:pStyle w:val="NormalWeb"/>
-              <w:spacing w:before="0" w:beforeAutospacing="0" w:after="0" w:afterAutospacing="0"/>
             </w:pPr>
             <w:r>
               <w:rPr>
-                <w:rFonts w:ascii="Arial" w:hAnsi="Arial" w:cs="Arial"/>
-                <w:color w:val="1F1F1F"/>
-                <w:sz w:val="22"/>
-                <w:szCs w:val="22"/>
+                <w:rStyle w:val="HTMLCode"/>
               </w:rPr>
-              <w:t>app/(dashboard)/kepala-unit/page.tsx</w:t>
+              <w:t>app/api/lock-status/route.ts</w:t>
             </w:r>
           </w:p>
         </w:tc>
         <w:tc>
           <w:tcPr>
             <w:tcW w:w="0" w:type="auto"/>
-            <w:tcBorders>
-              <w:top w:val="single" w:sz="6" w:space="0" w:color="C4C7C5"/>
-              <w:left w:val="single" w:sz="6" w:space="0" w:color="C4C7C5"/>
-              <w:bottom w:val="single" w:sz="6" w:space="0" w:color="C4C7C5"/>
-              <w:right w:val="single" w:sz="6" w:space="0" w:color="C4C7C5"/>
-            </w:tcBorders>
-            <w:shd w:val="clear" w:color="auto" w:fill="F8FAFD"/>
-            <w:tcMar>
-              <w:top w:w="120" w:type="dxa"/>
-              <w:left w:w="180" w:type="dxa"/>
-              <w:bottom w:w="120" w:type="dxa"/>
-              <w:right w:w="180" w:type="dxa"/>
-            </w:tcMar>
+            <w:vAlign w:val="center"/>
             <w:hideMark/>
           </w:tcPr>
           <w:p>
             <w:pPr>
               <w:pStyle w:val="NormalWeb"/>
-              <w:spacing w:before="0" w:beforeAutospacing="0" w:after="0" w:afterAutospacing="0"/>
             </w:pPr>
             <w:r>
               <w:rPr>
-                <w:rFonts w:ascii="Arial" w:hAnsi="Arial" w:cs="Arial"/>
-                <w:color w:val="1F1F1F"/>
-                <w:sz w:val="22"/>
-                <w:szCs w:val="22"/>
+                <w:rFonts w:ascii="Segoe UI Emoji" w:hAnsi="Segoe UI Emoji" w:cs="Segoe UI Emoji"/>
               </w:rPr>
-              <w:t>Dashboard operasional khusus Kepala Unit (Monitoring Unit Sendiri &amp; Pipeline).</w:t>
+              <w:t>⏳</w:t>
             </w:r>
-          </w:p>
-        </w:tc>
-      </w:tr>
-      <w:tr>
-        <w:tc>
-          <w:tcPr>
-            <w:tcW w:w="0" w:type="auto"/>
-            <w:tcBorders>
-              <w:top w:val="single" w:sz="6" w:space="0" w:color="C4C7C5"/>
-              <w:left w:val="single" w:sz="6" w:space="0" w:color="C4C7C5"/>
-              <w:bottom w:val="single" w:sz="6" w:space="0" w:color="C4C7C5"/>
-              <w:right w:val="single" w:sz="6" w:space="0" w:color="C4C7C5"/>
-            </w:tcBorders>
-            <w:shd w:val="clear" w:color="auto" w:fill="F8FAFD"/>
-            <w:tcMar>
-              <w:top w:w="120" w:type="dxa"/>
-              <w:left w:w="180" w:type="dxa"/>
-              <w:bottom w:w="120" w:type="dxa"/>
-              <w:right w:w="180" w:type="dxa"/>
-            </w:tcMar>
-            <w:hideMark/>
-          </w:tcPr>
-          <w:p>
-            <w:pPr>
-              <w:pStyle w:val="NormalWeb"/>
-              <w:spacing w:before="0" w:beforeAutospacing="0" w:after="0" w:afterAutospacing="0"/>
-            </w:pPr>
             <w:r>
-              <w:rPr>
-                <w:rFonts w:ascii="Arial" w:hAnsi="Arial" w:cs="Arial"/>
-                <w:color w:val="1F1F1F"/>
-                <w:sz w:val="22"/>
-                <w:szCs w:val="22"/>
-              </w:rPr>
-              <w:t>9</w:t>
+              <w:t xml:space="preserve"> Pending</w:t>
             </w:r>
           </w:p>
         </w:tc>
         <w:tc>
           <w:tcPr>
             <w:tcW w:w="0" w:type="auto"/>
-            <w:tcBorders>
-              <w:top w:val="single" w:sz="6" w:space="0" w:color="C4C7C5"/>
-              <w:left w:val="single" w:sz="6" w:space="0" w:color="C4C7C5"/>
-              <w:bottom w:val="single" w:sz="6" w:space="0" w:color="C4C7C5"/>
-              <w:right w:val="single" w:sz="6" w:space="0" w:color="C4C7C5"/>
-            </w:tcBorders>
-            <w:shd w:val="clear" w:color="auto" w:fill="F8FAFD"/>
-            <w:tcMar>
-              <w:top w:w="120" w:type="dxa"/>
-              <w:left w:w="180" w:type="dxa"/>
-              <w:bottom w:w="120" w:type="dxa"/>
-              <w:right w:w="180" w:type="dxa"/>
-            </w:tcMar>
+            <w:vAlign w:val="center"/>
             <w:hideMark/>
           </w:tcPr>
           <w:p>
             <w:pPr>
               <w:pStyle w:val="NormalWeb"/>
-              <w:spacing w:before="0" w:beforeAutospacing="0" w:after="0" w:afterAutospacing="0"/>
+            </w:pPr>
+            <w:r>
+              <w:t>REST API Endpoint Lock/Unlock Laporan</w:t>
+            </w:r>
+          </w:p>
+        </w:tc>
+      </w:tr>
+      <w:tr>
+        <w:trPr>
+          <w:tblCellSpacing w:w="15" w:type="dxa"/>
+        </w:trPr>
+        <w:tc>
+          <w:tcPr>
+            <w:tcW w:w="0" w:type="auto"/>
+            <w:vAlign w:val="center"/>
+            <w:hideMark/>
+          </w:tcPr>
+          <w:p>
+            <w:pPr>
+              <w:pStyle w:val="NormalWeb"/>
             </w:pPr>
             <w:r>
               <w:rPr>
-                <w:rFonts w:ascii="Arial" w:hAnsi="Arial" w:cs="Arial"/>
-                <w:color w:val="1F1F1F"/>
-                <w:sz w:val="22"/>
-                <w:szCs w:val="22"/>
+                <w:rStyle w:val="Strong"/>
               </w:rPr>
-              <w:t>app/(dashboard)/kepala-unit/reports/page.tsx</w:t>
+              <w:t>07</w:t>
             </w:r>
           </w:p>
         </w:tc>
         <w:tc>
           <w:tcPr>
             <w:tcW w:w="0" w:type="auto"/>
-            <w:tcBorders>
-              <w:top w:val="single" w:sz="6" w:space="0" w:color="C4C7C5"/>
-              <w:left w:val="single" w:sz="6" w:space="0" w:color="C4C7C5"/>
-              <w:bottom w:val="single" w:sz="6" w:space="0" w:color="C4C7C5"/>
-              <w:right w:val="single" w:sz="6" w:space="0" w:color="C4C7C5"/>
-            </w:tcBorders>
-            <w:shd w:val="clear" w:color="auto" w:fill="F8FAFD"/>
-            <w:tcMar>
-              <w:top w:w="120" w:type="dxa"/>
-              <w:left w:w="180" w:type="dxa"/>
-              <w:bottom w:w="120" w:type="dxa"/>
-              <w:right w:w="180" w:type="dxa"/>
-            </w:tcMar>
+            <w:vAlign w:val="center"/>
             <w:hideMark/>
           </w:tcPr>
           <w:p>
             <w:pPr>
               <w:pStyle w:val="NormalWeb"/>
-              <w:spacing w:before="0" w:beforeAutospacing="0" w:after="0" w:afterAutospacing="0"/>
             </w:pPr>
             <w:r>
               <w:rPr>
-                <w:rFonts w:ascii="Arial" w:hAnsi="Arial" w:cs="Arial"/>
-                <w:color w:val="1F1F1F"/>
-                <w:sz w:val="22"/>
-                <w:szCs w:val="22"/>
+                <w:rStyle w:val="HTMLCode"/>
               </w:rPr>
-              <w:t>Halaman form input laporan harian &amp; riwayat arahan dari Area Head.</w:t>
+              <w:t>components/dashboard/HeaderNav.tsx</w:t>
+            </w:r>
+          </w:p>
+        </w:tc>
+        <w:tc>
+          <w:tcPr>
+            <w:tcW w:w="0" w:type="auto"/>
+            <w:vAlign w:val="center"/>
+            <w:hideMark/>
+          </w:tcPr>
+          <w:p>
+            <w:pPr>
+              <w:pStyle w:val="NormalWeb"/>
+            </w:pPr>
+            <w:r>
+              <w:rPr>
+                <w:rFonts w:ascii="Segoe UI Emoji" w:hAnsi="Segoe UI Emoji" w:cs="Segoe UI Emoji"/>
+              </w:rPr>
+              <w:t>⏳</w:t>
+            </w:r>
+            <w:r>
+              <w:t xml:space="preserve"> Pending</w:t>
+            </w:r>
+          </w:p>
+        </w:tc>
+        <w:tc>
+          <w:tcPr>
+            <w:tcW w:w="0" w:type="auto"/>
+            <w:vAlign w:val="center"/>
+            <w:hideMark/>
+          </w:tcPr>
+          <w:p>
+            <w:pPr>
+              <w:pStyle w:val="NormalWeb"/>
+            </w:pPr>
+            <w:r>
+              <w:t>Navigasi Atas + User Profile + Logout</w:t>
+            </w:r>
+          </w:p>
+        </w:tc>
+      </w:tr>
+      <w:tr>
+        <w:trPr>
+          <w:tblCellSpacing w:w="15" w:type="dxa"/>
+        </w:trPr>
+        <w:tc>
+          <w:tcPr>
+            <w:tcW w:w="0" w:type="auto"/>
+            <w:vAlign w:val="center"/>
+            <w:hideMark/>
+          </w:tcPr>
+          <w:p>
+            <w:pPr>
+              <w:pStyle w:val="NormalWeb"/>
+            </w:pPr>
+            <w:r>
+              <w:rPr>
+                <w:rStyle w:val="Strong"/>
+              </w:rPr>
+              <w:t>08</w:t>
+            </w:r>
+          </w:p>
+        </w:tc>
+        <w:tc>
+          <w:tcPr>
+            <w:tcW w:w="0" w:type="auto"/>
+            <w:vAlign w:val="center"/>
+            <w:hideMark/>
+          </w:tcPr>
+          <w:p>
+            <w:pPr>
+              <w:pStyle w:val="NormalWeb"/>
+            </w:pPr>
+            <w:r>
+              <w:rPr>
+                <w:rStyle w:val="HTMLCode"/>
+              </w:rPr>
+              <w:t>components/dashboard/StatCard.tsx</w:t>
+            </w:r>
+          </w:p>
+        </w:tc>
+        <w:tc>
+          <w:tcPr>
+            <w:tcW w:w="0" w:type="auto"/>
+            <w:vAlign w:val="center"/>
+            <w:hideMark/>
+          </w:tcPr>
+          <w:p>
+            <w:pPr>
+              <w:pStyle w:val="NormalWeb"/>
+            </w:pPr>
+            <w:r>
+              <w:rPr>
+                <w:rFonts w:ascii="Segoe UI Emoji" w:hAnsi="Segoe UI Emoji" w:cs="Segoe UI Emoji"/>
+              </w:rPr>
+              <w:t>⏳</w:t>
+            </w:r>
+            <w:r>
+              <w:t xml:space="preserve"> Pending</w:t>
+            </w:r>
+          </w:p>
+        </w:tc>
+        <w:tc>
+          <w:tcPr>
+            <w:tcW w:w="0" w:type="auto"/>
+            <w:vAlign w:val="center"/>
+            <w:hideMark/>
+          </w:tcPr>
+          <w:p>
+            <w:pPr>
+              <w:pStyle w:val="NormalWeb"/>
+            </w:pPr>
+            <w:r>
+              <w:t>Cards Statistik Konsolidasi untuk Head Area</w:t>
+            </w:r>
+          </w:p>
+        </w:tc>
+      </w:tr>
+      <w:tr>
+        <w:trPr>
+          <w:tblCellSpacing w:w="15" w:type="dxa"/>
+        </w:trPr>
+        <w:tc>
+          <w:tcPr>
+            <w:tcW w:w="0" w:type="auto"/>
+            <w:vAlign w:val="center"/>
+            <w:hideMark/>
+          </w:tcPr>
+          <w:p>
+            <w:pPr>
+              <w:pStyle w:val="NormalWeb"/>
+            </w:pPr>
+            <w:r>
+              <w:rPr>
+                <w:rStyle w:val="Strong"/>
+              </w:rPr>
+              <w:t>09</w:t>
+            </w:r>
+          </w:p>
+        </w:tc>
+        <w:tc>
+          <w:tcPr>
+            <w:tcW w:w="0" w:type="auto"/>
+            <w:vAlign w:val="center"/>
+            <w:hideMark/>
+          </w:tcPr>
+          <w:p>
+            <w:pPr>
+              <w:pStyle w:val="NormalWeb"/>
+            </w:pPr>
+            <w:r>
+              <w:rPr>
+                <w:rStyle w:val="HTMLCode"/>
+              </w:rPr>
+              <w:t>components/grid/UnitGrid.tsx</w:t>
+            </w:r>
+          </w:p>
+        </w:tc>
+        <w:tc>
+          <w:tcPr>
+            <w:tcW w:w="0" w:type="auto"/>
+            <w:vAlign w:val="center"/>
+            <w:hideMark/>
+          </w:tcPr>
+          <w:p>
+            <w:pPr>
+              <w:pStyle w:val="NormalWeb"/>
+            </w:pPr>
+            <w:r>
+              <w:rPr>
+                <w:rFonts w:ascii="Segoe UI Emoji" w:hAnsi="Segoe UI Emoji" w:cs="Segoe UI Emoji"/>
+              </w:rPr>
+              <w:t>⏳</w:t>
+            </w:r>
+            <w:r>
+              <w:t xml:space="preserve"> Pending</w:t>
+            </w:r>
+          </w:p>
+        </w:tc>
+        <w:tc>
+          <w:tcPr>
+            <w:tcW w:w="0" w:type="auto"/>
+            <w:vAlign w:val="center"/>
+            <w:hideMark/>
+          </w:tcPr>
+          <w:p>
+            <w:pPr>
+              <w:pStyle w:val="NormalWeb"/>
+            </w:pPr>
+            <w:r>
+              <w:t>Wrapper AG Grid dengan Keyboard Nav &amp; Inline Edit</w:t>
+            </w:r>
+          </w:p>
+        </w:tc>
+      </w:tr>
+      <w:tr>
+        <w:trPr>
+          <w:tblCellSpacing w:w="15" w:type="dxa"/>
+        </w:trPr>
+        <w:tc>
+          <w:tcPr>
+            <w:tcW w:w="0" w:type="auto"/>
+            <w:vAlign w:val="center"/>
+            <w:hideMark/>
+          </w:tcPr>
+          <w:p>
+            <w:pPr>
+              <w:pStyle w:val="NormalWeb"/>
+            </w:pPr>
+            <w:r>
+              <w:rPr>
+                <w:rStyle w:val="Strong"/>
+              </w:rPr>
+              <w:t>10</w:t>
+            </w:r>
+          </w:p>
+        </w:tc>
+        <w:tc>
+          <w:tcPr>
+            <w:tcW w:w="0" w:type="auto"/>
+            <w:vAlign w:val="center"/>
+            <w:hideMark/>
+          </w:tcPr>
+          <w:p>
+            <w:pPr>
+              <w:pStyle w:val="NormalWeb"/>
+            </w:pPr>
+            <w:r>
+              <w:rPr>
+                <w:rStyle w:val="HTMLCode"/>
+              </w:rPr>
+              <w:t>app/(auth)/login/page.tsx</w:t>
+            </w:r>
+          </w:p>
+        </w:tc>
+        <w:tc>
+          <w:tcPr>
+            <w:tcW w:w="0" w:type="auto"/>
+            <w:vAlign w:val="center"/>
+            <w:hideMark/>
+          </w:tcPr>
+          <w:p>
+            <w:pPr>
+              <w:pStyle w:val="NormalWeb"/>
+            </w:pPr>
+            <w:r>
+              <w:rPr>
+                <w:rFonts w:ascii="Segoe UI Emoji" w:hAnsi="Segoe UI Emoji" w:cs="Segoe UI Emoji"/>
+              </w:rPr>
+              <w:t>⏳</w:t>
+            </w:r>
+            <w:r>
+              <w:t xml:space="preserve"> Pending</w:t>
+            </w:r>
+          </w:p>
+        </w:tc>
+        <w:tc>
+          <w:tcPr>
+            <w:tcW w:w="0" w:type="auto"/>
+            <w:vAlign w:val="center"/>
+            <w:hideMark/>
+          </w:tcPr>
+          <w:p>
+            <w:pPr>
+              <w:pStyle w:val="NormalWeb"/>
+            </w:pPr>
+            <w:r>
+              <w:t>Halaman Login UI + Auth Handling</w:t>
+            </w:r>
+          </w:p>
+        </w:tc>
+      </w:tr>
+      <w:tr>
+        <w:trPr>
+          <w:tblCellSpacing w:w="15" w:type="dxa"/>
+        </w:trPr>
+        <w:tc>
+          <w:tcPr>
+            <w:tcW w:w="0" w:type="auto"/>
+            <w:vAlign w:val="center"/>
+            <w:hideMark/>
+          </w:tcPr>
+          <w:p>
+            <w:pPr>
+              <w:pStyle w:val="NormalWeb"/>
+            </w:pPr>
+            <w:r>
+              <w:rPr>
+                <w:rStyle w:val="Strong"/>
+              </w:rPr>
+              <w:t>11</w:t>
+            </w:r>
+          </w:p>
+        </w:tc>
+        <w:tc>
+          <w:tcPr>
+            <w:tcW w:w="0" w:type="auto"/>
+            <w:vAlign w:val="center"/>
+            <w:hideMark/>
+          </w:tcPr>
+          <w:p>
+            <w:pPr>
+              <w:pStyle w:val="NormalWeb"/>
+            </w:pPr>
+            <w:r>
+              <w:rPr>
+                <w:rStyle w:val="HTMLCode"/>
+              </w:rPr>
+              <w:t>app/(dashboard)/layout.tsx</w:t>
+            </w:r>
+          </w:p>
+        </w:tc>
+        <w:tc>
+          <w:tcPr>
+            <w:tcW w:w="0" w:type="auto"/>
+            <w:vAlign w:val="center"/>
+            <w:hideMark/>
+          </w:tcPr>
+          <w:p>
+            <w:pPr>
+              <w:pStyle w:val="NormalWeb"/>
+            </w:pPr>
+            <w:r>
+              <w:rPr>
+                <w:rFonts w:ascii="Segoe UI Emoji" w:hAnsi="Segoe UI Emoji" w:cs="Segoe UI Emoji"/>
+              </w:rPr>
+              <w:t>⏳</w:t>
+            </w:r>
+            <w:r>
+              <w:t xml:space="preserve"> Pending</w:t>
+            </w:r>
+          </w:p>
+        </w:tc>
+        <w:tc>
+          <w:tcPr>
+            <w:tcW w:w="0" w:type="auto"/>
+            <w:vAlign w:val="center"/>
+            <w:hideMark/>
+          </w:tcPr>
+          <w:p>
+            <w:pPr>
+              <w:pStyle w:val="NormalWeb"/>
+            </w:pPr>
+            <w:r>
+              <w:t>Layout Utama dengan Protected Route Guard</w:t>
+            </w:r>
+          </w:p>
+        </w:tc>
+      </w:tr>
+      <w:tr>
+        <w:trPr>
+          <w:tblCellSpacing w:w="15" w:type="dxa"/>
+        </w:trPr>
+        <w:tc>
+          <w:tcPr>
+            <w:tcW w:w="0" w:type="auto"/>
+            <w:vAlign w:val="center"/>
+            <w:hideMark/>
+          </w:tcPr>
+          <w:p>
+            <w:pPr>
+              <w:pStyle w:val="NormalWeb"/>
+            </w:pPr>
+            <w:r>
+              <w:rPr>
+                <w:rStyle w:val="Strong"/>
+              </w:rPr>
+              <w:t>12</w:t>
+            </w:r>
+          </w:p>
+        </w:tc>
+        <w:tc>
+          <w:tcPr>
+            <w:tcW w:w="0" w:type="auto"/>
+            <w:vAlign w:val="center"/>
+            <w:hideMark/>
+          </w:tcPr>
+          <w:p>
+            <w:pPr>
+              <w:pStyle w:val="NormalWeb"/>
+            </w:pPr>
+            <w:r>
+              <w:rPr>
+                <w:rStyle w:val="HTMLCode"/>
+              </w:rPr>
+              <w:t>app/(dashboard)/head-area/page.tsx</w:t>
+            </w:r>
+          </w:p>
+        </w:tc>
+        <w:tc>
+          <w:tcPr>
+            <w:tcW w:w="0" w:type="auto"/>
+            <w:vAlign w:val="center"/>
+            <w:hideMark/>
+          </w:tcPr>
+          <w:p>
+            <w:pPr>
+              <w:pStyle w:val="NormalWeb"/>
+            </w:pPr>
+            <w:r>
+              <w:rPr>
+                <w:rFonts w:ascii="Segoe UI Emoji" w:hAnsi="Segoe UI Emoji" w:cs="Segoe UI Emoji"/>
+              </w:rPr>
+              <w:t>⏳</w:t>
+            </w:r>
+            <w:r>
+              <w:t xml:space="preserve"> Pending</w:t>
+            </w:r>
+          </w:p>
+        </w:tc>
+        <w:tc>
+          <w:tcPr>
+            <w:tcW w:w="0" w:type="auto"/>
+            <w:vAlign w:val="center"/>
+            <w:hideMark/>
+          </w:tcPr>
+          <w:p>
+            <w:pPr>
+              <w:pStyle w:val="NormalWeb"/>
+            </w:pPr>
+            <w:r>
+              <w:t>Dashboard Konsolidasi 17 Unit + Action Lock</w:t>
+            </w:r>
+          </w:p>
+        </w:tc>
+      </w:tr>
+      <w:tr>
+        <w:trPr>
+          <w:tblCellSpacing w:w="15" w:type="dxa"/>
+        </w:trPr>
+        <w:tc>
+          <w:tcPr>
+            <w:tcW w:w="0" w:type="auto"/>
+            <w:vAlign w:val="center"/>
+            <w:hideMark/>
+          </w:tcPr>
+          <w:p>
+            <w:pPr>
+              <w:pStyle w:val="NormalWeb"/>
+            </w:pPr>
+            <w:r>
+              <w:rPr>
+                <w:rStyle w:val="Strong"/>
+              </w:rPr>
+              <w:t>13</w:t>
+            </w:r>
+          </w:p>
+        </w:tc>
+        <w:tc>
+          <w:tcPr>
+            <w:tcW w:w="0" w:type="auto"/>
+            <w:vAlign w:val="center"/>
+            <w:hideMark/>
+          </w:tcPr>
+          <w:p>
+            <w:pPr>
+              <w:pStyle w:val="NormalWeb"/>
+            </w:pPr>
+            <w:r>
+              <w:rPr>
+                <w:rStyle w:val="HTMLCode"/>
+              </w:rPr>
+              <w:t>app/(dashboard)/unit-grid/page.tsx</w:t>
+            </w:r>
+          </w:p>
+        </w:tc>
+        <w:tc>
+          <w:tcPr>
+            <w:tcW w:w="0" w:type="auto"/>
+            <w:vAlign w:val="center"/>
+            <w:hideMark/>
+          </w:tcPr>
+          <w:p>
+            <w:pPr>
+              <w:pStyle w:val="NormalWeb"/>
+            </w:pPr>
+            <w:r>
+              <w:rPr>
+                <w:rFonts w:ascii="Segoe UI Emoji" w:hAnsi="Segoe UI Emoji" w:cs="Segoe UI Emoji"/>
+              </w:rPr>
+              <w:t>⏳</w:t>
+            </w:r>
+            <w:r>
+              <w:t xml:space="preserve"> Pending</w:t>
+            </w:r>
+          </w:p>
+        </w:tc>
+        <w:tc>
+          <w:tcPr>
+            <w:tcW w:w="0" w:type="auto"/>
+            <w:vAlign w:val="center"/>
+            <w:hideMark/>
+          </w:tcPr>
+          <w:p>
+            <w:pPr>
+              <w:pStyle w:val="NormalWeb"/>
+            </w:pPr>
+            <w:r>
+              <w:t>Halaman Input Grid Harian untuk Role MUH</w:t>
             </w:r>
           </w:p>
         </w:tc>
@@ -6870,8 +6498,93 @@
     </w:tbl>
     <w:p>
       <w:pPr>
-        <w:spacing w:after="0"/>
-      </w:pPr>
+        <w:pStyle w:val="Heading2"/>
+      </w:pPr>
+      <w:r>
+        <w:rPr>
+          <w:rFonts w:ascii="Segoe UI Emoji" w:hAnsi="Segoe UI Emoji" w:cs="Segoe UI Emoji"/>
+        </w:rPr>
+        <w:t>🔒</w:t>
+      </w:r>
+      <w:r>
+        <w:t xml:space="preserve"> aturan Arsitektur (Locked Rules)</w:t>
+      </w:r>
+    </w:p>
+    <w:p>
+      <w:pPr>
+        <w:pStyle w:val="NormalWeb"/>
+        <w:numPr>
+          <w:ilvl w:val="0"/>
+          <w:numId w:val="33"/>
+        </w:numPr>
+      </w:pPr>
+      <w:r>
+        <w:rPr>
+          <w:rStyle w:val="Strong"/>
+        </w:rPr>
+        <w:t>Single File Component Mandate:</w:t>
+      </w:r>
+      <w:r>
+        <w:t xml:space="preserve"> Seluruh komponen UI dibuat utuh tanpa memisahkan style terpisah.</w:t>
+      </w:r>
+    </w:p>
+    <w:p>
+      <w:pPr>
+        <w:pStyle w:val="NormalWeb"/>
+        <w:numPr>
+          <w:ilvl w:val="0"/>
+          <w:numId w:val="33"/>
+        </w:numPr>
+      </w:pPr>
+      <w:r>
+        <w:rPr>
+          <w:rStyle w:val="Strong"/>
+        </w:rPr>
+        <w:t>Context Continuity:</w:t>
+      </w:r>
+      <w:r>
+        <w:t xml:space="preserve"> Struktur folder dan nama file di atas bersifat final dan tidak akan diubah.</w:t>
+      </w:r>
+    </w:p>
+    <w:p>
+      <w:pPr>
+        <w:pStyle w:val="NormalWeb"/>
+        <w:numPr>
+          <w:ilvl w:val="0"/>
+          <w:numId w:val="33"/>
+        </w:numPr>
+      </w:pPr>
+      <w:r>
+        <w:rPr>
+          <w:rStyle w:val="Strong"/>
+        </w:rPr>
+        <w:t>Existing First:</w:t>
+      </w:r>
+      <w:r>
+        <w:t xml:space="preserve"> Semua penambahan kode wajib merujuk pada struktur yang terdaftar di registry.</w:t>
+      </w:r>
+    </w:p>
+    <w:p>
+      <w:pPr>
+        <w:pStyle w:val="NormalWeb"/>
+        <w:spacing w:before="0" w:beforeAutospacing="0" w:after="120" w:afterAutospacing="0"/>
+        <w:textAlignment w:val="baseline"/>
+        <w:rPr>
+          <w:rFonts w:ascii="Arial" w:hAnsi="Arial" w:cs="Arial"/>
+          <w:color w:val="000000"/>
+          <w:sz w:val="22"/>
+          <w:szCs w:val="22"/>
+        </w:rPr>
+      </w:pPr>
+      <w:r>
+        <w:rPr>
+          <w:rFonts w:ascii="Arial" w:hAnsi="Arial" w:cs="Arial"/>
+          <w:color w:val="000000"/>
+          <w:sz w:val="22"/>
+          <w:szCs w:val="22"/>
+        </w:rPr>
+        <w:t>salahKetik1987</w:t>
+      </w:r>
     </w:p>
     <w:sectPr>
       <w:pgSz w:w="11906" w:h="16838"/>
@@ -7297,6 +7010,119 @@
     </w:lvl>
   </w:abstractNum>
   <w:abstractNum w:abstractNumId="3" w15:restartNumberingAfterBreak="0">
+    <w:nsid w:val="06D95E35"/>
+    <w:multiLevelType w:val="multilevel"/>
+    <w:tmpl w:val="D576C3C2"/>
+    <w:lvl w:ilvl="0">
+      <w:start w:val="1"/>
+      <w:numFmt w:val="decimal"/>
+      <w:lvlText w:val="%1."/>
+      <w:lvlJc w:val="left"/>
+      <w:pPr>
+        <w:tabs>
+          <w:tab w:val="num" w:pos="720"/>
+        </w:tabs>
+        <w:ind w:left="720" w:hanging="360"/>
+      </w:pPr>
+    </w:lvl>
+    <w:lvl w:ilvl="1" w:tentative="1">
+      <w:start w:val="1"/>
+      <w:numFmt w:val="decimal"/>
+      <w:lvlText w:val="%2."/>
+      <w:lvlJc w:val="left"/>
+      <w:pPr>
+        <w:tabs>
+          <w:tab w:val="num" w:pos="1440"/>
+        </w:tabs>
+        <w:ind w:left="1440" w:hanging="360"/>
+      </w:pPr>
+    </w:lvl>
+    <w:lvl w:ilvl="2" w:tentative="1">
+      <w:start w:val="1"/>
+      <w:numFmt w:val="decimal"/>
+      <w:lvlText w:val="%3."/>
+      <w:lvlJc w:val="left"/>
+      <w:pPr>
+        <w:tabs>
+          <w:tab w:val="num" w:pos="2160"/>
+        </w:tabs>
+        <w:ind w:left="2160" w:hanging="360"/>
+      </w:pPr>
+    </w:lvl>
+    <w:lvl w:ilvl="3" w:tentative="1">
+      <w:start w:val="1"/>
+      <w:numFmt w:val="decimal"/>
+      <w:lvlText w:val="%4."/>
+      <w:lvlJc w:val="left"/>
+      <w:pPr>
+        <w:tabs>
+          <w:tab w:val="num" w:pos="2880"/>
+        </w:tabs>
+        <w:ind w:left="2880" w:hanging="360"/>
+      </w:pPr>
+    </w:lvl>
+    <w:lvl w:ilvl="4" w:tentative="1">
+      <w:start w:val="1"/>
+      <w:numFmt w:val="decimal"/>
+      <w:lvlText w:val="%5."/>
+      <w:lvlJc w:val="left"/>
+      <w:pPr>
+        <w:tabs>
+          <w:tab w:val="num" w:pos="3600"/>
+        </w:tabs>
+        <w:ind w:left="3600" w:hanging="360"/>
+      </w:pPr>
+    </w:lvl>
+    <w:lvl w:ilvl="5" w:tentative="1">
+      <w:start w:val="1"/>
+      <w:numFmt w:val="decimal"/>
+      <w:lvlText w:val="%6."/>
+      <w:lvlJc w:val="left"/>
+      <w:pPr>
+        <w:tabs>
+          <w:tab w:val="num" w:pos="4320"/>
+        </w:tabs>
+        <w:ind w:left="4320" w:hanging="360"/>
+      </w:pPr>
+    </w:lvl>
+    <w:lvl w:ilvl="6" w:tentative="1">
+      <w:start w:val="1"/>
+      <w:numFmt w:val="decimal"/>
+      <w:lvlText w:val="%7."/>
+      <w:lvlJc w:val="left"/>
+      <w:pPr>
+        <w:tabs>
+          <w:tab w:val="num" w:pos="5040"/>
+        </w:tabs>
+        <w:ind w:left="5040" w:hanging="360"/>
+      </w:pPr>
+    </w:lvl>
+    <w:lvl w:ilvl="7" w:tentative="1">
+      <w:start w:val="1"/>
+      <w:numFmt w:val="decimal"/>
+      <w:lvlText w:val="%8."/>
+      <w:lvlJc w:val="left"/>
+      <w:pPr>
+        <w:tabs>
+          <w:tab w:val="num" w:pos="5760"/>
+        </w:tabs>
+        <w:ind w:left="5760" w:hanging="360"/>
+      </w:pPr>
+    </w:lvl>
+    <w:lvl w:ilvl="8" w:tentative="1">
+      <w:start w:val="1"/>
+      <w:numFmt w:val="decimal"/>
+      <w:lvlText w:val="%9."/>
+      <w:lvlJc w:val="left"/>
+      <w:pPr>
+        <w:tabs>
+          <w:tab w:val="num" w:pos="6480"/>
+        </w:tabs>
+        <w:ind w:left="6480" w:hanging="360"/>
+      </w:pPr>
+    </w:lvl>
+  </w:abstractNum>
+  <w:abstractNum w:abstractNumId="4" w15:restartNumberingAfterBreak="0">
     <w:nsid w:val="06F805A3"/>
     <w:multiLevelType w:val="multilevel"/>
     <w:tmpl w:val="D6A03FDA"/>
@@ -7445,7 +7271,7 @@
       </w:rPr>
     </w:lvl>
   </w:abstractNum>
-  <w:abstractNum w:abstractNumId="4" w15:restartNumberingAfterBreak="0">
+  <w:abstractNum w:abstractNumId="5" w15:restartNumberingAfterBreak="0">
     <w:nsid w:val="16992543"/>
     <w:multiLevelType w:val="multilevel"/>
     <w:tmpl w:val="85B616B6"/>
@@ -7594,7 +7420,120 @@
       </w:rPr>
     </w:lvl>
   </w:abstractNum>
-  <w:abstractNum w:abstractNumId="5" w15:restartNumberingAfterBreak="0">
+  <w:abstractNum w:abstractNumId="6" w15:restartNumberingAfterBreak="0">
+    <w:nsid w:val="17B106D6"/>
+    <w:multiLevelType w:val="multilevel"/>
+    <w:tmpl w:val="CA3298E4"/>
+    <w:lvl w:ilvl="0">
+      <w:start w:val="1"/>
+      <w:numFmt w:val="decimal"/>
+      <w:lvlText w:val="%1."/>
+      <w:lvlJc w:val="left"/>
+      <w:pPr>
+        <w:tabs>
+          <w:tab w:val="num" w:pos="720"/>
+        </w:tabs>
+        <w:ind w:left="720" w:hanging="360"/>
+      </w:pPr>
+    </w:lvl>
+    <w:lvl w:ilvl="1" w:tentative="1">
+      <w:start w:val="1"/>
+      <w:numFmt w:val="decimal"/>
+      <w:lvlText w:val="%2."/>
+      <w:lvlJc w:val="left"/>
+      <w:pPr>
+        <w:tabs>
+          <w:tab w:val="num" w:pos="1440"/>
+        </w:tabs>
+        <w:ind w:left="1440" w:hanging="360"/>
+      </w:pPr>
+    </w:lvl>
+    <w:lvl w:ilvl="2" w:tentative="1">
+      <w:start w:val="1"/>
+      <w:numFmt w:val="decimal"/>
+      <w:lvlText w:val="%3."/>
+      <w:lvlJc w:val="left"/>
+      <w:pPr>
+        <w:tabs>
+          <w:tab w:val="num" w:pos="2160"/>
+        </w:tabs>
+        <w:ind w:left="2160" w:hanging="360"/>
+      </w:pPr>
+    </w:lvl>
+    <w:lvl w:ilvl="3" w:tentative="1">
+      <w:start w:val="1"/>
+      <w:numFmt w:val="decimal"/>
+      <w:lvlText w:val="%4."/>
+      <w:lvlJc w:val="left"/>
+      <w:pPr>
+        <w:tabs>
+          <w:tab w:val="num" w:pos="2880"/>
+        </w:tabs>
+        <w:ind w:left="2880" w:hanging="360"/>
+      </w:pPr>
+    </w:lvl>
+    <w:lvl w:ilvl="4" w:tentative="1">
+      <w:start w:val="1"/>
+      <w:numFmt w:val="decimal"/>
+      <w:lvlText w:val="%5."/>
+      <w:lvlJc w:val="left"/>
+      <w:pPr>
+        <w:tabs>
+          <w:tab w:val="num" w:pos="3600"/>
+        </w:tabs>
+        <w:ind w:left="3600" w:hanging="360"/>
+      </w:pPr>
+    </w:lvl>
+    <w:lvl w:ilvl="5" w:tentative="1">
+      <w:start w:val="1"/>
+      <w:numFmt w:val="decimal"/>
+      <w:lvlText w:val="%6."/>
+      <w:lvlJc w:val="left"/>
+      <w:pPr>
+        <w:tabs>
+          <w:tab w:val="num" w:pos="4320"/>
+        </w:tabs>
+        <w:ind w:left="4320" w:hanging="360"/>
+      </w:pPr>
+    </w:lvl>
+    <w:lvl w:ilvl="6" w:tentative="1">
+      <w:start w:val="1"/>
+      <w:numFmt w:val="decimal"/>
+      <w:lvlText w:val="%7."/>
+      <w:lvlJc w:val="left"/>
+      <w:pPr>
+        <w:tabs>
+          <w:tab w:val="num" w:pos="5040"/>
+        </w:tabs>
+        <w:ind w:left="5040" w:hanging="360"/>
+      </w:pPr>
+    </w:lvl>
+    <w:lvl w:ilvl="7" w:tentative="1">
+      <w:start w:val="1"/>
+      <w:numFmt w:val="decimal"/>
+      <w:lvlText w:val="%8."/>
+      <w:lvlJc w:val="left"/>
+      <w:pPr>
+        <w:tabs>
+          <w:tab w:val="num" w:pos="5760"/>
+        </w:tabs>
+        <w:ind w:left="5760" w:hanging="360"/>
+      </w:pPr>
+    </w:lvl>
+    <w:lvl w:ilvl="8" w:tentative="1">
+      <w:start w:val="1"/>
+      <w:numFmt w:val="decimal"/>
+      <w:lvlText w:val="%9."/>
+      <w:lvlJc w:val="left"/>
+      <w:pPr>
+        <w:tabs>
+          <w:tab w:val="num" w:pos="6480"/>
+        </w:tabs>
+        <w:ind w:left="6480" w:hanging="360"/>
+      </w:pPr>
+    </w:lvl>
+  </w:abstractNum>
+  <w:abstractNum w:abstractNumId="7" w15:restartNumberingAfterBreak="0">
     <w:nsid w:val="1A8D4BB2"/>
     <w:multiLevelType w:val="multilevel"/>
     <w:tmpl w:val="73CCF7CA"/>
@@ -7743,7 +7682,7 @@
       </w:rPr>
     </w:lvl>
   </w:abstractNum>
-  <w:abstractNum w:abstractNumId="6" w15:restartNumberingAfterBreak="0">
+  <w:abstractNum w:abstractNumId="8" w15:restartNumberingAfterBreak="0">
     <w:nsid w:val="1E9C7603"/>
     <w:multiLevelType w:val="multilevel"/>
     <w:tmpl w:val="6916F68A"/>
@@ -7892,7 +7831,7 @@
       </w:rPr>
     </w:lvl>
   </w:abstractNum>
-  <w:abstractNum w:abstractNumId="7" w15:restartNumberingAfterBreak="0">
+  <w:abstractNum w:abstractNumId="9" w15:restartNumberingAfterBreak="0">
     <w:nsid w:val="1F6A6598"/>
     <w:multiLevelType w:val="multilevel"/>
     <w:tmpl w:val="695C63AA"/>
@@ -8041,7 +7980,7 @@
       </w:rPr>
     </w:lvl>
   </w:abstractNum>
-  <w:abstractNum w:abstractNumId="8" w15:restartNumberingAfterBreak="0">
+  <w:abstractNum w:abstractNumId="10" w15:restartNumberingAfterBreak="0">
     <w:nsid w:val="284179A2"/>
     <w:multiLevelType w:val="multilevel"/>
     <w:tmpl w:val="30C689FE"/>
@@ -8190,7 +8129,7 @@
       </w:rPr>
     </w:lvl>
   </w:abstractNum>
-  <w:abstractNum w:abstractNumId="9" w15:restartNumberingAfterBreak="0">
+  <w:abstractNum w:abstractNumId="11" w15:restartNumberingAfterBreak="0">
     <w:nsid w:val="34E26E3E"/>
     <w:multiLevelType w:val="multilevel"/>
     <w:tmpl w:val="3DB0E3FE"/>
@@ -8339,7 +8278,7 @@
       </w:rPr>
     </w:lvl>
   </w:abstractNum>
-  <w:abstractNum w:abstractNumId="10" w15:restartNumberingAfterBreak="0">
+  <w:abstractNum w:abstractNumId="12" w15:restartNumberingAfterBreak="0">
     <w:nsid w:val="35525793"/>
     <w:multiLevelType w:val="multilevel"/>
     <w:tmpl w:val="F5A08F92"/>
@@ -8488,7 +8427,7 @@
       </w:rPr>
     </w:lvl>
   </w:abstractNum>
-  <w:abstractNum w:abstractNumId="11" w15:restartNumberingAfterBreak="0">
+  <w:abstractNum w:abstractNumId="13" w15:restartNumberingAfterBreak="0">
     <w:nsid w:val="3B392975"/>
     <w:multiLevelType w:val="multilevel"/>
     <w:tmpl w:val="52B096C4"/>
@@ -8637,7 +8576,7 @@
       </w:rPr>
     </w:lvl>
   </w:abstractNum>
-  <w:abstractNum w:abstractNumId="12" w15:restartNumberingAfterBreak="0">
+  <w:abstractNum w:abstractNumId="14" w15:restartNumberingAfterBreak="0">
     <w:nsid w:val="3FF13F8F"/>
     <w:multiLevelType w:val="multilevel"/>
     <w:tmpl w:val="2C88DA6A"/>
@@ -8750,7 +8689,7 @@
       </w:pPr>
     </w:lvl>
   </w:abstractNum>
-  <w:abstractNum w:abstractNumId="13" w15:restartNumberingAfterBreak="0">
+  <w:abstractNum w:abstractNumId="15" w15:restartNumberingAfterBreak="0">
     <w:nsid w:val="4E612923"/>
     <w:multiLevelType w:val="multilevel"/>
     <w:tmpl w:val="BF780920"/>
@@ -8899,7 +8838,7 @@
       </w:rPr>
     </w:lvl>
   </w:abstractNum>
-  <w:abstractNum w:abstractNumId="14" w15:restartNumberingAfterBreak="0">
+  <w:abstractNum w:abstractNumId="16" w15:restartNumberingAfterBreak="0">
     <w:nsid w:val="4E973351"/>
     <w:multiLevelType w:val="multilevel"/>
     <w:tmpl w:val="C0307C1A"/>
@@ -9048,7 +8987,7 @@
       </w:rPr>
     </w:lvl>
   </w:abstractNum>
-  <w:abstractNum w:abstractNumId="15" w15:restartNumberingAfterBreak="0">
+  <w:abstractNum w:abstractNumId="17" w15:restartNumberingAfterBreak="0">
     <w:nsid w:val="51A85B1B"/>
     <w:multiLevelType w:val="multilevel"/>
     <w:tmpl w:val="D81A206A"/>
@@ -9197,7 +9136,7 @@
       </w:rPr>
     </w:lvl>
   </w:abstractNum>
-  <w:abstractNum w:abstractNumId="16" w15:restartNumberingAfterBreak="0">
+  <w:abstractNum w:abstractNumId="18" w15:restartNumberingAfterBreak="0">
     <w:nsid w:val="59FC548E"/>
     <w:multiLevelType w:val="multilevel"/>
     <w:tmpl w:val="05724C98"/>
@@ -9346,7 +9285,7 @@
       </w:rPr>
     </w:lvl>
   </w:abstractNum>
-  <w:abstractNum w:abstractNumId="17" w15:restartNumberingAfterBreak="0">
+  <w:abstractNum w:abstractNumId="19" w15:restartNumberingAfterBreak="0">
     <w:nsid w:val="5EB04F8C"/>
     <w:multiLevelType w:val="multilevel"/>
     <w:tmpl w:val="F3189546"/>
@@ -9495,7 +9434,7 @@
       </w:rPr>
     </w:lvl>
   </w:abstractNum>
-  <w:abstractNum w:abstractNumId="18" w15:restartNumberingAfterBreak="0">
+  <w:abstractNum w:abstractNumId="20" w15:restartNumberingAfterBreak="0">
     <w:nsid w:val="5F905EBD"/>
     <w:multiLevelType w:val="multilevel"/>
     <w:tmpl w:val="9904C47E"/>
@@ -9644,7 +9583,7 @@
       </w:rPr>
     </w:lvl>
   </w:abstractNum>
-  <w:abstractNum w:abstractNumId="19" w15:restartNumberingAfterBreak="0">
+  <w:abstractNum w:abstractNumId="21" w15:restartNumberingAfterBreak="0">
     <w:nsid w:val="61BC308A"/>
     <w:multiLevelType w:val="multilevel"/>
     <w:tmpl w:val="945046E2"/>
@@ -9793,7 +9732,7 @@
       </w:rPr>
     </w:lvl>
   </w:abstractNum>
-  <w:abstractNum w:abstractNumId="20" w15:restartNumberingAfterBreak="0">
+  <w:abstractNum w:abstractNumId="22" w15:restartNumberingAfterBreak="0">
     <w:nsid w:val="62773790"/>
     <w:multiLevelType w:val="multilevel"/>
     <w:tmpl w:val="A914DBC4"/>
@@ -9942,7 +9881,7 @@
       </w:rPr>
     </w:lvl>
   </w:abstractNum>
-  <w:abstractNum w:abstractNumId="21" w15:restartNumberingAfterBreak="0">
+  <w:abstractNum w:abstractNumId="23" w15:restartNumberingAfterBreak="0">
     <w:nsid w:val="696C3415"/>
     <w:multiLevelType w:val="multilevel"/>
     <w:tmpl w:val="9474C16E"/>
@@ -10055,7 +9994,7 @@
       </w:pPr>
     </w:lvl>
   </w:abstractNum>
-  <w:abstractNum w:abstractNumId="22" w15:restartNumberingAfterBreak="0">
+  <w:abstractNum w:abstractNumId="24" w15:restartNumberingAfterBreak="0">
     <w:nsid w:val="69FC359C"/>
     <w:multiLevelType w:val="multilevel"/>
     <w:tmpl w:val="A6220AE2"/>
@@ -10204,7 +10143,7 @@
       </w:rPr>
     </w:lvl>
   </w:abstractNum>
-  <w:abstractNum w:abstractNumId="23" w15:restartNumberingAfterBreak="0">
+  <w:abstractNum w:abstractNumId="25" w15:restartNumberingAfterBreak="0">
     <w:nsid w:val="705E1880"/>
     <w:multiLevelType w:val="multilevel"/>
     <w:tmpl w:val="38EAE134"/>
@@ -10353,7 +10292,156 @@
       </w:rPr>
     </w:lvl>
   </w:abstractNum>
-  <w:abstractNum w:abstractNumId="24" w15:restartNumberingAfterBreak="0">
+  <w:abstractNum w:abstractNumId="26" w15:restartNumberingAfterBreak="0">
+    <w:nsid w:val="722A178F"/>
+    <w:multiLevelType w:val="multilevel"/>
+    <w:tmpl w:val="221A96A8"/>
+    <w:lvl w:ilvl="0">
+      <w:start w:val="1"/>
+      <w:numFmt w:val="bullet"/>
+      <w:lvlText w:val=""/>
+      <w:lvlJc w:val="left"/>
+      <w:pPr>
+        <w:tabs>
+          <w:tab w:val="num" w:pos="720"/>
+        </w:tabs>
+        <w:ind w:left="720" w:hanging="360"/>
+      </w:pPr>
+      <w:rPr>
+        <w:rFonts w:ascii="Symbol" w:hAnsi="Symbol" w:hint="default"/>
+        <w:sz w:val="20"/>
+      </w:rPr>
+    </w:lvl>
+    <w:lvl w:ilvl="1">
+      <w:start w:val="1"/>
+      <w:numFmt w:val="bullet"/>
+      <w:lvlText w:val="o"/>
+      <w:lvlJc w:val="left"/>
+      <w:pPr>
+        <w:tabs>
+          <w:tab w:val="num" w:pos="1440"/>
+        </w:tabs>
+        <w:ind w:left="1440" w:hanging="360"/>
+      </w:pPr>
+      <w:rPr>
+        <w:rFonts w:ascii="Courier New" w:hAnsi="Courier New" w:hint="default"/>
+        <w:sz w:val="20"/>
+      </w:rPr>
+    </w:lvl>
+    <w:lvl w:ilvl="2" w:tentative="1">
+      <w:start w:val="1"/>
+      <w:numFmt w:val="bullet"/>
+      <w:lvlText w:val=""/>
+      <w:lvlJc w:val="left"/>
+      <w:pPr>
+        <w:tabs>
+          <w:tab w:val="num" w:pos="2160"/>
+        </w:tabs>
+        <w:ind w:left="2160" w:hanging="360"/>
+      </w:pPr>
+      <w:rPr>
+        <w:rFonts w:ascii="Wingdings" w:hAnsi="Wingdings" w:hint="default"/>
+        <w:sz w:val="20"/>
+      </w:rPr>
+    </w:lvl>
+    <w:lvl w:ilvl="3" w:tentative="1">
+      <w:start w:val="1"/>
+      <w:numFmt w:val="bullet"/>
+      <w:lvlText w:val=""/>
+      <w:lvlJc w:val="left"/>
+      <w:pPr>
+        <w:tabs>
+          <w:tab w:val="num" w:pos="2880"/>
+        </w:tabs>
+        <w:ind w:left="2880" w:hanging="360"/>
+      </w:pPr>
+      <w:rPr>
+        <w:rFonts w:ascii="Wingdings" w:hAnsi="Wingdings" w:hint="default"/>
+        <w:sz w:val="20"/>
+      </w:rPr>
+    </w:lvl>
+    <w:lvl w:ilvl="4" w:tentative="1">
+      <w:start w:val="1"/>
+      <w:numFmt w:val="bullet"/>
+      <w:lvlText w:val=""/>
+      <w:lvlJc w:val="left"/>
+      <w:pPr>
+        <w:tabs>
+          <w:tab w:val="num" w:pos="3600"/>
+        </w:tabs>
+        <w:ind w:left="3600" w:hanging="360"/>
+      </w:pPr>
+      <w:rPr>
+        <w:rFonts w:ascii="Wingdings" w:hAnsi="Wingdings" w:hint="default"/>
+        <w:sz w:val="20"/>
+      </w:rPr>
+    </w:lvl>
+    <w:lvl w:ilvl="5" w:tentative="1">
+      <w:start w:val="1"/>
+      <w:numFmt w:val="bullet"/>
+      <w:lvlText w:val=""/>
+      <w:lvlJc w:val="left"/>
+      <w:pPr>
+        <w:tabs>
+          <w:tab w:val="num" w:pos="4320"/>
+        </w:tabs>
+        <w:ind w:left="4320" w:hanging="360"/>
+      </w:pPr>
+      <w:rPr>
+        <w:rFonts w:ascii="Wingdings" w:hAnsi="Wingdings" w:hint="default"/>
+        <w:sz w:val="20"/>
+      </w:rPr>
+    </w:lvl>
+    <w:lvl w:ilvl="6" w:tentative="1">
+      <w:start w:val="1"/>
+      <w:numFmt w:val="bullet"/>
+      <w:lvlText w:val=""/>
+      <w:lvlJc w:val="left"/>
+      <w:pPr>
+        <w:tabs>
+          <w:tab w:val="num" w:pos="5040"/>
+        </w:tabs>
+        <w:ind w:left="5040" w:hanging="360"/>
+      </w:pPr>
+      <w:rPr>
+        <w:rFonts w:ascii="Wingdings" w:hAnsi="Wingdings" w:hint="default"/>
+        <w:sz w:val="20"/>
+      </w:rPr>
+    </w:lvl>
+    <w:lvl w:ilvl="7" w:tentative="1">
+      <w:start w:val="1"/>
+      <w:numFmt w:val="bullet"/>
+      <w:lvlText w:val=""/>
+      <w:lvlJc w:val="left"/>
+      <w:pPr>
+        <w:tabs>
+          <w:tab w:val="num" w:pos="5760"/>
+        </w:tabs>
+        <w:ind w:left="5760" w:hanging="360"/>
+      </w:pPr>
+      <w:rPr>
+        <w:rFonts w:ascii="Wingdings" w:hAnsi="Wingdings" w:hint="default"/>
+        <w:sz w:val="20"/>
+      </w:rPr>
+    </w:lvl>
+    <w:lvl w:ilvl="8" w:tentative="1">
+      <w:start w:val="1"/>
+      <w:numFmt w:val="bullet"/>
+      <w:lvlText w:val=""/>
+      <w:lvlJc w:val="left"/>
+      <w:pPr>
+        <w:tabs>
+          <w:tab w:val="num" w:pos="6480"/>
+        </w:tabs>
+        <w:ind w:left="6480" w:hanging="360"/>
+      </w:pPr>
+      <w:rPr>
+        <w:rFonts w:ascii="Wingdings" w:hAnsi="Wingdings" w:hint="default"/>
+        <w:sz w:val="20"/>
+      </w:rPr>
+    </w:lvl>
+  </w:abstractNum>
+  <w:abstractNum w:abstractNumId="27" w15:restartNumberingAfterBreak="0">
     <w:nsid w:val="745F2C5C"/>
     <w:multiLevelType w:val="multilevel"/>
     <w:tmpl w:val="EF3ECB8E"/>
@@ -10502,7 +10590,7 @@
       </w:rPr>
     </w:lvl>
   </w:abstractNum>
-  <w:abstractNum w:abstractNumId="25" w15:restartNumberingAfterBreak="0">
+  <w:abstractNum w:abstractNumId="28" w15:restartNumberingAfterBreak="0">
     <w:nsid w:val="7A2F3C0A"/>
     <w:multiLevelType w:val="multilevel"/>
     <w:tmpl w:val="154C41A6"/>
@@ -10651,7 +10739,7 @@
       </w:rPr>
     </w:lvl>
   </w:abstractNum>
-  <w:abstractNum w:abstractNumId="26" w15:restartNumberingAfterBreak="0">
+  <w:abstractNum w:abstractNumId="29" w15:restartNumberingAfterBreak="0">
     <w:nsid w:val="7BB10B1C"/>
     <w:multiLevelType w:val="multilevel"/>
     <w:tmpl w:val="DB8AF448"/>
@@ -10800,7 +10888,7 @@
       </w:rPr>
     </w:lvl>
   </w:abstractNum>
-  <w:abstractNum w:abstractNumId="27" w15:restartNumberingAfterBreak="0">
+  <w:abstractNum w:abstractNumId="30" w15:restartNumberingAfterBreak="0">
     <w:nsid w:val="7C5E6384"/>
     <w:multiLevelType w:val="multilevel"/>
     <w:tmpl w:val="34120B78"/>
@@ -10949,7 +11037,7 @@
       </w:rPr>
     </w:lvl>
   </w:abstractNum>
-  <w:abstractNum w:abstractNumId="28" w15:restartNumberingAfterBreak="0">
+  <w:abstractNum w:abstractNumId="31" w15:restartNumberingAfterBreak="0">
     <w:nsid w:val="7ED33E5F"/>
     <w:multiLevelType w:val="multilevel"/>
     <w:tmpl w:val="141A8D1C"/>
@@ -11098,7 +11186,7 @@
       </w:rPr>
     </w:lvl>
   </w:abstractNum>
-  <w:abstractNum w:abstractNumId="29" w15:restartNumberingAfterBreak="0">
+  <w:abstractNum w:abstractNumId="32" w15:restartNumberingAfterBreak="0">
     <w:nsid w:val="7FB50897"/>
     <w:multiLevelType w:val="multilevel"/>
     <w:tmpl w:val="56B8464C"/>
@@ -11248,67 +11336,67 @@
     </w:lvl>
   </w:abstractNum>
   <w:num w:numId="1">
+    <w:abstractNumId w:val="19"/>
+  </w:num>
+  <w:num w:numId="2">
+    <w:abstractNumId w:val="16"/>
+  </w:num>
+  <w:num w:numId="3">
+    <w:abstractNumId w:val="13"/>
+  </w:num>
+  <w:num w:numId="4">
+    <w:abstractNumId w:val="11"/>
+  </w:num>
+  <w:num w:numId="5">
+    <w:abstractNumId w:val="8"/>
+  </w:num>
+  <w:num w:numId="6">
+    <w:abstractNumId w:val="20"/>
+  </w:num>
+  <w:num w:numId="7">
+    <w:abstractNumId w:val="27"/>
+  </w:num>
+  <w:num w:numId="8">
+    <w:abstractNumId w:val="24"/>
+  </w:num>
+  <w:num w:numId="9">
+    <w:abstractNumId w:val="28"/>
+  </w:num>
+  <w:num w:numId="10">
+    <w:abstractNumId w:val="31"/>
+  </w:num>
+  <w:num w:numId="11">
+    <w:abstractNumId w:val="32"/>
+  </w:num>
+  <w:num w:numId="12">
+    <w:abstractNumId w:val="5"/>
+  </w:num>
+  <w:num w:numId="13">
+    <w:abstractNumId w:val="21"/>
+  </w:num>
+  <w:num w:numId="14">
+    <w:abstractNumId w:val="22"/>
+  </w:num>
+  <w:num w:numId="15">
+    <w:abstractNumId w:val="15"/>
+  </w:num>
+  <w:num w:numId="16">
+    <w:abstractNumId w:val="12"/>
+  </w:num>
+  <w:num w:numId="17">
+    <w:abstractNumId w:val="7"/>
+  </w:num>
+  <w:num w:numId="18">
     <w:abstractNumId w:val="17"/>
   </w:num>
-  <w:num w:numId="2">
-    <w:abstractNumId w:val="14"/>
+  <w:num w:numId="19">
+    <w:abstractNumId w:val="30"/>
   </w:num>
-  <w:num w:numId="3">
-    <w:abstractNumId w:val="11"/>
-  </w:num>
-  <w:num w:numId="4">
+  <w:num w:numId="20">
     <w:abstractNumId w:val="9"/>
   </w:num>
-  <w:num w:numId="5">
-    <w:abstractNumId w:val="6"/>
-  </w:num>
-  <w:num w:numId="6">
-    <w:abstractNumId w:val="18"/>
-  </w:num>
-  <w:num w:numId="7">
-    <w:abstractNumId w:val="24"/>
-  </w:num>
-  <w:num w:numId="8">
-    <w:abstractNumId w:val="22"/>
-  </w:num>
-  <w:num w:numId="9">
+  <w:num w:numId="21">
     <w:abstractNumId w:val="25"/>
-  </w:num>
-  <w:num w:numId="10">
-    <w:abstractNumId w:val="28"/>
-  </w:num>
-  <w:num w:numId="11">
-    <w:abstractNumId w:val="29"/>
-  </w:num>
-  <w:num w:numId="12">
-    <w:abstractNumId w:val="4"/>
-  </w:num>
-  <w:num w:numId="13">
-    <w:abstractNumId w:val="19"/>
-  </w:num>
-  <w:num w:numId="14">
-    <w:abstractNumId w:val="20"/>
-  </w:num>
-  <w:num w:numId="15">
-    <w:abstractNumId w:val="13"/>
-  </w:num>
-  <w:num w:numId="16">
-    <w:abstractNumId w:val="10"/>
-  </w:num>
-  <w:num w:numId="17">
-    <w:abstractNumId w:val="5"/>
-  </w:num>
-  <w:num w:numId="18">
-    <w:abstractNumId w:val="15"/>
-  </w:num>
-  <w:num w:numId="19">
-    <w:abstractNumId w:val="27"/>
-  </w:num>
-  <w:num w:numId="20">
-    <w:abstractNumId w:val="7"/>
-  </w:num>
-  <w:num w:numId="21">
-    <w:abstractNumId w:val="23"/>
   </w:num>
   <w:num w:numId="22">
     <w:abstractNumId w:val="1"/>
@@ -11317,7 +11405,7 @@
     <w:abstractNumId w:val="0"/>
   </w:num>
   <w:num w:numId="24">
-    <w:abstractNumId w:val="8"/>
+    <w:abstractNumId w:val="10"/>
     <w:lvlOverride w:ilvl="0">
       <w:lvl w:ilvl="0">
         <w:numFmt w:val="bullet"/>
@@ -11337,7 +11425,7 @@
     </w:lvlOverride>
   </w:num>
   <w:num w:numId="25">
-    <w:abstractNumId w:val="12"/>
+    <w:abstractNumId w:val="14"/>
     <w:lvlOverride w:ilvl="0">
       <w:lvl w:ilvl="0">
         <w:numFmt w:val="decimal"/>
@@ -11347,7 +11435,7 @@
     </w:lvlOverride>
   </w:num>
   <w:num w:numId="26">
-    <w:abstractNumId w:val="16"/>
+    <w:abstractNumId w:val="18"/>
     <w:lvlOverride w:ilvl="0">
       <w:lvl w:ilvl="0">
         <w:numFmt w:val="bullet"/>
@@ -11367,7 +11455,7 @@
     </w:lvlOverride>
   </w:num>
   <w:num w:numId="27">
-    <w:abstractNumId w:val="21"/>
+    <w:abstractNumId w:val="23"/>
     <w:lvlOverride w:ilvl="0">
       <w:lvl w:ilvl="0">
         <w:numFmt w:val="decimal"/>
@@ -11377,7 +11465,7 @@
     </w:lvlOverride>
   </w:num>
   <w:num w:numId="28">
-    <w:abstractNumId w:val="3"/>
+    <w:abstractNumId w:val="4"/>
     <w:lvlOverride w:ilvl="0">
       <w:lvl w:ilvl="0">
         <w:numFmt w:val="bullet"/>
@@ -11400,7 +11488,16 @@
     <w:abstractNumId w:val="2"/>
   </w:num>
   <w:num w:numId="30">
+    <w:abstractNumId w:val="29"/>
+  </w:num>
+  <w:num w:numId="31">
     <w:abstractNumId w:val="26"/>
+  </w:num>
+  <w:num w:numId="32">
+    <w:abstractNumId w:val="3"/>
+  </w:num>
+  <w:num w:numId="33">
+    <w:abstractNumId w:val="6"/>
   </w:num>
 </w:numbering>
 </file>
